--- a/Fase 2/Evidencias Grupales/Grupo_4_Proyecto_SAM_Informe_Final.docx
+++ b/Fase 2/Evidencias Grupales/Grupo_4_Proyecto_SAM_Informe_Final.docx
@@ -483,12 +483,12 @@
                 <wp:extent cx="5486400" cy="7863100"/>
                 <wp:effectExtent b="0" l="0" r="0" t="0"/>
                 <wp:wrapSquare wrapText="bothSides" distB="0" distT="0" distL="182880" distR="182880"/>
-                <wp:docPr id="454" name="image23.png"/>
+                <wp:docPr id="454" name="image26.png"/>
                 <a:graphic>
                   <a:graphicData uri="http://schemas.openxmlformats.org/drawingml/2006/picture">
                     <pic:pic>
                       <pic:nvPicPr>
-                        <pic:cNvPr id="0" name="image23.png"/>
+                        <pic:cNvPr id="0" name="image26.png"/>
                         <pic:cNvPicPr preferRelativeResize="0"/>
                       </pic:nvPicPr>
                       <pic:blipFill>
@@ -576,7 +576,7 @@
     </w:p>
     <w:sdt>
       <w:sdtPr>
-        <w:id w:val="98269174"/>
+        <w:id w:val="109844959"/>
         <w:docPartObj>
           <w:docPartGallery w:val="Table of Contents"/>
           <w:docPartUnique w:val="1"/>
@@ -3284,7 +3284,7 @@
         <w:rPr>
           <w:rtl w:val="0"/>
         </w:rPr>
-        <w:t xml:space="preserve"> Análisis y diseño (semanas 1-6)</w:t>
+        <w:t xml:space="preserve"> Análisis y diseño (semanas 1-4)</w:t>
       </w:r>
     </w:p>
     <w:p>
@@ -3311,7 +3311,7 @@
         <w:rPr>
           <w:rtl w:val="0"/>
         </w:rPr>
-        <w:t xml:space="preserve"> Desarrollo e implementación (semanas 7-12)</w:t>
+        <w:t xml:space="preserve"> Desarrollo e implementación (semanas 5-16)</w:t>
       </w:r>
     </w:p>
     <w:p>
@@ -3337,7 +3337,7 @@
         <w:rPr>
           <w:rtl w:val="0"/>
         </w:rPr>
-        <w:t xml:space="preserve"> Pruebas y documentación (semanas 13-18)</w:t>
+        <w:t xml:space="preserve"> Pruebas y documentación (semanas 15-18)</w:t>
       </w:r>
     </w:p>
     <w:p>
@@ -3683,7 +3683,7 @@
         <w:rPr>
           <w:rtl w:val="0"/>
         </w:rPr>
-        <w:t xml:space="preserve"> Java, Kotlin, JavaScript</w:t>
+        <w:t xml:space="preserve"> Java, Typescript, JavaScript</w:t>
       </w:r>
     </w:p>
     <w:p>
@@ -3742,7 +3742,7 @@
       <w:pPr>
         <w:numPr>
           <w:ilvl w:val="0"/>
-          <w:numId w:val="51"/>
+          <w:numId w:val="52"/>
         </w:numPr>
         <w:spacing w:after="0" w:afterAutospacing="0"/>
         <w:ind w:left="720" w:hanging="360"/>
@@ -3769,7 +3769,7 @@
       <w:pPr>
         <w:numPr>
           <w:ilvl w:val="0"/>
-          <w:numId w:val="51"/>
+          <w:numId w:val="52"/>
         </w:numPr>
         <w:spacing w:after="0" w:afterAutospacing="0"/>
         <w:ind w:left="720" w:hanging="360"/>
@@ -3796,7 +3796,7 @@
       <w:pPr>
         <w:numPr>
           <w:ilvl w:val="0"/>
-          <w:numId w:val="51"/>
+          <w:numId w:val="52"/>
         </w:numPr>
         <w:spacing w:after="0" w:afterAutospacing="0"/>
         <w:ind w:left="720" w:hanging="360"/>
@@ -3823,7 +3823,7 @@
       <w:pPr>
         <w:numPr>
           <w:ilvl w:val="0"/>
-          <w:numId w:val="51"/>
+          <w:numId w:val="52"/>
         </w:numPr>
         <w:spacing w:after="0" w:afterAutospacing="0"/>
         <w:ind w:left="720" w:hanging="360"/>
@@ -3850,7 +3850,7 @@
       <w:pPr>
         <w:numPr>
           <w:ilvl w:val="0"/>
-          <w:numId w:val="51"/>
+          <w:numId w:val="52"/>
         </w:numPr>
         <w:ind w:left="720" w:hanging="360"/>
         <w:rPr>
@@ -4348,7 +4348,7 @@
       <w:pPr>
         <w:numPr>
           <w:ilvl w:val="0"/>
-          <w:numId w:val="58"/>
+          <w:numId w:val="59"/>
         </w:numPr>
         <w:spacing w:after="0" w:afterAutospacing="0"/>
         <w:ind w:left="720" w:hanging="360"/>
@@ -4375,7 +4375,7 @@
       <w:pPr>
         <w:numPr>
           <w:ilvl w:val="0"/>
-          <w:numId w:val="58"/>
+          <w:numId w:val="59"/>
         </w:numPr>
         <w:spacing w:after="0" w:afterAutospacing="0"/>
         <w:ind w:left="720" w:hanging="360"/>
@@ -4402,7 +4402,7 @@
       <w:pPr>
         <w:numPr>
           <w:ilvl w:val="0"/>
-          <w:numId w:val="58"/>
+          <w:numId w:val="59"/>
         </w:numPr>
         <w:ind w:left="720" w:hanging="360"/>
         <w:rPr>
@@ -4448,266 +4448,6 @@
           <w:rtl w:val="0"/>
         </w:rPr>
         <w:t xml:space="preserve">Patrón MVC (Model-View-Controller) en Backend:</w:t>
-      </w:r>
-    </w:p>
-    <w:p>
-      <w:pPr>
-        <w:numPr>
-          <w:ilvl w:val="0"/>
-          <w:numId w:val="55"/>
-        </w:numPr>
-        <w:spacing w:after="0" w:afterAutospacing="0"/>
-        <w:ind w:left="720" w:hanging="360"/>
-        <w:rPr>
-          <w:u w:val="none"/>
-        </w:rPr>
-      </w:pPr>
-      <w:r>
-        <w:rPr>
-          <w:b w:val="1"/>
-          <w:bCs w:val="1"/>
-          <w:rtl w:val="0"/>
-        </w:rPr>
-        <w:t xml:space="preserve">Model</w:t>
-      </w:r>
-      <w:r>
-        <w:rPr>
-          <w:rtl w:val="0"/>
-        </w:rPr>
-        <w:t xml:space="preserve">: Esquemas de base de datos Firestore</w:t>
-      </w:r>
-    </w:p>
-    <w:p>
-      <w:pPr>
-        <w:numPr>
-          <w:ilvl w:val="0"/>
-          <w:numId w:val="55"/>
-        </w:numPr>
-        <w:spacing w:after="0" w:afterAutospacing="0"/>
-        <w:ind w:left="720" w:hanging="360"/>
-        <w:rPr>
-          <w:u w:val="none"/>
-        </w:rPr>
-      </w:pPr>
-      <w:r>
-        <w:rPr>
-          <w:b w:val="1"/>
-          <w:bCs w:val="1"/>
-          <w:rtl w:val="0"/>
-        </w:rPr>
-        <w:t xml:space="preserve">View</w:t>
-      </w:r>
-      <w:r>
-        <w:rPr>
-          <w:rtl w:val="0"/>
-        </w:rPr>
-        <w:t xml:space="preserve">: Endpoints API REST</w:t>
-      </w:r>
-    </w:p>
-    <w:p>
-      <w:pPr>
-        <w:numPr>
-          <w:ilvl w:val="0"/>
-          <w:numId w:val="55"/>
-        </w:numPr>
-        <w:ind w:left="720" w:hanging="360"/>
-        <w:rPr>
-          <w:u w:val="none"/>
-        </w:rPr>
-      </w:pPr>
-      <w:r>
-        <w:rPr>
-          <w:b w:val="1"/>
-          <w:bCs w:val="1"/>
-          <w:rtl w:val="0"/>
-        </w:rPr>
-        <w:t xml:space="preserve">Controller</w:t>
-      </w:r>
-      <w:r>
-        <w:rPr>
-          <w:rtl w:val="0"/>
-        </w:rPr>
-        <w:t xml:space="preserve">:</w:t>
-      </w:r>
-      <w:r>
-        <w:rPr>
-          <w:rtl w:val="0"/>
-        </w:rPr>
-        <w:t xml:space="preserve"> Lógica de negocio y reglas de validación</w:t>
-      </w:r>
-    </w:p>
-    <w:p>
-      <w:pPr>
-        <w:rPr/>
-      </w:pPr>
-      <w:r>
-        <w:rPr>
-          <w:rtl w:val="0"/>
-        </w:rPr>
-      </w:r>
-    </w:p>
-    <w:p>
-      <w:pPr>
-        <w:rPr>
-          <w:b w:val="1"/>
-          <w:bCs w:val="1"/>
-        </w:rPr>
-      </w:pPr>
-      <w:r>
-        <w:rPr>
-          <w:b w:val="1"/>
-          <w:bCs w:val="1"/>
-          <w:rtl w:val="0"/>
-        </w:rPr>
-        <w:t xml:space="preserve">Justificación de la Arquitectura:</w:t>
-      </w:r>
-    </w:p>
-    <w:p>
-      <w:pPr>
-        <w:rPr/>
-      </w:pPr>
-      <w:r>
-        <w:rPr>
-          <w:rtl w:val="0"/>
-        </w:rPr>
-        <w:t xml:space="preserve">La elección de esta arquitectura híbrida responde a la necesidad de manejar diferentes tipos de clientes (móvil, web) manteniendo una única fuente de verdad en la base de datos. La separación entre plataforma de usuario y sistema administrativo asegura que los datos nunca se </w:t>
-      </w:r>
-      <w:r>
-        <w:rPr>
-          <w:rtl w:val="0"/>
-        </w:rPr>
-        <w:t xml:space="preserve">populen</w:t>
-      </w:r>
-      <w:r>
-        <w:rPr>
-          <w:rtl w:val="0"/>
-        </w:rPr>
-        <w:t xml:space="preserve"> manualmente, cumpliendo con los requerimientos de normalización e integridad de datos.</w:t>
-      </w:r>
-    </w:p>
-    <w:p>
-      <w:pPr>
-        <w:rPr/>
-      </w:pPr>
-      <w:r>
-        <w:rPr>
-          <w:rtl w:val="0"/>
-        </w:rPr>
-      </w:r>
-    </w:p>
-    <w:p>
-      <w:pPr>
-        <w:pStyle w:val="Heading1"/>
-        <w:rPr/>
-      </w:pPr>
-      <w:bookmarkStart w:colFirst="0" w:colLast="0" w:name="_heading=h.x4dp0p5z5xw2" w:id="9"/>
-      <w:bookmarkEnd w:id="9"/>
-      <w:r>
-        <w:rPr>
-          <w:rtl w:val="0"/>
-        </w:rPr>
-        <w:t xml:space="preserve">10. Casos de Uso</w:t>
-      </w:r>
-    </w:p>
-    <w:p>
-      <w:pPr>
-        <w:rPr>
-          <w:b w:val="1"/>
-          <w:bCs w:val="1"/>
-        </w:rPr>
-      </w:pPr>
-      <w:r>
-        <w:rPr>
-          <w:b w:val="1"/>
-          <w:bCs w:val="1"/>
-          <w:rtl w:val="0"/>
-        </w:rPr>
-        <w:t xml:space="preserve">Caso de Uso Principal: Solicitud de Asistencia por QR</w:t>
-      </w:r>
-    </w:p>
-    <w:p>
-      <w:pPr>
-        <w:rPr/>
-      </w:pPr>
-      <w:r>
-        <w:rPr>
-          <w:rtl w:val="0"/>
-        </w:rPr>
-      </w:r>
-    </w:p>
-    <w:p>
-      <w:pPr>
-        <w:rPr/>
-      </w:pPr>
-      <w:r>
-        <w:rPr>
-          <w:rtl w:val="0"/>
-        </w:rPr>
-        <w:t xml:space="preserve">1. </w:t>
-      </w:r>
-      <w:r>
-        <w:rPr>
-          <w:b w:val="1"/>
-          <w:bCs w:val="1"/>
-          <w:rtl w:val="0"/>
-        </w:rPr>
-        <w:t xml:space="preserve">Actor</w:t>
-      </w:r>
-      <w:r>
-        <w:rPr>
-          <w:rtl w:val="0"/>
-        </w:rPr>
-        <w:t xml:space="preserve">: Estudiante/Docente (Usuario)</w:t>
-      </w:r>
-    </w:p>
-    <w:p>
-      <w:pPr>
-        <w:rPr/>
-      </w:pPr>
-      <w:r>
-        <w:rPr>
-          <w:rtl w:val="0"/>
-        </w:rPr>
-        <w:t xml:space="preserve">2. </w:t>
-      </w:r>
-      <w:r>
-        <w:rPr>
-          <w:b w:val="1"/>
-          <w:bCs w:val="1"/>
-          <w:rtl w:val="0"/>
-        </w:rPr>
-        <w:t xml:space="preserve">Precondición</w:t>
-      </w:r>
-      <w:r>
-        <w:rPr>
-          <w:rtl w:val="0"/>
-        </w:rPr>
-        <w:t xml:space="preserve">: Usuario registrado en la aplicación móvil</w:t>
-      </w:r>
-    </w:p>
-    <w:p>
-      <w:pPr>
-        <w:rPr/>
-      </w:pPr>
-      <w:r>
-        <w:rPr>
-          <w:rtl w:val="0"/>
-        </w:rPr>
-        <w:t xml:space="preserve">3. </w:t>
-      </w:r>
-      <w:r>
-        <w:rPr>
-          <w:b w:val="1"/>
-          <w:bCs w:val="1"/>
-          <w:rtl w:val="0"/>
-        </w:rPr>
-        <w:t xml:space="preserve">Flujo Principal</w:t>
-      </w:r>
-      <w:r>
-        <w:rPr>
-          <w:rtl w:val="0"/>
-        </w:rPr>
-        <w:t xml:space="preserve">:</w:t>
       </w:r>
     </w:p>
     <w:p>
@@ -4724,9 +4464,17 @@
       </w:pPr>
       <w:r>
         <w:rPr>
-          <w:rtl w:val="0"/>
-        </w:rPr>
-        <w:t xml:space="preserve">   El usuario escanea código QR ubicado en sala/pasillo</w:t>
+          <w:b w:val="1"/>
+          <w:bCs w:val="1"/>
+          <w:rtl w:val="0"/>
+        </w:rPr>
+        <w:t xml:space="preserve">Model</w:t>
+      </w:r>
+      <w:r>
+        <w:rPr>
+          <w:rtl w:val="0"/>
+        </w:rPr>
+        <w:t xml:space="preserve">: Esquemas de base de datos Firestore</w:t>
       </w:r>
     </w:p>
     <w:p>
@@ -4743,9 +4491,17 @@
       </w:pPr>
       <w:r>
         <w:rPr>
-          <w:rtl w:val="0"/>
-        </w:rPr>
-        <w:t xml:space="preserve">   La aplicación detecta ubicación y muestra opciones de servicio</w:t>
+          <w:b w:val="1"/>
+          <w:bCs w:val="1"/>
+          <w:rtl w:val="0"/>
+        </w:rPr>
+        <w:t xml:space="preserve">View</w:t>
+      </w:r>
+      <w:r>
+        <w:rPr>
+          <w:rtl w:val="0"/>
+        </w:rPr>
+        <w:t xml:space="preserve">: Endpoints API REST</w:t>
       </w:r>
     </w:p>
     <w:p>
@@ -4754,7 +4510,6 @@
           <w:ilvl w:val="0"/>
           <w:numId w:val="56"/>
         </w:numPr>
-        <w:spacing w:after="0" w:afterAutospacing="0"/>
         <w:ind w:left="720" w:hanging="360"/>
         <w:rPr>
           <w:u w:val="none"/>
@@ -4762,16 +4517,204 @@
       </w:pPr>
       <w:r>
         <w:rPr>
-          <w:rtl w:val="0"/>
-        </w:rPr>
-        <w:t xml:space="preserve">   Usuario selecciona tipo de asistencia requerida (médica, seguridad, técnica)</w:t>
+          <w:b w:val="1"/>
+          <w:bCs w:val="1"/>
+          <w:rtl w:val="0"/>
+        </w:rPr>
+        <w:t xml:space="preserve">Controller</w:t>
+      </w:r>
+      <w:r>
+        <w:rPr>
+          <w:rtl w:val="0"/>
+        </w:rPr>
+        <w:t xml:space="preserve">:</w:t>
+      </w:r>
+      <w:r>
+        <w:rPr>
+          <w:rtl w:val="0"/>
+        </w:rPr>
+        <w:t xml:space="preserve"> Lógica de negocio y reglas de validación</w:t>
+      </w:r>
+    </w:p>
+    <w:p>
+      <w:pPr>
+        <w:rPr/>
+      </w:pPr>
+      <w:r>
+        <w:rPr>
+          <w:rtl w:val="0"/>
+        </w:rPr>
+      </w:r>
+    </w:p>
+    <w:p>
+      <w:pPr>
+        <w:rPr>
+          <w:b w:val="1"/>
+          <w:bCs w:val="1"/>
+        </w:rPr>
+      </w:pPr>
+      <w:r>
+        <w:rPr>
+          <w:b w:val="1"/>
+          <w:bCs w:val="1"/>
+          <w:rtl w:val="0"/>
+        </w:rPr>
+        <w:t xml:space="preserve">Justificación de la Arquitectura:</w:t>
+      </w:r>
+    </w:p>
+    <w:p>
+      <w:pPr>
+        <w:rPr/>
+      </w:pPr>
+      <w:r>
+        <w:rPr>
+          <w:rtl w:val="0"/>
+        </w:rPr>
+        <w:t xml:space="preserve">La elección de esta arquitectura híbrida responde a la necesidad de manejar diferentes tipos de clientes (móvil, web) manteniendo una única fuente de verdad en la base de datos. La separación entre plataforma de usuario y sistema administrativo asegura que los datos nunca se </w:t>
+      </w:r>
+      <w:r>
+        <w:rPr>
+          <w:rtl w:val="0"/>
+        </w:rPr>
+        <w:t xml:space="preserve">populen</w:t>
+      </w:r>
+      <w:r>
+        <w:rPr>
+          <w:rtl w:val="0"/>
+        </w:rPr>
+        <w:t xml:space="preserve"> manualmente, cumpliendo con los requerimientos de normalización e integridad de datos.</w:t>
+      </w:r>
+    </w:p>
+    <w:p>
+      <w:pPr>
+        <w:rPr/>
+      </w:pPr>
+      <w:r>
+        <w:rPr>
+          <w:rtl w:val="0"/>
+        </w:rPr>
+      </w:r>
+    </w:p>
+    <w:p>
+      <w:pPr>
+        <w:pStyle w:val="Heading1"/>
+        <w:rPr/>
+      </w:pPr>
+      <w:bookmarkStart w:colFirst="0" w:colLast="0" w:name="_heading=h.x4dp0p5z5xw2" w:id="9"/>
+      <w:bookmarkEnd w:id="9"/>
+      <w:r>
+        <w:rPr>
+          <w:rtl w:val="0"/>
+        </w:rPr>
+        <w:t xml:space="preserve">10. Casos de Uso</w:t>
+      </w:r>
+    </w:p>
+    <w:p>
+      <w:pPr>
+        <w:rPr>
+          <w:b w:val="1"/>
+          <w:bCs w:val="1"/>
+        </w:rPr>
+      </w:pPr>
+      <w:r>
+        <w:rPr>
+          <w:b w:val="1"/>
+          <w:bCs w:val="1"/>
+          <w:rtl w:val="0"/>
+        </w:rPr>
+        <w:t xml:space="preserve">Caso de Uso Principal: Solicitud de Asistencia por QR</w:t>
+      </w:r>
+    </w:p>
+    <w:p>
+      <w:pPr>
+        <w:rPr/>
+      </w:pPr>
+      <w:r>
+        <w:rPr>
+          <w:rtl w:val="0"/>
+        </w:rPr>
+      </w:r>
+    </w:p>
+    <w:p>
+      <w:pPr>
+        <w:rPr/>
+      </w:pPr>
+      <w:r>
+        <w:rPr>
+          <w:rtl w:val="0"/>
+        </w:rPr>
+        <w:t xml:space="preserve">1. </w:t>
+      </w:r>
+      <w:r>
+        <w:rPr>
+          <w:b w:val="1"/>
+          <w:bCs w:val="1"/>
+          <w:rtl w:val="0"/>
+        </w:rPr>
+        <w:t xml:space="preserve">Actor</w:t>
+      </w:r>
+      <w:r>
+        <w:rPr>
+          <w:rtl w:val="0"/>
+        </w:rPr>
+        <w:t xml:space="preserve">: Estudiante/Docente (Usuario)</w:t>
+      </w:r>
+    </w:p>
+    <w:p>
+      <w:pPr>
+        <w:rPr/>
+      </w:pPr>
+      <w:r>
+        <w:rPr>
+          <w:rtl w:val="0"/>
+        </w:rPr>
+        <w:t xml:space="preserve">2. </w:t>
+      </w:r>
+      <w:r>
+        <w:rPr>
+          <w:b w:val="1"/>
+          <w:bCs w:val="1"/>
+          <w:rtl w:val="0"/>
+        </w:rPr>
+        <w:t xml:space="preserve">Precondición</w:t>
+      </w:r>
+      <w:r>
+        <w:rPr>
+          <w:rtl w:val="0"/>
+        </w:rPr>
+        <w:t xml:space="preserve">: Usuario registrado en la aplicación móvil</w:t>
+      </w:r>
+    </w:p>
+    <w:p>
+      <w:pPr>
+        <w:rPr/>
+      </w:pPr>
+      <w:r>
+        <w:rPr>
+          <w:rtl w:val="0"/>
+        </w:rPr>
+        <w:t xml:space="preserve">3. </w:t>
+      </w:r>
+      <w:r>
+        <w:rPr>
+          <w:b w:val="1"/>
+          <w:bCs w:val="1"/>
+          <w:rtl w:val="0"/>
+        </w:rPr>
+        <w:t xml:space="preserve">Flujo Principal</w:t>
+      </w:r>
+      <w:r>
+        <w:rPr>
+          <w:rtl w:val="0"/>
+        </w:rPr>
+        <w:t xml:space="preserve">:</w:t>
       </w:r>
     </w:p>
     <w:p>
       <w:pPr>
         <w:numPr>
           <w:ilvl w:val="0"/>
-          <w:numId w:val="56"/>
+          <w:numId w:val="57"/>
         </w:numPr>
         <w:spacing w:after="0" w:afterAutospacing="0"/>
         <w:ind w:left="720" w:hanging="360"/>
@@ -4783,14 +4726,14 @@
         <w:rPr>
           <w:rtl w:val="0"/>
         </w:rPr>
-        <w:t xml:space="preserve">   Sistema valida datos y envía solicitud al backend</w:t>
+        <w:t xml:space="preserve">   El usuario escanea código QR ubicado en sala/pasillo</w:t>
       </w:r>
     </w:p>
     <w:p>
       <w:pPr>
         <w:numPr>
           <w:ilvl w:val="0"/>
-          <w:numId w:val="56"/>
+          <w:numId w:val="57"/>
         </w:numPr>
         <w:spacing w:after="0" w:afterAutospacing="0"/>
         <w:ind w:left="720" w:hanging="360"/>
@@ -4802,14 +4745,14 @@
         <w:rPr>
           <w:rtl w:val="0"/>
         </w:rPr>
-        <w:t xml:space="preserve">   Backend identifica personal asignado y envía notificación push</w:t>
+        <w:t xml:space="preserve">   La aplicación detecta ubicación y muestra opciones de servicio</w:t>
       </w:r>
     </w:p>
     <w:p>
       <w:pPr>
         <w:numPr>
           <w:ilvl w:val="0"/>
-          <w:numId w:val="56"/>
+          <w:numId w:val="57"/>
         </w:numPr>
         <w:spacing w:after="0" w:afterAutospacing="0"/>
         <w:ind w:left="720" w:hanging="360"/>
@@ -4821,14 +4764,71 @@
         <w:rPr>
           <w:rtl w:val="0"/>
         </w:rPr>
-        <w:t xml:space="preserve">   Usuario recibe confirmación de solicitud recibida</w:t>
+        <w:t xml:space="preserve">   Usuario selecciona tipo de asistencia requerida (médica, seguridad, técnica)</w:t>
       </w:r>
     </w:p>
     <w:p>
       <w:pPr>
         <w:numPr>
           <w:ilvl w:val="0"/>
-          <w:numId w:val="56"/>
+          <w:numId w:val="57"/>
+        </w:numPr>
+        <w:spacing w:after="0" w:afterAutospacing="0"/>
+        <w:ind w:left="720" w:hanging="360"/>
+        <w:rPr>
+          <w:u w:val="none"/>
+        </w:rPr>
+      </w:pPr>
+      <w:r>
+        <w:rPr>
+          <w:rtl w:val="0"/>
+        </w:rPr>
+        <w:t xml:space="preserve">   Sistema valida datos y envía solicitud al backend</w:t>
+      </w:r>
+    </w:p>
+    <w:p>
+      <w:pPr>
+        <w:numPr>
+          <w:ilvl w:val="0"/>
+          <w:numId w:val="57"/>
+        </w:numPr>
+        <w:spacing w:after="0" w:afterAutospacing="0"/>
+        <w:ind w:left="720" w:hanging="360"/>
+        <w:rPr>
+          <w:u w:val="none"/>
+        </w:rPr>
+      </w:pPr>
+      <w:r>
+        <w:rPr>
+          <w:rtl w:val="0"/>
+        </w:rPr>
+        <w:t xml:space="preserve">   Backend identifica personal asignado y envía notificación push</w:t>
+      </w:r>
+    </w:p>
+    <w:p>
+      <w:pPr>
+        <w:numPr>
+          <w:ilvl w:val="0"/>
+          <w:numId w:val="57"/>
+        </w:numPr>
+        <w:spacing w:after="0" w:afterAutospacing="0"/>
+        <w:ind w:left="720" w:hanging="360"/>
+        <w:rPr>
+          <w:u w:val="none"/>
+        </w:rPr>
+      </w:pPr>
+      <w:r>
+        <w:rPr>
+          <w:rtl w:val="0"/>
+        </w:rPr>
+        <w:t xml:space="preserve">   Usuario recibe confirmación de solicitud recibida</w:t>
+      </w:r>
+    </w:p>
+    <w:p>
+      <w:pPr>
+        <w:numPr>
+          <w:ilvl w:val="0"/>
+          <w:numId w:val="57"/>
         </w:numPr>
         <w:ind w:left="720" w:hanging="360"/>
         <w:rPr>
@@ -5483,7 +5483,7 @@
             <w:u w:val="single"/>
             <w:rtl w:val="0"/>
           </w:rPr>
-          <w:t xml:space="preserve">Anexo E</w:t>
+          <w:t xml:space="preserve">Anexo D</w:t>
         </w:r>
       </w:hyperlink>
       <w:r>
@@ -6190,26 +6190,6 @@
       </w:hyperlink>
       <w:r>
         <w:rPr>
-          <w:b w:val="1"/>
-          <w:bCs w:val="1"/>
-          <w:rtl w:val="0"/>
-        </w:rPr>
-        <w:t xml:space="preserve">-</w:t>
-      </w:r>
-      <w:hyperlink w:anchor="_heading=h.tcrm2rqz654r">
-        <w:r>
-          <w:rPr>
-            <w:b w:val="1"/>
-            <w:bCs w:val="1"/>
-            <w:color w:val="1155cc"/>
-            <w:u w:val="single"/>
-            <w:rtl w:val="0"/>
-          </w:rPr>
-          <w:t xml:space="preserve">Anexo D</w:t>
-        </w:r>
-      </w:hyperlink>
-      <w:r>
-        <w:rPr>
           <w:rtl w:val="0"/>
         </w:rPr>
       </w:r>
@@ -6743,7 +6723,7 @@
       <w:pPr>
         <w:numPr>
           <w:ilvl w:val="0"/>
-          <w:numId w:val="54"/>
+          <w:numId w:val="55"/>
         </w:numPr>
         <w:spacing w:after="0" w:afterAutospacing="0"/>
         <w:ind w:left="720" w:hanging="360"/>
@@ -6756,6 +6736,2894 @@
           <w:rtl w:val="0"/>
         </w:rPr>
         <w:t xml:space="preserve">Responsable de la Plataforma Móvil (App para usuarios)</w:t>
+      </w:r>
+    </w:p>
+    <w:p>
+      <w:pPr>
+        <w:numPr>
+          <w:ilvl w:val="0"/>
+          <w:numId w:val="55"/>
+        </w:numPr>
+        <w:spacing w:after="0" w:afterAutospacing="0"/>
+        <w:ind w:left="720" w:hanging="360"/>
+        <w:rPr>
+          <w:u w:val="none"/>
+        </w:rPr>
+      </w:pPr>
+      <w:r>
+        <w:rPr>
+          <w:rtl w:val="0"/>
+        </w:rPr>
+        <w:t xml:space="preserve">Desarrollo de interfaz de usuario (UI/UX)</w:t>
+      </w:r>
+    </w:p>
+    <w:p>
+      <w:pPr>
+        <w:numPr>
+          <w:ilvl w:val="0"/>
+          <w:numId w:val="55"/>
+        </w:numPr>
+        <w:spacing w:after="0" w:afterAutospacing="0"/>
+        <w:ind w:left="720" w:hanging="360"/>
+        <w:rPr>
+          <w:u w:val="none"/>
+        </w:rPr>
+      </w:pPr>
+      <w:r>
+        <w:rPr>
+          <w:rtl w:val="0"/>
+        </w:rPr>
+        <w:t xml:space="preserve">Integración del lector QR y componentes visuales</w:t>
+      </w:r>
+    </w:p>
+    <w:p>
+      <w:pPr>
+        <w:numPr>
+          <w:ilvl w:val="0"/>
+          <w:numId w:val="55"/>
+        </w:numPr>
+        <w:ind w:left="720" w:hanging="360"/>
+        <w:rPr>
+          <w:u w:val="none"/>
+        </w:rPr>
+      </w:pPr>
+      <w:r>
+        <w:rPr>
+          <w:rtl w:val="0"/>
+        </w:rPr>
+        <w:t xml:space="preserve">Pruebas de usabilidad y experiencia de usuario</w:t>
+      </w:r>
+    </w:p>
+    <w:p>
+      <w:pPr>
+        <w:rPr/>
+      </w:pPr>
+      <w:r>
+        <w:rPr>
+          <w:rtl w:val="0"/>
+        </w:rPr>
+      </w:r>
+    </w:p>
+    <w:p>
+      <w:pPr>
+        <w:rPr>
+          <w:b w:val="1"/>
+          <w:bCs w:val="1"/>
+        </w:rPr>
+      </w:pPr>
+      <w:r>
+        <w:rPr>
+          <w:b w:val="1"/>
+          <w:bCs w:val="1"/>
+          <w:rtl w:val="0"/>
+        </w:rPr>
+        <w:t xml:space="preserve">Rol Backend (Bruno Lobos, Víctor Marambio):</w:t>
+      </w:r>
+    </w:p>
+    <w:p>
+      <w:pPr>
+        <w:numPr>
+          <w:ilvl w:val="0"/>
+          <w:numId w:val="18"/>
+        </w:numPr>
+        <w:spacing w:after="0" w:afterAutospacing="0"/>
+        <w:ind w:left="720" w:hanging="360"/>
+        <w:rPr>
+          <w:u w:val="none"/>
+        </w:rPr>
+      </w:pPr>
+      <w:r>
+        <w:rPr>
+          <w:rtl w:val="0"/>
+        </w:rPr>
+        <w:t xml:space="preserve">Responsable del Diseño de API REST</w:t>
+      </w:r>
+    </w:p>
+    <w:p>
+      <w:pPr>
+        <w:numPr>
+          <w:ilvl w:val="0"/>
+          <w:numId w:val="18"/>
+        </w:numPr>
+        <w:spacing w:after="0" w:afterAutospacing="0"/>
+        <w:ind w:left="720" w:hanging="360"/>
+        <w:rPr>
+          <w:u w:val="none"/>
+        </w:rPr>
+      </w:pPr>
+      <w:r>
+        <w:rPr>
+          <w:rtl w:val="0"/>
+        </w:rPr>
+        <w:t xml:space="preserve">Conexión con Firebase y servicios cloud</w:t>
+      </w:r>
+    </w:p>
+    <w:p>
+      <w:pPr>
+        <w:numPr>
+          <w:ilvl w:val="0"/>
+          <w:numId w:val="18"/>
+        </w:numPr>
+        <w:spacing w:after="0" w:afterAutospacing="0"/>
+        <w:ind w:left="720" w:hanging="360"/>
+        <w:rPr>
+          <w:u w:val="none"/>
+        </w:rPr>
+      </w:pPr>
+      <w:r>
+        <w:rPr>
+          <w:rtl w:val="0"/>
+        </w:rPr>
+        <w:t xml:space="preserve">Lógica de Notificación Push y gestión de BBDD</w:t>
+      </w:r>
+    </w:p>
+    <w:p>
+      <w:pPr>
+        <w:numPr>
+          <w:ilvl w:val="0"/>
+          <w:numId w:val="18"/>
+        </w:numPr>
+        <w:ind w:left="720" w:hanging="360"/>
+        <w:rPr>
+          <w:u w:val="none"/>
+        </w:rPr>
+      </w:pPr>
+      <w:r>
+        <w:rPr>
+          <w:rtl w:val="0"/>
+        </w:rPr>
+        <w:t xml:space="preserve">Seguridad y autenticación de usuarios</w:t>
+      </w:r>
+    </w:p>
+    <w:p>
+      <w:pPr>
+        <w:rPr/>
+      </w:pPr>
+      <w:r>
+        <w:rPr>
+          <w:rtl w:val="0"/>
+        </w:rPr>
+      </w:r>
+    </w:p>
+    <w:p>
+      <w:pPr>
+        <w:rPr>
+          <w:b w:val="1"/>
+          <w:bCs w:val="1"/>
+        </w:rPr>
+      </w:pPr>
+      <w:r>
+        <w:rPr>
+          <w:b w:val="1"/>
+          <w:bCs w:val="1"/>
+          <w:rtl w:val="0"/>
+        </w:rPr>
+        <w:t xml:space="preserve">Responsabilidades Compartidas:</w:t>
+      </w:r>
+    </w:p>
+    <w:p>
+      <w:pPr>
+        <w:numPr>
+          <w:ilvl w:val="0"/>
+          <w:numId w:val="13"/>
+        </w:numPr>
+        <w:spacing w:after="0" w:afterAutospacing="0"/>
+        <w:ind w:left="720" w:hanging="360"/>
+        <w:rPr>
+          <w:u w:val="none"/>
+        </w:rPr>
+      </w:pPr>
+      <w:r>
+        <w:rPr>
+          <w:rtl w:val="0"/>
+        </w:rPr>
+        <w:t xml:space="preserve">Modelado UML y documentación técnica</w:t>
+      </w:r>
+    </w:p>
+    <w:p>
+      <w:pPr>
+        <w:numPr>
+          <w:ilvl w:val="0"/>
+          <w:numId w:val="13"/>
+        </w:numPr>
+        <w:spacing w:after="0" w:afterAutospacing="0"/>
+        <w:ind w:left="720" w:hanging="360"/>
+        <w:rPr>
+          <w:u w:val="none"/>
+        </w:rPr>
+      </w:pPr>
+      <w:r>
+        <w:rPr>
+          <w:rtl w:val="0"/>
+        </w:rPr>
+        <w:t xml:space="preserve">Pruebas de integración y calidad de código</w:t>
+      </w:r>
+    </w:p>
+    <w:p>
+      <w:pPr>
+        <w:numPr>
+          <w:ilvl w:val="0"/>
+          <w:numId w:val="13"/>
+        </w:numPr>
+        <w:spacing w:after="0" w:afterAutospacing="0"/>
+        <w:ind w:left="720" w:hanging="360"/>
+        <w:rPr>
+          <w:u w:val="none"/>
+        </w:rPr>
+      </w:pPr>
+      <w:r>
+        <w:rPr>
+          <w:rtl w:val="0"/>
+        </w:rPr>
+        <w:t xml:space="preserve">Gestión de configuración y control de versiones</w:t>
+      </w:r>
+    </w:p>
+    <w:p>
+      <w:pPr>
+        <w:numPr>
+          <w:ilvl w:val="0"/>
+          <w:numId w:val="13"/>
+        </w:numPr>
+        <w:ind w:left="720" w:hanging="360"/>
+        <w:rPr>
+          <w:u w:val="none"/>
+        </w:rPr>
+      </w:pPr>
+      <w:r>
+        <w:rPr>
+          <w:rtl w:val="0"/>
+        </w:rPr>
+        <w:t xml:space="preserve">Presentaciones y entregas académicas</w:t>
+      </w:r>
+    </w:p>
+    <w:p>
+      <w:pPr>
+        <w:rPr/>
+      </w:pPr>
+      <w:r>
+        <w:rPr>
+          <w:rtl w:val="0"/>
+        </w:rPr>
+      </w:r>
+    </w:p>
+    <w:p>
+      <w:pPr>
+        <w:rPr>
+          <w:b w:val="1"/>
+          <w:bCs w:val="1"/>
+        </w:rPr>
+      </w:pPr>
+      <w:r>
+        <w:rPr>
+          <w:b w:val="1"/>
+          <w:bCs w:val="1"/>
+          <w:rtl w:val="0"/>
+        </w:rPr>
+        <w:t xml:space="preserve">Organización Temporal:</w:t>
+      </w:r>
+    </w:p>
+    <w:p>
+      <w:pPr>
+        <w:rPr/>
+      </w:pPr>
+      <w:r>
+        <w:rPr>
+          <w:b w:val="1"/>
+          <w:bCs w:val="1"/>
+          <w:rtl w:val="0"/>
+        </w:rPr>
+        <w:t xml:space="preserve">Reuniones de coordinación</w:t>
+      </w:r>
+      <w:r>
+        <w:rPr>
+          <w:rtl w:val="0"/>
+        </w:rPr>
+        <w:t xml:space="preserve">: 3 veces por semana vía Discord</w:t>
+      </w:r>
+    </w:p>
+    <w:p>
+      <w:pPr>
+        <w:rPr/>
+      </w:pPr>
+      <w:r>
+        <w:rPr>
+          <w:b w:val="1"/>
+          <w:bCs w:val="1"/>
+          <w:rtl w:val="0"/>
+        </w:rPr>
+        <w:t xml:space="preserve">Sprints</w:t>
+      </w:r>
+      <w:r>
+        <w:rPr>
+          <w:rtl w:val="0"/>
+        </w:rPr>
+        <w:t xml:space="preserve">: Ciclos de 2 semanas con objetivos específicos</w:t>
+      </w:r>
+    </w:p>
+    <w:p>
+      <w:pPr>
+        <w:rPr/>
+      </w:pPr>
+      <w:r>
+        <w:rPr>
+          <w:b w:val="1"/>
+          <w:bCs w:val="1"/>
+          <w:rtl w:val="0"/>
+        </w:rPr>
+        <w:t xml:space="preserve">Revisiones técnicas</w:t>
+      </w:r>
+      <w:r>
+        <w:rPr>
+          <w:rtl w:val="0"/>
+        </w:rPr>
+        <w:t xml:space="preserve">: Semanales para alineación backend-frontend</w:t>
+      </w:r>
+    </w:p>
+    <w:p>
+      <w:pPr>
+        <w:rPr/>
+      </w:pPr>
+      <w:r>
+        <w:rPr>
+          <w:b w:val="1"/>
+          <w:bCs w:val="1"/>
+          <w:rtl w:val="0"/>
+        </w:rPr>
+        <w:t xml:space="preserve">Entregas formales</w:t>
+      </w:r>
+      <w:r>
+        <w:rPr>
+          <w:rtl w:val="0"/>
+        </w:rPr>
+        <w:t xml:space="preserve">: Según cronograma académico establecido</w:t>
+      </w:r>
+    </w:p>
+    <w:p>
+      <w:pPr>
+        <w:rPr/>
+      </w:pPr>
+      <w:r>
+        <w:rPr>
+          <w:rtl w:val="0"/>
+        </w:rPr>
+      </w:r>
+    </w:p>
+    <w:p>
+      <w:pPr>
+        <w:rPr>
+          <w:b w:val="1"/>
+          <w:bCs w:val="1"/>
+        </w:rPr>
+      </w:pPr>
+      <w:r>
+        <w:rPr>
+          <w:b w:val="1"/>
+          <w:bCs w:val="1"/>
+          <w:rtl w:val="0"/>
+        </w:rPr>
+        <w:t xml:space="preserve">Gestión de Cambios:</w:t>
+      </w:r>
+    </w:p>
+    <w:p>
+      <w:pPr>
+        <w:rPr/>
+      </w:pPr>
+      <w:r>
+        <w:rPr>
+          <w:rtl w:val="0"/>
+        </w:rPr>
+        <w:t xml:space="preserve">La reducción de integrantes después de la primera entrega requirió reestructuración significativa, transformando el obstáculo en oportunidad mediante especialización clara en roles técnicos que optimizaron la ejecución y alinearon el esfuerzo con la arquitectura cliente-servidor del proyecto.</w:t>
+      </w:r>
+    </w:p>
+    <w:p>
+      <w:pPr>
+        <w:rPr/>
+      </w:pPr>
+      <w:r>
+        <w:rPr>
+          <w:rtl w:val="0"/>
+        </w:rPr>
+      </w:r>
+    </w:p>
+    <w:p>
+      <w:pPr>
+        <w:pStyle w:val="Heading1"/>
+        <w:rPr/>
+      </w:pPr>
+      <w:bookmarkStart w:colFirst="0" w:colLast="0" w:name="_heading=h.bsd9xgqzvw77" w:id="13"/>
+      <w:bookmarkEnd w:id="13"/>
+      <w:r>
+        <w:rPr>
+          <w:rtl w:val="0"/>
+        </w:rPr>
+        <w:t xml:space="preserve">14. Áreas de desempeño</w:t>
+      </w:r>
+    </w:p>
+    <w:p>
+      <w:pPr>
+        <w:rPr/>
+      </w:pPr>
+      <w:r>
+        <w:rPr>
+          <w:rtl w:val="0"/>
+        </w:rPr>
+        <w:t xml:space="preserve">El proyecto S.A.M. abarca múltiples áreas del quehacer informático:</w:t>
+      </w:r>
+    </w:p>
+    <w:p>
+      <w:pPr>
+        <w:rPr/>
+      </w:pPr>
+      <w:r>
+        <w:rPr>
+          <w:rtl w:val="0"/>
+        </w:rPr>
+      </w:r>
+    </w:p>
+    <w:p>
+      <w:pPr>
+        <w:rPr/>
+      </w:pPr>
+      <w:r>
+        <w:rPr>
+          <w:b w:val="1"/>
+          <w:bCs w:val="1"/>
+          <w:rtl w:val="0"/>
+        </w:rPr>
+        <w:t xml:space="preserve">Desarrollo de Software:</w:t>
+      </w:r>
+      <w:r>
+        <w:rPr>
+          <w:rtl w:val="0"/>
+        </w:rPr>
+      </w:r>
+    </w:p>
+    <w:p>
+      <w:pPr>
+        <w:numPr>
+          <w:ilvl w:val="0"/>
+          <w:numId w:val="58"/>
+        </w:numPr>
+        <w:spacing w:after="0" w:afterAutospacing="0"/>
+        <w:ind w:left="720" w:hanging="360"/>
+        <w:rPr>
+          <w:u w:val="none"/>
+        </w:rPr>
+      </w:pPr>
+      <w:r>
+        <w:rPr>
+          <w:rtl w:val="0"/>
+        </w:rPr>
+        <w:t xml:space="preserve">Diseño, implementación y mantenimiento de aplicaciones móviles multiplataforma</w:t>
+      </w:r>
+    </w:p>
+    <w:p>
+      <w:pPr>
+        <w:numPr>
+          <w:ilvl w:val="0"/>
+          <w:numId w:val="58"/>
+        </w:numPr>
+        <w:spacing w:after="0" w:afterAutospacing="0"/>
+        <w:ind w:left="720" w:hanging="360"/>
+        <w:rPr>
+          <w:u w:val="none"/>
+        </w:rPr>
+      </w:pPr>
+      <w:r>
+        <w:rPr>
+          <w:rtl w:val="0"/>
+        </w:rPr>
+        <w:t xml:space="preserve">Programación de componentes frontend y backend</w:t>
+      </w:r>
+    </w:p>
+    <w:p>
+      <w:pPr>
+        <w:numPr>
+          <w:ilvl w:val="0"/>
+          <w:numId w:val="58"/>
+        </w:numPr>
+        <w:ind w:left="720" w:hanging="360"/>
+        <w:rPr>
+          <w:u w:val="none"/>
+        </w:rPr>
+      </w:pPr>
+      <w:r>
+        <w:rPr>
+          <w:rtl w:val="0"/>
+        </w:rPr>
+        <w:t xml:space="preserve">Integración de APIs y servicios web RESTful</w:t>
+      </w:r>
+    </w:p>
+    <w:p>
+      <w:pPr>
+        <w:rPr/>
+      </w:pPr>
+      <w:r>
+        <w:rPr>
+          <w:rtl w:val="0"/>
+        </w:rPr>
+      </w:r>
+    </w:p>
+    <w:p>
+      <w:pPr>
+        <w:rPr>
+          <w:b w:val="1"/>
+          <w:bCs w:val="1"/>
+        </w:rPr>
+      </w:pPr>
+      <w:r>
+        <w:rPr>
+          <w:b w:val="1"/>
+          <w:bCs w:val="1"/>
+          <w:rtl w:val="0"/>
+        </w:rPr>
+        <w:t xml:space="preserve">Administración de Sistemas de Información:</w:t>
+      </w:r>
+    </w:p>
+    <w:p>
+      <w:pPr>
+        <w:numPr>
+          <w:ilvl w:val="0"/>
+          <w:numId w:val="23"/>
+        </w:numPr>
+        <w:spacing w:after="0" w:afterAutospacing="0"/>
+        <w:ind w:left="720" w:hanging="360"/>
+        <w:rPr>
+          <w:u w:val="none"/>
+        </w:rPr>
+      </w:pPr>
+      <w:r>
+        <w:rPr>
+          <w:rtl w:val="0"/>
+        </w:rPr>
+        <w:t xml:space="preserve">Gestión de base de datos NoSQL en Firebase Firestore</w:t>
+      </w:r>
+    </w:p>
+    <w:p>
+      <w:pPr>
+        <w:numPr>
+          <w:ilvl w:val="0"/>
+          <w:numId w:val="23"/>
+        </w:numPr>
+        <w:spacing w:after="0" w:afterAutospacing="0"/>
+        <w:ind w:left="720" w:hanging="360"/>
+        <w:rPr>
+          <w:u w:val="none"/>
+        </w:rPr>
+      </w:pPr>
+      <w:r>
+        <w:rPr>
+          <w:rtl w:val="0"/>
+        </w:rPr>
+        <w:t xml:space="preserve">Configuración de servicios cloud y autenticación</w:t>
+      </w:r>
+    </w:p>
+    <w:p>
+      <w:pPr>
+        <w:numPr>
+          <w:ilvl w:val="0"/>
+          <w:numId w:val="23"/>
+        </w:numPr>
+        <w:ind w:left="720" w:hanging="360"/>
+        <w:rPr>
+          <w:u w:val="none"/>
+        </w:rPr>
+      </w:pPr>
+      <w:r>
+        <w:rPr>
+          <w:rtl w:val="0"/>
+        </w:rPr>
+        <w:t xml:space="preserve">Administración de usuarios y control de acceso</w:t>
+      </w:r>
+    </w:p>
+    <w:p>
+      <w:pPr>
+        <w:rPr/>
+      </w:pPr>
+      <w:r>
+        <w:rPr>
+          <w:rtl w:val="0"/>
+        </w:rPr>
+      </w:r>
+    </w:p>
+    <w:p>
+      <w:pPr>
+        <w:rPr>
+          <w:b w:val="1"/>
+          <w:bCs w:val="1"/>
+        </w:rPr>
+      </w:pPr>
+      <w:r>
+        <w:rPr>
+          <w:b w:val="1"/>
+          <w:bCs w:val="1"/>
+          <w:rtl w:val="0"/>
+        </w:rPr>
+        <w:t xml:space="preserve">Gestión de Proyectos Informáticos:</w:t>
+      </w:r>
+    </w:p>
+    <w:p>
+      <w:pPr>
+        <w:numPr>
+          <w:ilvl w:val="0"/>
+          <w:numId w:val="51"/>
+        </w:numPr>
+        <w:spacing w:after="0" w:afterAutospacing="0"/>
+        <w:ind w:left="720" w:hanging="360"/>
+        <w:rPr>
+          <w:u w:val="none"/>
+        </w:rPr>
+      </w:pPr>
+      <w:r>
+        <w:rPr>
+          <w:rtl w:val="0"/>
+        </w:rPr>
+        <w:t xml:space="preserve">Planificación y ejecución mediante metodología Scrum</w:t>
+      </w:r>
+    </w:p>
+    <w:p>
+      <w:pPr>
+        <w:numPr>
+          <w:ilvl w:val="0"/>
+          <w:numId w:val="51"/>
+        </w:numPr>
+        <w:spacing w:after="0" w:afterAutospacing="0"/>
+        <w:ind w:left="720" w:hanging="360"/>
+        <w:rPr>
+          <w:u w:val="none"/>
+        </w:rPr>
+      </w:pPr>
+      <w:r>
+        <w:rPr>
+          <w:rtl w:val="0"/>
+        </w:rPr>
+        <w:t xml:space="preserve">Control de versiones y gestión de configuración</w:t>
+      </w:r>
+    </w:p>
+    <w:p>
+      <w:pPr>
+        <w:numPr>
+          <w:ilvl w:val="0"/>
+          <w:numId w:val="51"/>
+        </w:numPr>
+        <w:ind w:left="720" w:hanging="360"/>
+        <w:rPr>
+          <w:u w:val="none"/>
+        </w:rPr>
+      </w:pPr>
+      <w:r>
+        <w:rPr>
+          <w:rtl w:val="0"/>
+        </w:rPr>
+        <w:t xml:space="preserve">Seguimiento de hitos y gestión de riesgos</w:t>
+      </w:r>
+    </w:p>
+    <w:p>
+      <w:pPr>
+        <w:rPr/>
+      </w:pPr>
+      <w:r>
+        <w:rPr>
+          <w:rtl w:val="0"/>
+        </w:rPr>
+      </w:r>
+    </w:p>
+    <w:p>
+      <w:pPr>
+        <w:rPr>
+          <w:b w:val="1"/>
+          <w:bCs w:val="1"/>
+        </w:rPr>
+      </w:pPr>
+      <w:r>
+        <w:rPr>
+          <w:b w:val="1"/>
+          <w:bCs w:val="1"/>
+          <w:rtl w:val="0"/>
+        </w:rPr>
+        <w:t xml:space="preserve">Seguridad Informática:</w:t>
+      </w:r>
+    </w:p>
+    <w:p>
+      <w:pPr>
+        <w:numPr>
+          <w:ilvl w:val="0"/>
+          <w:numId w:val="48"/>
+        </w:numPr>
+        <w:spacing w:after="0" w:afterAutospacing="0"/>
+        <w:ind w:left="720" w:hanging="360"/>
+        <w:rPr>
+          <w:u w:val="none"/>
+        </w:rPr>
+      </w:pPr>
+      <w:r>
+        <w:rPr>
+          <w:rtl w:val="0"/>
+        </w:rPr>
+        <w:t xml:space="preserve">Implementación de mecanismos de autenticación segura</w:t>
+      </w:r>
+    </w:p>
+    <w:p>
+      <w:pPr>
+        <w:numPr>
+          <w:ilvl w:val="0"/>
+          <w:numId w:val="48"/>
+        </w:numPr>
+        <w:spacing w:after="0" w:afterAutospacing="0"/>
+        <w:ind w:left="720" w:hanging="360"/>
+        <w:rPr>
+          <w:u w:val="none"/>
+        </w:rPr>
+      </w:pPr>
+      <w:r>
+        <w:rPr>
+          <w:rtl w:val="0"/>
+        </w:rPr>
+        <w:t xml:space="preserve">Protección de datos personales según estándares de privacidad</w:t>
+      </w:r>
+    </w:p>
+    <w:p>
+      <w:pPr>
+        <w:numPr>
+          <w:ilvl w:val="0"/>
+          <w:numId w:val="48"/>
+        </w:numPr>
+        <w:ind w:left="720" w:hanging="360"/>
+        <w:rPr>
+          <w:u w:val="none"/>
+        </w:rPr>
+      </w:pPr>
+      <w:r>
+        <w:rPr>
+          <w:rtl w:val="0"/>
+        </w:rPr>
+        <w:t xml:space="preserve">Control de acceso basado en roles y permisos</w:t>
+      </w:r>
+    </w:p>
+    <w:p>
+      <w:pPr>
+        <w:rPr/>
+      </w:pPr>
+      <w:r>
+        <w:rPr>
+          <w:rtl w:val="0"/>
+        </w:rPr>
+      </w:r>
+    </w:p>
+    <w:p>
+      <w:pPr>
+        <w:rPr>
+          <w:b w:val="1"/>
+          <w:bCs w:val="1"/>
+        </w:rPr>
+      </w:pPr>
+      <w:r>
+        <w:rPr>
+          <w:b w:val="1"/>
+          <w:bCs w:val="1"/>
+          <w:rtl w:val="0"/>
+        </w:rPr>
+        <w:t xml:space="preserve">Integración de Tecnologías:</w:t>
+      </w:r>
+    </w:p>
+    <w:p>
+      <w:pPr>
+        <w:numPr>
+          <w:ilvl w:val="0"/>
+          <w:numId w:val="30"/>
+        </w:numPr>
+        <w:spacing w:after="0" w:afterAutospacing="0"/>
+        <w:ind w:left="720" w:hanging="360"/>
+        <w:rPr>
+          <w:u w:val="none"/>
+        </w:rPr>
+      </w:pPr>
+      <w:r>
+        <w:rPr>
+          <w:rtl w:val="0"/>
+        </w:rPr>
+        <w:t xml:space="preserve">Conexión entre sistemas heterogéneos (móvil, web, cloud)</w:t>
+      </w:r>
+    </w:p>
+    <w:p>
+      <w:pPr>
+        <w:numPr>
+          <w:ilvl w:val="0"/>
+          <w:numId w:val="30"/>
+        </w:numPr>
+        <w:spacing w:after="0" w:afterAutospacing="0"/>
+        <w:ind w:left="720" w:hanging="360"/>
+        <w:rPr>
+          <w:u w:val="none"/>
+        </w:rPr>
+      </w:pPr>
+      <w:r>
+        <w:rPr>
+          <w:rtl w:val="0"/>
+        </w:rPr>
+        <w:t xml:space="preserve">Procesos ETL para migración y transformación de datos</w:t>
+      </w:r>
+    </w:p>
+    <w:p>
+      <w:pPr>
+        <w:numPr>
+          <w:ilvl w:val="0"/>
+          <w:numId w:val="30"/>
+        </w:numPr>
+        <w:ind w:left="720" w:hanging="360"/>
+        <w:rPr>
+          <w:u w:val="none"/>
+        </w:rPr>
+      </w:pPr>
+      <w:r>
+        <w:rPr>
+          <w:rtl w:val="0"/>
+        </w:rPr>
+        <w:t xml:space="preserve">Comunicación en tiempo real mediante notificaciones push</w:t>
+      </w:r>
+    </w:p>
+    <w:p>
+      <w:pPr>
+        <w:rPr/>
+      </w:pPr>
+      <w:r>
+        <w:rPr>
+          <w:rtl w:val="0"/>
+        </w:rPr>
+      </w:r>
+    </w:p>
+    <w:p>
+      <w:pPr>
+        <w:rPr>
+          <w:b w:val="1"/>
+          <w:bCs w:val="1"/>
+        </w:rPr>
+      </w:pPr>
+      <w:r>
+        <w:rPr>
+          <w:b w:val="1"/>
+          <w:bCs w:val="1"/>
+          <w:rtl w:val="0"/>
+        </w:rPr>
+        <w:t xml:space="preserve">Análisis y Diseño de Sistemas:</w:t>
+      </w:r>
+    </w:p>
+    <w:p>
+      <w:pPr>
+        <w:numPr>
+          <w:ilvl w:val="0"/>
+          <w:numId w:val="36"/>
+        </w:numPr>
+        <w:spacing w:after="0" w:afterAutospacing="0"/>
+        <w:ind w:left="720" w:hanging="360"/>
+        <w:rPr>
+          <w:u w:val="none"/>
+        </w:rPr>
+      </w:pPr>
+      <w:r>
+        <w:rPr>
+          <w:rtl w:val="0"/>
+        </w:rPr>
+        <w:t xml:space="preserve">Modelado de procesos y datos mediante UML</w:t>
+      </w:r>
+    </w:p>
+    <w:p>
+      <w:pPr>
+        <w:numPr>
+          <w:ilvl w:val="0"/>
+          <w:numId w:val="36"/>
+        </w:numPr>
+        <w:spacing w:after="0" w:afterAutospacing="0"/>
+        <w:ind w:left="720" w:hanging="360"/>
+        <w:rPr>
+          <w:u w:val="none"/>
+        </w:rPr>
+      </w:pPr>
+      <w:r>
+        <w:rPr>
+          <w:rtl w:val="0"/>
+        </w:rPr>
+        <w:t xml:space="preserve">Diseño de arquitectura software escalable</w:t>
+      </w:r>
+    </w:p>
+    <w:p>
+      <w:pPr>
+        <w:numPr>
+          <w:ilvl w:val="0"/>
+          <w:numId w:val="36"/>
+        </w:numPr>
+        <w:ind w:left="720" w:hanging="360"/>
+        <w:rPr>
+          <w:u w:val="none"/>
+        </w:rPr>
+      </w:pPr>
+      <w:r>
+        <w:rPr>
+          <w:rtl w:val="0"/>
+        </w:rPr>
+        <w:t xml:space="preserve">Prototipado y validación de interfaces de usuario</w:t>
+      </w:r>
+    </w:p>
+    <w:p>
+      <w:pPr>
+        <w:rPr/>
+      </w:pPr>
+      <w:r>
+        <w:rPr>
+          <w:rtl w:val="0"/>
+        </w:rPr>
+      </w:r>
+    </w:p>
+    <w:p>
+      <w:pPr>
+        <w:pStyle w:val="Heading1"/>
+        <w:rPr/>
+      </w:pPr>
+      <w:bookmarkStart w:colFirst="0" w:colLast="0" w:name="_heading=h.10zk725wxtr2" w:id="14"/>
+      <w:bookmarkEnd w:id="14"/>
+      <w:r>
+        <w:rPr>
+          <w:rtl w:val="0"/>
+        </w:rPr>
+        <w:t xml:space="preserve">15. Competencias del perfil de egreso</w:t>
+      </w:r>
+    </w:p>
+    <w:p>
+      <w:pPr>
+        <w:rPr/>
+      </w:pPr>
+      <w:r>
+        <w:rPr>
+          <w:b w:val="1"/>
+          <w:bCs w:val="1"/>
+          <w:rtl w:val="0"/>
+        </w:rPr>
+        <w:t xml:space="preserve">Competencias Técnicas Desarrolladas:</w:t>
+      </w:r>
+      <w:r>
+        <w:rPr>
+          <w:rtl w:val="0"/>
+        </w:rPr>
+      </w:r>
+    </w:p>
+    <w:p>
+      <w:pPr>
+        <w:rPr>
+          <w:b w:val="1"/>
+          <w:bCs w:val="1"/>
+        </w:rPr>
+      </w:pPr>
+      <w:r>
+        <w:rPr>
+          <w:b w:val="1"/>
+          <w:bCs w:val="1"/>
+          <w:rtl w:val="0"/>
+        </w:rPr>
+        <w:t xml:space="preserve">Modelamiento de Base de Datos:</w:t>
+      </w:r>
+    </w:p>
+    <w:p>
+      <w:pPr>
+        <w:numPr>
+          <w:ilvl w:val="0"/>
+          <w:numId w:val="41"/>
+        </w:numPr>
+        <w:spacing w:after="0" w:afterAutospacing="0"/>
+        <w:ind w:left="720" w:hanging="360"/>
+        <w:rPr>
+          <w:u w:val="none"/>
+        </w:rPr>
+      </w:pPr>
+      <w:r>
+        <w:rPr>
+          <w:rtl w:val="0"/>
+        </w:rPr>
+        <w:t xml:space="preserve">Diseño e implementación de modelo entidad-relación normalizado</w:t>
+      </w:r>
+    </w:p>
+    <w:p>
+      <w:pPr>
+        <w:numPr>
+          <w:ilvl w:val="0"/>
+          <w:numId w:val="41"/>
+        </w:numPr>
+        <w:spacing w:after="0" w:afterAutospacing="0"/>
+        <w:ind w:left="720" w:hanging="360"/>
+        <w:rPr>
+          <w:u w:val="none"/>
+        </w:rPr>
+      </w:pPr>
+      <w:r>
+        <w:rPr>
+          <w:rtl w:val="0"/>
+        </w:rPr>
+        <w:t xml:space="preserve">Creación de esquemas NoSQL optimizados para Firestore</w:t>
+      </w:r>
+    </w:p>
+    <w:p>
+      <w:pPr>
+        <w:numPr>
+          <w:ilvl w:val="0"/>
+          <w:numId w:val="41"/>
+        </w:numPr>
+        <w:ind w:left="720" w:hanging="360"/>
+        <w:rPr>
+          <w:u w:val="none"/>
+        </w:rPr>
+      </w:pPr>
+      <w:r>
+        <w:rPr>
+          <w:rtl w:val="0"/>
+        </w:rPr>
+        <w:t xml:space="preserve">Definición de relaciones muchos-a-muchos mediante tabla intermedia (ATENCIÓN)</w:t>
+      </w:r>
+    </w:p>
+    <w:p>
+      <w:pPr>
+        <w:rPr/>
+      </w:pPr>
+      <w:r>
+        <w:rPr>
+          <w:rtl w:val="0"/>
+        </w:rPr>
+      </w:r>
+    </w:p>
+    <w:p>
+      <w:pPr>
+        <w:rPr>
+          <w:b w:val="1"/>
+          <w:bCs w:val="1"/>
+        </w:rPr>
+      </w:pPr>
+      <w:r>
+        <w:rPr>
+          <w:b w:val="1"/>
+          <w:bCs w:val="1"/>
+          <w:rtl w:val="0"/>
+        </w:rPr>
+        <w:t xml:space="preserve">Documentación de Arquitectura de Software:</w:t>
+      </w:r>
+    </w:p>
+    <w:p>
+      <w:pPr>
+        <w:numPr>
+          <w:ilvl w:val="0"/>
+          <w:numId w:val="40"/>
+        </w:numPr>
+        <w:spacing w:after="0" w:afterAutospacing="0"/>
+        <w:ind w:left="720" w:hanging="360"/>
+        <w:rPr>
+          <w:u w:val="none"/>
+        </w:rPr>
+      </w:pPr>
+      <w:r>
+        <w:rPr>
+          <w:rtl w:val="0"/>
+        </w:rPr>
+        <w:t xml:space="preserve">Elaboración de diagramas UML completos (casos de uso, secuencia, actividad)</w:t>
+      </w:r>
+    </w:p>
+    <w:p>
+      <w:pPr>
+        <w:numPr>
+          <w:ilvl w:val="0"/>
+          <w:numId w:val="40"/>
+        </w:numPr>
+        <w:spacing w:after="0" w:afterAutospacing="0"/>
+        <w:ind w:left="720" w:hanging="360"/>
+        <w:rPr>
+          <w:u w:val="none"/>
+        </w:rPr>
+      </w:pPr>
+      <w:r>
+        <w:rPr>
+          <w:rtl w:val="0"/>
+        </w:rPr>
+        <w:t xml:space="preserve">Especificación técnica de componentes y interfaces</w:t>
+      </w:r>
+    </w:p>
+    <w:p>
+      <w:pPr>
+        <w:numPr>
+          <w:ilvl w:val="0"/>
+          <w:numId w:val="40"/>
+        </w:numPr>
+        <w:ind w:left="720" w:hanging="360"/>
+        <w:rPr>
+          <w:u w:val="none"/>
+        </w:rPr>
+      </w:pPr>
+      <w:r>
+        <w:rPr>
+          <w:rtl w:val="0"/>
+        </w:rPr>
+        <w:t xml:space="preserve">Documentación de patrones arquitectónicos aplicados</w:t>
+      </w:r>
+    </w:p>
+    <w:p>
+      <w:pPr>
+        <w:rPr/>
+      </w:pPr>
+      <w:r>
+        <w:rPr>
+          <w:rtl w:val="0"/>
+        </w:rPr>
+      </w:r>
+    </w:p>
+    <w:p>
+      <w:pPr>
+        <w:rPr>
+          <w:b w:val="1"/>
+          <w:bCs w:val="1"/>
+        </w:rPr>
+      </w:pPr>
+      <w:r>
+        <w:rPr>
+          <w:b w:val="1"/>
+          <w:bCs w:val="1"/>
+          <w:rtl w:val="0"/>
+        </w:rPr>
+        <w:t xml:space="preserve">Integración de Plataformas:</w:t>
+      </w:r>
+    </w:p>
+    <w:p>
+      <w:pPr>
+        <w:numPr>
+          <w:ilvl w:val="0"/>
+          <w:numId w:val="17"/>
+        </w:numPr>
+        <w:spacing w:after="0" w:afterAutospacing="0"/>
+        <w:ind w:left="720" w:hanging="360"/>
+        <w:rPr>
+          <w:u w:val="none"/>
+        </w:rPr>
+      </w:pPr>
+      <w:r>
+        <w:rPr>
+          <w:rtl w:val="0"/>
+        </w:rPr>
+        <w:t xml:space="preserve">Conexión Google Forms → Google Sheets → Firebase Firestore</w:t>
+      </w:r>
+    </w:p>
+    <w:p>
+      <w:pPr>
+        <w:numPr>
+          <w:ilvl w:val="0"/>
+          <w:numId w:val="17"/>
+        </w:numPr>
+        <w:spacing w:after="0" w:afterAutospacing="0"/>
+        <w:ind w:left="720" w:hanging="360"/>
+        <w:rPr>
+          <w:u w:val="none"/>
+        </w:rPr>
+      </w:pPr>
+      <w:r>
+        <w:rPr>
+          <w:rtl w:val="0"/>
+        </w:rPr>
+        <w:t xml:space="preserve">Implementación de APIs REST para comunicación cliente-servidor</w:t>
+      </w:r>
+    </w:p>
+    <w:p>
+      <w:pPr>
+        <w:numPr>
+          <w:ilvl w:val="0"/>
+          <w:numId w:val="17"/>
+        </w:numPr>
+        <w:ind w:left="720" w:hanging="360"/>
+        <w:rPr>
+          <w:u w:val="none"/>
+        </w:rPr>
+      </w:pPr>
+      <w:r>
+        <w:rPr>
+          <w:rtl w:val="0"/>
+        </w:rPr>
+        <w:t xml:space="preserve">Configuración de servicios cloud (Firebase Authentication, Cloud Messaging)</w:t>
+      </w:r>
+    </w:p>
+    <w:p>
+      <w:pPr>
+        <w:rPr/>
+      </w:pPr>
+      <w:r>
+        <w:rPr>
+          <w:rtl w:val="0"/>
+        </w:rPr>
+      </w:r>
+    </w:p>
+    <w:p>
+      <w:pPr>
+        <w:rPr>
+          <w:b w:val="1"/>
+          <w:bCs w:val="1"/>
+        </w:rPr>
+      </w:pPr>
+      <w:r>
+        <w:rPr>
+          <w:b w:val="1"/>
+          <w:bCs w:val="1"/>
+          <w:rtl w:val="0"/>
+        </w:rPr>
+        <w:t xml:space="preserve">Procesos ETL:</w:t>
+      </w:r>
+    </w:p>
+    <w:p>
+      <w:pPr>
+        <w:numPr>
+          <w:ilvl w:val="0"/>
+          <w:numId w:val="25"/>
+        </w:numPr>
+        <w:spacing w:after="0" w:afterAutospacing="0"/>
+        <w:ind w:left="720" w:hanging="360"/>
+        <w:rPr>
+          <w:u w:val="none"/>
+        </w:rPr>
+      </w:pPr>
+      <w:r>
+        <w:rPr>
+          <w:rtl w:val="0"/>
+        </w:rPr>
+        <w:t xml:space="preserve">Desarrollo de scripts Apps Script para migración de datos</w:t>
+      </w:r>
+    </w:p>
+    <w:p>
+      <w:pPr>
+        <w:numPr>
+          <w:ilvl w:val="0"/>
+          <w:numId w:val="25"/>
+        </w:numPr>
+        <w:spacing w:after="0" w:afterAutospacing="0"/>
+        <w:ind w:left="720" w:hanging="360"/>
+        <w:rPr>
+          <w:u w:val="none"/>
+        </w:rPr>
+      </w:pPr>
+      <w:r>
+        <w:rPr>
+          <w:rtl w:val="0"/>
+        </w:rPr>
+        <w:t xml:space="preserve">Transformación y limpieza de datos entre sistemas</w:t>
+      </w:r>
+    </w:p>
+    <w:p>
+      <w:pPr>
+        <w:numPr>
+          <w:ilvl w:val="0"/>
+          <w:numId w:val="25"/>
+        </w:numPr>
+        <w:ind w:left="720" w:hanging="360"/>
+        <w:rPr>
+          <w:u w:val="none"/>
+        </w:rPr>
+      </w:pPr>
+      <w:r>
+        <w:rPr>
+          <w:rtl w:val="0"/>
+        </w:rPr>
+        <w:t xml:space="preserve">Conexión con herramientas de visualización (Looker Studio)</w:t>
+      </w:r>
+    </w:p>
+    <w:p>
+      <w:pPr>
+        <w:rPr/>
+      </w:pPr>
+      <w:r>
+        <w:rPr>
+          <w:rtl w:val="0"/>
+        </w:rPr>
+      </w:r>
+    </w:p>
+    <w:p>
+      <w:pPr>
+        <w:rPr>
+          <w:b w:val="1"/>
+          <w:bCs w:val="1"/>
+        </w:rPr>
+      </w:pPr>
+      <w:r>
+        <w:rPr>
+          <w:b w:val="1"/>
+          <w:bCs w:val="1"/>
+          <w:rtl w:val="0"/>
+        </w:rPr>
+        <w:t xml:space="preserve">Análisis, Diseño y Desarrollo de Soluciones Informáticas:</w:t>
+      </w:r>
+    </w:p>
+    <w:p>
+      <w:pPr>
+        <w:numPr>
+          <w:ilvl w:val="0"/>
+          <w:numId w:val="61"/>
+        </w:numPr>
+        <w:spacing w:after="0" w:afterAutospacing="0"/>
+        <w:ind w:left="720" w:hanging="360"/>
+        <w:rPr>
+          <w:u w:val="none"/>
+        </w:rPr>
+      </w:pPr>
+      <w:r>
+        <w:rPr>
+          <w:rtl w:val="0"/>
+        </w:rPr>
+        <w:t xml:space="preserve">Aplicación de ciclo de vida completo de desarrollo software</w:t>
+      </w:r>
+    </w:p>
+    <w:p>
+      <w:pPr>
+        <w:numPr>
+          <w:ilvl w:val="0"/>
+          <w:numId w:val="61"/>
+        </w:numPr>
+        <w:spacing w:after="0" w:afterAutospacing="0"/>
+        <w:ind w:left="720" w:hanging="360"/>
+        <w:rPr>
+          <w:u w:val="none"/>
+        </w:rPr>
+      </w:pPr>
+      <w:r>
+        <w:rPr>
+          <w:rtl w:val="0"/>
+        </w:rPr>
+        <w:t xml:space="preserve">Implementación de arquitectura cliente-servidor con separación de responsabilidades</w:t>
+      </w:r>
+    </w:p>
+    <w:p>
+      <w:pPr>
+        <w:numPr>
+          <w:ilvl w:val="0"/>
+          <w:numId w:val="61"/>
+        </w:numPr>
+        <w:ind w:left="720" w:hanging="360"/>
+        <w:rPr>
+          <w:u w:val="none"/>
+        </w:rPr>
+      </w:pPr>
+      <w:r>
+        <w:rPr>
+          <w:rtl w:val="0"/>
+        </w:rPr>
+        <w:t xml:space="preserve">Desarrollo de solución integral addressing problemática real</w:t>
+      </w:r>
+    </w:p>
+    <w:p>
+      <w:pPr>
+        <w:rPr/>
+      </w:pPr>
+      <w:r>
+        <w:rPr>
+          <w:rtl w:val="0"/>
+        </w:rPr>
+      </w:r>
+    </w:p>
+    <w:p>
+      <w:pPr>
+        <w:rPr>
+          <w:b w:val="1"/>
+          <w:bCs w:val="1"/>
+        </w:rPr>
+      </w:pPr>
+      <w:r>
+        <w:rPr>
+          <w:b w:val="1"/>
+          <w:bCs w:val="1"/>
+          <w:rtl w:val="0"/>
+        </w:rPr>
+        <w:t xml:space="preserve">Gestión de Proyectos Informáticos:</w:t>
+      </w:r>
+    </w:p>
+    <w:p>
+      <w:pPr>
+        <w:numPr>
+          <w:ilvl w:val="0"/>
+          <w:numId w:val="22"/>
+        </w:numPr>
+        <w:spacing w:after="0" w:afterAutospacing="0"/>
+        <w:ind w:left="720" w:hanging="360"/>
+        <w:rPr>
+          <w:u w:val="none"/>
+        </w:rPr>
+      </w:pPr>
+      <w:r>
+        <w:rPr>
+          <w:rtl w:val="0"/>
+        </w:rPr>
+        <w:t xml:space="preserve">Planificación y ejecución mediante metodología ágil Scrum</w:t>
+      </w:r>
+    </w:p>
+    <w:p>
+      <w:pPr>
+        <w:numPr>
+          <w:ilvl w:val="0"/>
+          <w:numId w:val="22"/>
+        </w:numPr>
+        <w:spacing w:after="0" w:afterAutospacing="0"/>
+        <w:ind w:left="720" w:hanging="360"/>
+        <w:rPr>
+          <w:u w:val="none"/>
+        </w:rPr>
+      </w:pPr>
+      <w:r>
+        <w:rPr>
+          <w:rtl w:val="0"/>
+        </w:rPr>
+        <w:t xml:space="preserve">Gestión de riesgos y adaptación a cambios de alcance</w:t>
+      </w:r>
+    </w:p>
+    <w:p>
+      <w:pPr>
+        <w:numPr>
+          <w:ilvl w:val="0"/>
+          <w:numId w:val="22"/>
+        </w:numPr>
+        <w:ind w:left="720" w:hanging="360"/>
+        <w:rPr>
+          <w:u w:val="none"/>
+        </w:rPr>
+      </w:pPr>
+      <w:r>
+        <w:rPr>
+          <w:rtl w:val="0"/>
+        </w:rPr>
+        <w:t xml:space="preserve">Coordinación de equipo multidisciplinario</w:t>
+      </w:r>
+    </w:p>
+    <w:p>
+      <w:pPr>
+        <w:rPr/>
+      </w:pPr>
+      <w:r>
+        <w:rPr>
+          <w:rtl w:val="0"/>
+        </w:rPr>
+      </w:r>
+    </w:p>
+    <w:p>
+      <w:pPr>
+        <w:rPr/>
+      </w:pPr>
+      <w:r>
+        <w:rPr>
+          <w:b w:val="1"/>
+          <w:bCs w:val="1"/>
+          <w:rtl w:val="0"/>
+        </w:rPr>
+        <w:t xml:space="preserve">Competencias Transversales Evidenciadas:</w:t>
+      </w:r>
+      <w:r>
+        <w:rPr>
+          <w:rtl w:val="0"/>
+        </w:rPr>
+      </w:r>
+    </w:p>
+    <w:p>
+      <w:pPr>
+        <w:rPr>
+          <w:b w:val="1"/>
+          <w:bCs w:val="1"/>
+        </w:rPr>
+      </w:pPr>
+      <w:r>
+        <w:rPr>
+          <w:b w:val="1"/>
+          <w:bCs w:val="1"/>
+          <w:rtl w:val="0"/>
+        </w:rPr>
+        <w:t xml:space="preserve">Comunicación y Trabajo en Equipo:</w:t>
+      </w:r>
+    </w:p>
+    <w:p>
+      <w:pPr>
+        <w:numPr>
+          <w:ilvl w:val="0"/>
+          <w:numId w:val="6"/>
+        </w:numPr>
+        <w:spacing w:after="0" w:afterAutospacing="0"/>
+        <w:ind w:left="720" w:hanging="360"/>
+        <w:rPr>
+          <w:u w:val="none"/>
+        </w:rPr>
+      </w:pPr>
+      <w:r>
+        <w:rPr>
+          <w:rtl w:val="0"/>
+        </w:rPr>
+        <w:t xml:space="preserve">Coordinación efectiva a pesar de reducción de integrantes</w:t>
+      </w:r>
+    </w:p>
+    <w:p>
+      <w:pPr>
+        <w:numPr>
+          <w:ilvl w:val="0"/>
+          <w:numId w:val="6"/>
+        </w:numPr>
+        <w:spacing w:after="0" w:afterAutospacing="0"/>
+        <w:ind w:left="720" w:hanging="360"/>
+        <w:rPr>
+          <w:u w:val="none"/>
+        </w:rPr>
+      </w:pPr>
+      <w:r>
+        <w:rPr>
+          <w:rtl w:val="0"/>
+        </w:rPr>
+        <w:t xml:space="preserve">Comunicación clara de requerimientos técnicos y funcionales</w:t>
+      </w:r>
+    </w:p>
+    <w:p>
+      <w:pPr>
+        <w:numPr>
+          <w:ilvl w:val="0"/>
+          <w:numId w:val="6"/>
+        </w:numPr>
+        <w:ind w:left="720" w:hanging="360"/>
+        <w:rPr>
+          <w:u w:val="none"/>
+        </w:rPr>
+      </w:pPr>
+      <w:r>
+        <w:rPr>
+          <w:rtl w:val="0"/>
+        </w:rPr>
+        <w:t xml:space="preserve">Presentación coherente de avances y resultados</w:t>
+      </w:r>
+    </w:p>
+    <w:p>
+      <w:pPr>
+        <w:rPr/>
+      </w:pPr>
+      <w:r>
+        <w:rPr>
+          <w:rtl w:val="0"/>
+        </w:rPr>
+      </w:r>
+    </w:p>
+    <w:p>
+      <w:pPr>
+        <w:rPr>
+          <w:b w:val="1"/>
+          <w:bCs w:val="1"/>
+        </w:rPr>
+      </w:pPr>
+      <w:r>
+        <w:rPr>
+          <w:b w:val="1"/>
+          <w:bCs w:val="1"/>
+          <w:rtl w:val="0"/>
+        </w:rPr>
+        <w:t xml:space="preserve">Adaptabilidad y Resiliencia:</w:t>
+      </w:r>
+    </w:p>
+    <w:p>
+      <w:pPr>
+        <w:numPr>
+          <w:ilvl w:val="0"/>
+          <w:numId w:val="12"/>
+        </w:numPr>
+        <w:spacing w:after="0" w:afterAutospacing="0"/>
+        <w:ind w:left="720" w:hanging="360"/>
+        <w:rPr>
+          <w:u w:val="none"/>
+        </w:rPr>
+      </w:pPr>
+      <w:r>
+        <w:rPr>
+          <w:rtl w:val="0"/>
+        </w:rPr>
+        <w:t xml:space="preserve">Reestructuración exitosa ante cambio imprevisto en composición del equipo</w:t>
+      </w:r>
+    </w:p>
+    <w:p>
+      <w:pPr>
+        <w:numPr>
+          <w:ilvl w:val="0"/>
+          <w:numId w:val="12"/>
+        </w:numPr>
+        <w:spacing w:after="0" w:afterAutospacing="0"/>
+        <w:ind w:left="720" w:hanging="360"/>
+        <w:rPr>
+          <w:u w:val="none"/>
+        </w:rPr>
+      </w:pPr>
+      <w:r>
+        <w:rPr>
+          <w:rtl w:val="0"/>
+        </w:rPr>
+        <w:t xml:space="preserve">Mantenimiento de calidad y alcance a pesar de limitaciones</w:t>
+      </w:r>
+    </w:p>
+    <w:p>
+      <w:pPr>
+        <w:numPr>
+          <w:ilvl w:val="0"/>
+          <w:numId w:val="12"/>
+        </w:numPr>
+        <w:ind w:left="720" w:hanging="360"/>
+        <w:rPr>
+          <w:u w:val="none"/>
+        </w:rPr>
+      </w:pPr>
+      <w:r>
+        <w:rPr>
+          <w:rtl w:val="0"/>
+        </w:rPr>
+        <w:t xml:space="preserve">Transformación de obstáculos en oportunidades de optimización</w:t>
+      </w:r>
+    </w:p>
+    <w:p>
+      <w:pPr>
+        <w:rPr/>
+      </w:pPr>
+      <w:r>
+        <w:rPr>
+          <w:rtl w:val="0"/>
+        </w:rPr>
+      </w:r>
+    </w:p>
+    <w:p>
+      <w:pPr>
+        <w:pStyle w:val="Heading1"/>
+        <w:rPr/>
+      </w:pPr>
+      <w:bookmarkStart w:colFirst="0" w:colLast="0" w:name="_heading=h.7y2cc0c6sz8u" w:id="15"/>
+      <w:bookmarkEnd w:id="15"/>
+      <w:r>
+        <w:rPr>
+          <w:rtl w:val="0"/>
+        </w:rPr>
+        <w:t xml:space="preserve">16. Plan de comercialización / análisis económico</w:t>
+      </w:r>
+    </w:p>
+    <w:p>
+      <w:pPr>
+        <w:rPr>
+          <w:b w:val="1"/>
+          <w:bCs w:val="1"/>
+        </w:rPr>
+      </w:pPr>
+      <w:r>
+        <w:rPr>
+          <w:b w:val="1"/>
+          <w:bCs w:val="1"/>
+          <w:rtl w:val="0"/>
+        </w:rPr>
+        <w:t xml:space="preserve">Modelo de Sustentabilidad:</w:t>
+      </w:r>
+    </w:p>
+    <w:p>
+      <w:pPr>
+        <w:rPr>
+          <w:b w:val="1"/>
+          <w:bCs w:val="1"/>
+        </w:rPr>
+      </w:pPr>
+      <w:r>
+        <w:rPr>
+          <w:b w:val="1"/>
+          <w:bCs w:val="1"/>
+          <w:rtl w:val="0"/>
+        </w:rPr>
+        <w:t xml:space="preserve">Valorización de Horas de Desarrollo:</w:t>
+      </w:r>
+    </w:p>
+    <w:p>
+      <w:pPr>
+        <w:rPr/>
+      </w:pPr>
+      <w:r>
+        <w:rPr>
+          <w:rtl w:val="0"/>
+        </w:rPr>
+        <w:t xml:space="preserve">El costo total del proyecto, con una duración total de 1072 horas y asumiendo el Valor Hora de un desarrollador Junior en el mercado Chileno es de $2000 CLP/hora, es de 55.69 UF ($2.144.000 CLP).</w:t>
+      </w:r>
+    </w:p>
+    <w:p>
+      <w:pPr>
+        <w:rPr/>
+      </w:pPr>
+      <w:r>
+        <w:rPr>
+          <w:rtl w:val="0"/>
+        </w:rPr>
+        <w:t xml:space="preserve">Consideraciones:</w:t>
+      </w:r>
+    </w:p>
+    <w:p>
+      <w:pPr>
+        <w:numPr>
+          <w:ilvl w:val="0"/>
+          <w:numId w:val="50"/>
+        </w:numPr>
+        <w:spacing w:after="0" w:afterAutospacing="0"/>
+        <w:ind w:left="720" w:hanging="360"/>
+        <w:rPr>
+          <w:u w:val="none"/>
+        </w:rPr>
+      </w:pPr>
+      <w:r>
+        <w:rPr>
+          <w:rtl w:val="0"/>
+        </w:rPr>
+        <w:t xml:space="preserve">El valor por hora es según referencia del mercado laboral chileno para desarrolladores Junior</w:t>
+      </w:r>
+    </w:p>
+    <w:p>
+      <w:pPr>
+        <w:numPr>
+          <w:ilvl w:val="0"/>
+          <w:numId w:val="50"/>
+        </w:numPr>
+        <w:spacing w:after="0" w:afterAutospacing="0"/>
+        <w:ind w:left="720" w:hanging="360"/>
+        <w:rPr>
+          <w:u w:val="none"/>
+        </w:rPr>
+      </w:pPr>
+      <w:r>
+        <w:rPr>
+          <w:rtl w:val="0"/>
+        </w:rPr>
+        <w:t xml:space="preserve">Duración total del proyecto: 18 semanas (11/08/2025 - 14/12/2025)</w:t>
+      </w:r>
+    </w:p>
+    <w:p>
+      <w:pPr>
+        <w:numPr>
+          <w:ilvl w:val="0"/>
+          <w:numId w:val="50"/>
+        </w:numPr>
+        <w:spacing w:after="0" w:afterAutospacing="0"/>
+        <w:ind w:left="720" w:hanging="360"/>
+        <w:rPr>
+          <w:u w:val="none"/>
+        </w:rPr>
+      </w:pPr>
+      <w:r>
+        <w:rPr>
+          <w:rtl w:val="0"/>
+        </w:rPr>
+        <w:t xml:space="preserve">Este costo no incluye: infraestructura cloud, licencias, hardware ni gastos operacionales</w:t>
+      </w:r>
+    </w:p>
+    <w:p>
+      <w:pPr>
+        <w:numPr>
+          <w:ilvl w:val="0"/>
+          <w:numId w:val="50"/>
+        </w:numPr>
+        <w:ind w:left="720" w:hanging="360"/>
+        <w:rPr>
+          <w:u w:val="none"/>
+        </w:rPr>
+      </w:pPr>
+      <w:r>
+        <w:rPr>
+          <w:rtl w:val="0"/>
+        </w:rPr>
+        <w:t xml:space="preserve">Los servicios de Firebase utilizados están en el plan gratuito (Spark Plan)</w:t>
+      </w:r>
+    </w:p>
+    <w:p>
+      <w:pPr>
+        <w:rPr>
+          <w:b w:val="1"/>
+          <w:bCs w:val="1"/>
+        </w:rPr>
+      </w:pPr>
+      <w:r>
+        <w:rPr>
+          <w:b w:val="1"/>
+          <w:bCs w:val="1"/>
+          <w:rtl w:val="0"/>
+        </w:rPr>
+        <w:t xml:space="preserve">Costo Cero de Implementación:</w:t>
+      </w:r>
+    </w:p>
+    <w:p>
+      <w:pPr>
+        <w:rPr/>
+      </w:pPr>
+      <w:r>
+        <w:rPr>
+          <w:rtl w:val="0"/>
+        </w:rPr>
+        <w:t xml:space="preserve">El proyecto se desarrolló utilizando exclusivamente tecnologías y servicios gratuitos:</w:t>
+      </w:r>
+    </w:p>
+    <w:p>
+      <w:pPr>
+        <w:numPr>
+          <w:ilvl w:val="0"/>
+          <w:numId w:val="33"/>
+        </w:numPr>
+        <w:spacing w:after="0" w:afterAutospacing="0"/>
+        <w:ind w:left="720" w:hanging="360"/>
+        <w:rPr>
+          <w:u w:val="none"/>
+        </w:rPr>
+      </w:pPr>
+      <w:r>
+        <w:rPr>
+          <w:rtl w:val="0"/>
+        </w:rPr>
+        <w:t xml:space="preserve">Firebase Spark Plan (sin costo para uso limitado)</w:t>
+      </w:r>
+    </w:p>
+    <w:p>
+      <w:pPr>
+        <w:numPr>
+          <w:ilvl w:val="0"/>
+          <w:numId w:val="33"/>
+        </w:numPr>
+        <w:spacing w:after="0" w:afterAutospacing="0"/>
+        <w:ind w:left="720" w:hanging="360"/>
+        <w:rPr>
+          <w:u w:val="none"/>
+        </w:rPr>
+      </w:pPr>
+      <w:r>
+        <w:rPr>
+          <w:rtl w:val="0"/>
+        </w:rPr>
+        <w:t xml:space="preserve">Google Forms/Sheets (gratuitos para educación)</w:t>
+      </w:r>
+    </w:p>
+    <w:p>
+      <w:pPr>
+        <w:numPr>
+          <w:ilvl w:val="0"/>
+          <w:numId w:val="33"/>
+        </w:numPr>
+        <w:spacing w:after="0" w:afterAutospacing="0"/>
+        <w:ind w:left="720" w:hanging="360"/>
+        <w:rPr>
+          <w:u w:val="none"/>
+        </w:rPr>
+      </w:pPr>
+      <w:r>
+        <w:rPr>
+          <w:rtl w:val="0"/>
+        </w:rPr>
+        <w:t xml:space="preserve">Herramientas de desarrollo open-source (Android Studio, VS Code)</w:t>
+      </w:r>
+    </w:p>
+    <w:p>
+      <w:pPr>
+        <w:numPr>
+          <w:ilvl w:val="0"/>
+          <w:numId w:val="33"/>
+        </w:numPr>
+        <w:ind w:left="720" w:hanging="360"/>
+        <w:rPr>
+          <w:u w:val="none"/>
+        </w:rPr>
+      </w:pPr>
+      <w:r>
+        <w:rPr>
+          <w:rtl w:val="0"/>
+        </w:rPr>
+        <w:t xml:space="preserve">Plataformas de diseño gratuitas (Figma, Canva)</w:t>
+      </w:r>
+    </w:p>
+    <w:p>
+      <w:pPr>
+        <w:rPr/>
+      </w:pPr>
+      <w:r>
+        <w:rPr>
+          <w:rtl w:val="0"/>
+        </w:rPr>
+      </w:r>
+    </w:p>
+    <w:p>
+      <w:pPr>
+        <w:rPr>
+          <w:b w:val="1"/>
+          <w:bCs w:val="1"/>
+        </w:rPr>
+      </w:pPr>
+      <w:r>
+        <w:rPr>
+          <w:b w:val="1"/>
+          <w:bCs w:val="1"/>
+          <w:rtl w:val="0"/>
+        </w:rPr>
+        <w:t xml:space="preserve">Escalabilidad Económica:</w:t>
+      </w:r>
+    </w:p>
+    <w:p>
+      <w:pPr>
+        <w:rPr/>
+      </w:pPr>
+      <w:r>
+        <w:rPr>
+          <w:rtl w:val="0"/>
+        </w:rPr>
+        <w:t xml:space="preserve">Para implementación a escala institucional, se proyectan costos mínimos:</w:t>
+      </w:r>
+    </w:p>
+    <w:p>
+      <w:pPr>
+        <w:numPr>
+          <w:ilvl w:val="0"/>
+          <w:numId w:val="47"/>
+        </w:numPr>
+        <w:spacing w:after="0" w:afterAutospacing="0"/>
+        <w:ind w:left="720" w:hanging="360"/>
+        <w:rPr>
+          <w:u w:val="none"/>
+        </w:rPr>
+      </w:pPr>
+      <w:r>
+        <w:rPr>
+          <w:rtl w:val="0"/>
+        </w:rPr>
+        <w:t xml:space="preserve">Firebase Blaze Plan: ~$25-50 mensuales según uso</w:t>
+      </w:r>
+    </w:p>
+    <w:p>
+      <w:pPr>
+        <w:numPr>
+          <w:ilvl w:val="0"/>
+          <w:numId w:val="47"/>
+        </w:numPr>
+        <w:spacing w:after="0" w:afterAutospacing="0"/>
+        <w:ind w:left="720" w:hanging="360"/>
+        <w:rPr>
+          <w:u w:val="none"/>
+        </w:rPr>
+      </w:pPr>
+      <w:r>
+        <w:rPr>
+          <w:rtl w:val="0"/>
+        </w:rPr>
+        <w:t xml:space="preserve">Dominio institucional: ~$15 anuales</w:t>
+      </w:r>
+    </w:p>
+    <w:p>
+      <w:pPr>
+        <w:numPr>
+          <w:ilvl w:val="0"/>
+          <w:numId w:val="47"/>
+        </w:numPr>
+        <w:ind w:left="720" w:hanging="360"/>
+        <w:rPr>
+          <w:u w:val="none"/>
+        </w:rPr>
+      </w:pPr>
+      <w:r>
+        <w:rPr>
+          <w:rtl w:val="0"/>
+        </w:rPr>
+        <w:t xml:space="preserve">Mantenimiento: Recursos humanos existentes en departamento TI</w:t>
+      </w:r>
+    </w:p>
+    <w:p>
+      <w:pPr>
+        <w:rPr/>
+      </w:pPr>
+      <w:r>
+        <w:rPr>
+          <w:rtl w:val="0"/>
+        </w:rPr>
+      </w:r>
+    </w:p>
+    <w:p>
+      <w:pPr>
+        <w:rPr/>
+      </w:pPr>
+      <w:r>
+        <w:rPr>
+          <w:b w:val="1"/>
+          <w:bCs w:val="1"/>
+          <w:rtl w:val="0"/>
+        </w:rPr>
+        <w:t xml:space="preserve">Análisis Costo-Beneficio:</w:t>
+      </w:r>
+      <w:r>
+        <w:rPr>
+          <w:rtl w:val="0"/>
+        </w:rPr>
+      </w:r>
+    </w:p>
+    <w:p>
+      <w:pPr>
+        <w:rPr>
+          <w:b w:val="1"/>
+          <w:bCs w:val="1"/>
+        </w:rPr>
+      </w:pPr>
+      <w:r>
+        <w:rPr>
+          <w:b w:val="1"/>
+          <w:bCs w:val="1"/>
+          <w:rtl w:val="0"/>
+        </w:rPr>
+        <w:t xml:space="preserve">Beneficios Tangibles:</w:t>
+      </w:r>
+    </w:p>
+    <w:p>
+      <w:pPr>
+        <w:numPr>
+          <w:ilvl w:val="0"/>
+          <w:numId w:val="28"/>
+        </w:numPr>
+        <w:spacing w:after="0" w:afterAutospacing="0"/>
+        <w:ind w:left="720" w:hanging="360"/>
+        <w:rPr>
+          <w:u w:val="none"/>
+        </w:rPr>
+      </w:pPr>
+      <w:r>
+        <w:rPr>
+          <w:rtl w:val="0"/>
+        </w:rPr>
+        <w:t xml:space="preserve">Reducción de tiempos de respuesta de minutos a segundos</w:t>
+      </w:r>
+    </w:p>
+    <w:p>
+      <w:pPr>
+        <w:numPr>
+          <w:ilvl w:val="0"/>
+          <w:numId w:val="28"/>
+        </w:numPr>
+        <w:spacing w:after="0" w:afterAutospacing="0"/>
+        <w:ind w:left="720" w:hanging="360"/>
+        <w:rPr>
+          <w:u w:val="none"/>
+        </w:rPr>
+      </w:pPr>
+      <w:r>
+        <w:rPr>
+          <w:rtl w:val="0"/>
+        </w:rPr>
+        <w:t xml:space="preserve">Optimización de recursos humanos mediante asignación inteligente</w:t>
+      </w:r>
+    </w:p>
+    <w:p>
+      <w:pPr>
+        <w:numPr>
+          <w:ilvl w:val="0"/>
+          <w:numId w:val="28"/>
+        </w:numPr>
+        <w:spacing w:after="0" w:afterAutospacing="0"/>
+        <w:ind w:left="720" w:hanging="360"/>
+        <w:rPr>
+          <w:u w:val="none"/>
+        </w:rPr>
+      </w:pPr>
+      <w:r>
+        <w:rPr>
+          <w:rtl w:val="0"/>
+        </w:rPr>
+        <w:t xml:space="preserve">Registro histórico para análisis y mejora continua de procedimientos</w:t>
+      </w:r>
+    </w:p>
+    <w:p>
+      <w:pPr>
+        <w:numPr>
+          <w:ilvl w:val="0"/>
+          <w:numId w:val="28"/>
+        </w:numPr>
+        <w:ind w:left="720" w:hanging="360"/>
+        <w:rPr>
+          <w:u w:val="none"/>
+        </w:rPr>
+      </w:pPr>
+      <w:r>
+        <w:rPr>
+          <w:rtl w:val="0"/>
+        </w:rPr>
+        <w:t xml:space="preserve">Reducción de costos por incidentes no atendidos oportunamente</w:t>
+      </w:r>
+    </w:p>
+    <w:p>
+      <w:pPr>
+        <w:rPr>
+          <w:b w:val="1"/>
+          <w:bCs w:val="1"/>
+        </w:rPr>
+      </w:pPr>
+      <w:r>
+        <w:rPr>
+          <w:rtl w:val="0"/>
+        </w:rPr>
+      </w:r>
+    </w:p>
+    <w:p>
+      <w:pPr>
+        <w:rPr>
+          <w:b w:val="1"/>
+          <w:bCs w:val="1"/>
+        </w:rPr>
+      </w:pPr>
+      <w:r>
+        <w:rPr>
+          <w:b w:val="1"/>
+          <w:bCs w:val="1"/>
+          <w:rtl w:val="0"/>
+        </w:rPr>
+        <w:t xml:space="preserve">Beneficios Intangibles:</w:t>
+      </w:r>
+    </w:p>
+    <w:p>
+      <w:pPr>
+        <w:numPr>
+          <w:ilvl w:val="0"/>
+          <w:numId w:val="10"/>
+        </w:numPr>
+        <w:spacing w:after="0" w:afterAutospacing="0"/>
+        <w:ind w:left="720" w:hanging="360"/>
+        <w:rPr>
+          <w:u w:val="none"/>
+        </w:rPr>
+      </w:pPr>
+      <w:r>
+        <w:rPr>
+          <w:rtl w:val="0"/>
+        </w:rPr>
+        <w:t xml:space="preserve">Mejora significativa en percepción de seguridad estudiantil</w:t>
+      </w:r>
+    </w:p>
+    <w:p>
+      <w:pPr>
+        <w:numPr>
+          <w:ilvl w:val="0"/>
+          <w:numId w:val="10"/>
+        </w:numPr>
+        <w:spacing w:after="0" w:afterAutospacing="0"/>
+        <w:ind w:left="720" w:hanging="360"/>
+        <w:rPr>
+          <w:u w:val="none"/>
+        </w:rPr>
+      </w:pPr>
+      <w:r>
+        <w:rPr>
+          <w:rtl w:val="0"/>
+        </w:rPr>
+        <w:t xml:space="preserve">Fortalecimiento de imagen institucional como campus tecnológico</w:t>
+      </w:r>
+    </w:p>
+    <w:p>
+      <w:pPr>
+        <w:numPr>
+          <w:ilvl w:val="0"/>
+          <w:numId w:val="10"/>
+        </w:numPr>
+        <w:spacing w:after="0" w:afterAutospacing="0"/>
+        <w:ind w:left="720" w:hanging="360"/>
+        <w:rPr>
+          <w:u w:val="none"/>
+        </w:rPr>
+      </w:pPr>
+      <w:r>
+        <w:rPr>
+          <w:rtl w:val="0"/>
+        </w:rPr>
+        <w:t xml:space="preserve">Cultura de innovación y mejora continua</w:t>
+      </w:r>
+    </w:p>
+    <w:p>
+      <w:pPr>
+        <w:numPr>
+          <w:ilvl w:val="0"/>
+          <w:numId w:val="10"/>
+        </w:numPr>
+        <w:ind w:left="720" w:hanging="360"/>
+        <w:rPr>
+          <w:u w:val="none"/>
+        </w:rPr>
+      </w:pPr>
+      <w:r>
+        <w:rPr>
+          <w:rtl w:val="0"/>
+        </w:rPr>
+        <w:t xml:space="preserve">Mejor ambiente educativo por sensación de protección</w:t>
+      </w:r>
+    </w:p>
+    <w:p>
+      <w:pPr>
+        <w:rPr/>
+      </w:pPr>
+      <w:r>
+        <w:rPr>
+          <w:rtl w:val="0"/>
+        </w:rPr>
+      </w:r>
+    </w:p>
+    <w:p>
+      <w:pPr>
+        <w:rPr>
+          <w:b w:val="1"/>
+          <w:bCs w:val="1"/>
+        </w:rPr>
+      </w:pPr>
+      <w:r>
+        <w:rPr>
+          <w:b w:val="1"/>
+          <w:bCs w:val="1"/>
+          <w:rtl w:val="0"/>
+        </w:rPr>
+        <w:t xml:space="preserve">Retorno de Inversión (ROI):</w:t>
+      </w:r>
+    </w:p>
+    <w:p>
+      <w:pPr>
+        <w:rPr/>
+      </w:pPr>
+      <w:r>
+        <w:rPr>
+          <w:rtl w:val="0"/>
+        </w:rPr>
+        <w:t xml:space="preserve">Considerando costos mínimos de implementación y beneficios significativos en seguridad y eficiencia, el ROI proyectado es extremadamente favorable, con recuperación de inversión en el primer semestre de operación.</w:t>
+      </w:r>
+    </w:p>
+    <w:p>
+      <w:pPr>
+        <w:rPr/>
+      </w:pPr>
+      <w:r>
+        <w:rPr>
+          <w:rtl w:val="0"/>
+        </w:rPr>
+      </w:r>
+    </w:p>
+    <w:p>
+      <w:pPr>
+        <w:rPr>
+          <w:b w:val="1"/>
+          <w:bCs w:val="1"/>
+        </w:rPr>
+      </w:pPr>
+      <w:r>
+        <w:rPr>
+          <w:b w:val="1"/>
+          <w:bCs w:val="1"/>
+          <w:rtl w:val="0"/>
+        </w:rPr>
+        <w:t xml:space="preserve">Proyección de Crecimiento:</w:t>
+      </w:r>
+    </w:p>
+    <w:p>
+      <w:pPr>
+        <w:numPr>
+          <w:ilvl w:val="0"/>
+          <w:numId w:val="53"/>
+        </w:numPr>
+        <w:spacing w:after="0" w:afterAutospacing="0"/>
+        <w:ind w:left="720" w:hanging="360"/>
+        <w:rPr>
+          <w:u w:val="none"/>
+        </w:rPr>
+      </w:pPr>
+      <w:r>
+        <w:rPr>
+          <w:b w:val="1"/>
+          <w:bCs w:val="1"/>
+          <w:rtl w:val="0"/>
+        </w:rPr>
+        <w:t xml:space="preserve">Fase 1</w:t>
+      </w:r>
+      <w:r>
+        <w:rPr>
+          <w:rtl w:val="0"/>
+        </w:rPr>
+        <w:t xml:space="preserve">: Implementación piloto en sede Maipú</w:t>
+      </w:r>
+    </w:p>
+    <w:p>
+      <w:pPr>
+        <w:numPr>
+          <w:ilvl w:val="0"/>
+          <w:numId w:val="53"/>
+        </w:numPr>
+        <w:spacing w:after="0" w:afterAutospacing="0"/>
+        <w:ind w:left="720" w:hanging="360"/>
+        <w:rPr>
+          <w:u w:val="none"/>
+        </w:rPr>
+      </w:pPr>
+      <w:r>
+        <w:rPr>
+          <w:b w:val="1"/>
+          <w:bCs w:val="1"/>
+          <w:rtl w:val="0"/>
+        </w:rPr>
+        <w:t xml:space="preserve">Fase 2</w:t>
+      </w:r>
+      <w:r>
+        <w:rPr>
+          <w:rtl w:val="0"/>
+        </w:rPr>
+        <w:t xml:space="preserve">: Expansión a otras sedes DUOC UC</w:t>
+      </w:r>
+    </w:p>
+    <w:p>
+      <w:pPr>
+        <w:numPr>
+          <w:ilvl w:val="0"/>
+          <w:numId w:val="53"/>
+        </w:numPr>
+        <w:spacing w:after="0" w:afterAutospacing="0"/>
+        <w:ind w:left="720" w:hanging="360"/>
+        <w:rPr>
+          <w:u w:val="none"/>
+        </w:rPr>
+      </w:pPr>
+      <w:r>
+        <w:rPr>
+          <w:b w:val="1"/>
+          <w:bCs w:val="1"/>
+          <w:rtl w:val="0"/>
+        </w:rPr>
+        <w:t xml:space="preserve">Fase 3</w:t>
+      </w:r>
+      <w:r>
+        <w:rPr>
+          <w:rtl w:val="0"/>
+        </w:rPr>
+        <w:t xml:space="preserve">: Adaptación para otros entornos educativos (colegios, universidades)</w:t>
+      </w:r>
+    </w:p>
+    <w:p>
+      <w:pPr>
+        <w:numPr>
+          <w:ilvl w:val="0"/>
+          <w:numId w:val="53"/>
+        </w:numPr>
+        <w:ind w:left="720" w:hanging="360"/>
+        <w:rPr>
+          <w:u w:val="none"/>
+        </w:rPr>
+      </w:pPr>
+      <w:r>
+        <w:rPr>
+          <w:b w:val="1"/>
+          <w:bCs w:val="1"/>
+          <w:rtl w:val="0"/>
+        </w:rPr>
+        <w:t xml:space="preserve">Fase 4</w:t>
+      </w:r>
+      <w:r>
+        <w:rPr>
+          <w:rtl w:val="0"/>
+        </w:rPr>
+        <w:t xml:space="preserve">: Comercialización como producto SaaS para instituciones educativas</w:t>
+      </w:r>
+    </w:p>
+    <w:p>
+      <w:pPr>
+        <w:rPr/>
+      </w:pPr>
+      <w:r>
+        <w:rPr>
+          <w:rtl w:val="0"/>
+        </w:rPr>
+      </w:r>
+    </w:p>
+    <w:p>
+      <w:pPr>
+        <w:pStyle w:val="Heading1"/>
+        <w:rPr/>
+      </w:pPr>
+      <w:bookmarkStart w:colFirst="0" w:colLast="0" w:name="_heading=h.hynzpgnh9zc4" w:id="16"/>
+      <w:bookmarkEnd w:id="16"/>
+      <w:r>
+        <w:rPr>
+          <w:rtl w:val="0"/>
+        </w:rPr>
+        <w:t xml:space="preserve">17. Resultados y Producto Final</w:t>
+      </w:r>
+    </w:p>
+    <w:p>
+      <w:pPr>
+        <w:rPr>
+          <w:b w:val="1"/>
+          <w:bCs w:val="1"/>
+        </w:rPr>
+      </w:pPr>
+      <w:r>
+        <w:rPr>
+          <w:b w:val="1"/>
+          <w:bCs w:val="1"/>
+          <w:rtl w:val="0"/>
+        </w:rPr>
+        <w:t xml:space="preserve">Producto Mínimo Viable Entregado:</w:t>
+      </w:r>
+    </w:p>
+    <w:p>
+      <w:pPr>
+        <w:rPr/>
+      </w:pPr>
+      <w:r>
+        <w:rPr>
+          <w:rtl w:val="0"/>
+        </w:rPr>
+      </w:r>
+    </w:p>
+    <w:p>
+      <w:pPr>
+        <w:rPr>
+          <w:b w:val="1"/>
+          <w:bCs w:val="1"/>
+        </w:rPr>
+      </w:pPr>
+      <w:r>
+        <w:rPr>
+          <w:b w:val="1"/>
+          <w:bCs w:val="1"/>
+          <w:rtl w:val="0"/>
+        </w:rPr>
+        <w:t xml:space="preserve">Componentes Desarrollados:</w:t>
+      </w:r>
+    </w:p>
+    <w:p>
+      <w:pPr>
+        <w:rPr/>
+      </w:pPr>
+      <w:r>
+        <w:rPr>
+          <w:rtl w:val="0"/>
+        </w:rPr>
+      </w:r>
+    </w:p>
+    <w:p>
+      <w:pPr>
+        <w:rPr>
+          <w:b w:val="1"/>
+          <w:bCs w:val="1"/>
+        </w:rPr>
+      </w:pPr>
+      <w:r>
+        <w:rPr>
+          <w:b w:val="1"/>
+          <w:bCs w:val="1"/>
+          <w:rtl w:val="0"/>
+        </w:rPr>
+        <w:t xml:space="preserve">Aplicación Móvil para Usuarios:</w:t>
+      </w:r>
+    </w:p>
+    <w:p>
+      <w:pPr>
+        <w:numPr>
+          <w:ilvl w:val="0"/>
+          <w:numId w:val="3"/>
+        </w:numPr>
+        <w:spacing w:after="0" w:afterAutospacing="0"/>
+        <w:ind w:left="720" w:hanging="360"/>
+        <w:rPr>
+          <w:u w:val="none"/>
+        </w:rPr>
+      </w:pPr>
+      <w:r>
+        <w:rPr>
+          <w:rtl w:val="0"/>
+        </w:rPr>
+        <w:t xml:space="preserve">Funcionalidad completa de autenticación y login</w:t>
+      </w:r>
+    </w:p>
+    <w:p>
+      <w:pPr>
+        <w:numPr>
+          <w:ilvl w:val="0"/>
+          <w:numId w:val="3"/>
+        </w:numPr>
+        <w:spacing w:after="0" w:afterAutospacing="0"/>
+        <w:ind w:left="720" w:hanging="360"/>
+        <w:rPr>
+          <w:u w:val="none"/>
+        </w:rPr>
+      </w:pPr>
+      <w:r>
+        <w:rPr>
+          <w:rtl w:val="0"/>
+        </w:rPr>
+        <w:t xml:space="preserve">Lector de código QR integrado y optimizado</w:t>
+      </w:r>
+    </w:p>
+    <w:p>
+      <w:pPr>
+        <w:numPr>
+          <w:ilvl w:val="0"/>
+          <w:numId w:val="3"/>
+        </w:numPr>
+        <w:spacing w:after="0" w:afterAutospacing="0"/>
+        <w:ind w:left="720" w:hanging="360"/>
+        <w:rPr>
+          <w:u w:val="none"/>
+        </w:rPr>
+      </w:pPr>
+      <w:r>
+        <w:rPr>
+          <w:rtl w:val="0"/>
+        </w:rPr>
+        <w:t xml:space="preserve">Interfaz intuitiva para selección de tipo de servicio</w:t>
+      </w:r>
+    </w:p>
+    <w:p>
+      <w:pPr>
+        <w:numPr>
+          <w:ilvl w:val="0"/>
+          <w:numId w:val="3"/>
+        </w:numPr>
+        <w:spacing w:after="0" w:afterAutospacing="0"/>
+        <w:ind w:left="720" w:hanging="360"/>
+        <w:rPr>
+          <w:u w:val="none"/>
+        </w:rPr>
+      </w:pPr>
+      <w:r>
+        <w:rPr>
+          <w:rtl w:val="0"/>
+        </w:rPr>
+        <w:t xml:space="preserve">Confirmación inmediata de solicitud recibida</w:t>
+      </w:r>
+    </w:p>
+    <w:p>
+      <w:pPr>
+        <w:numPr>
+          <w:ilvl w:val="0"/>
+          <w:numId w:val="3"/>
+        </w:numPr>
+        <w:ind w:left="720" w:hanging="360"/>
+        <w:rPr>
+          <w:u w:val="none"/>
+        </w:rPr>
+      </w:pPr>
+      <w:r>
+        <w:rPr>
+          <w:rtl w:val="0"/>
+        </w:rPr>
+        <w:t xml:space="preserve">Historial local de solicitudes realizadas</w:t>
+      </w:r>
+    </w:p>
+    <w:p>
+      <w:pPr>
+        <w:rPr/>
+      </w:pPr>
+      <w:r>
+        <w:rPr>
+          <w:rtl w:val="0"/>
+        </w:rPr>
+      </w:r>
+    </w:p>
+    <w:p>
+      <w:pPr>
+        <w:rPr>
+          <w:b w:val="1"/>
+          <w:bCs w:val="1"/>
+        </w:rPr>
+      </w:pPr>
+      <w:r>
+        <w:rPr>
+          <w:b w:val="1"/>
+          <w:bCs w:val="1"/>
+          <w:rtl w:val="0"/>
+        </w:rPr>
+        <w:t xml:space="preserve">Sistema Backend y Base de Datos:</w:t>
+      </w:r>
+    </w:p>
+    <w:p>
+      <w:pPr>
+        <w:numPr>
+          <w:ilvl w:val="0"/>
+          <w:numId w:val="16"/>
+        </w:numPr>
+        <w:spacing w:after="0" w:afterAutospacing="0"/>
+        <w:ind w:left="720" w:hanging="360"/>
+        <w:rPr>
+          <w:u w:val="none"/>
+        </w:rPr>
+      </w:pPr>
+      <w:r>
+        <w:rPr>
+          <w:rtl w:val="0"/>
+        </w:rPr>
+        <w:t xml:space="preserve">API REST funcional con endpoints críticos</w:t>
+      </w:r>
+    </w:p>
+    <w:p>
+      <w:pPr>
+        <w:numPr>
+          <w:ilvl w:val="0"/>
+          <w:numId w:val="16"/>
+        </w:numPr>
+        <w:spacing w:after="0" w:afterAutospacing="0"/>
+        <w:ind w:left="720" w:hanging="360"/>
+        <w:rPr>
+          <w:u w:val="none"/>
+        </w:rPr>
+      </w:pPr>
+      <w:r>
+        <w:rPr>
+          <w:rtl w:val="0"/>
+        </w:rPr>
+        <w:t xml:space="preserve">Base de datos Firestore con colecciones normalizadas</w:t>
+      </w:r>
+    </w:p>
+    <w:p>
+      <w:pPr>
+        <w:numPr>
+          <w:ilvl w:val="0"/>
+          <w:numId w:val="16"/>
+        </w:numPr>
+        <w:spacing w:after="0" w:afterAutospacing="0"/>
+        <w:ind w:left="720" w:hanging="360"/>
+        <w:rPr>
+          <w:u w:val="none"/>
+        </w:rPr>
+      </w:pPr>
+      <w:r>
+        <w:rPr>
+          <w:rtl w:val="0"/>
+        </w:rPr>
+        <w:t xml:space="preserve">Sistema de notificaciones push operativo</w:t>
+      </w:r>
+    </w:p>
+    <w:p>
+      <w:pPr>
+        <w:numPr>
+          <w:ilvl w:val="0"/>
+          <w:numId w:val="16"/>
+        </w:numPr>
+        <w:ind w:left="720" w:hanging="360"/>
+        <w:rPr>
+          <w:u w:val="none"/>
+        </w:rPr>
+      </w:pPr>
+      <w:r>
+        <w:rPr>
+          <w:rtl w:val="0"/>
+        </w:rPr>
+        <w:t xml:space="preserve">Autenticación segura mediante Firebase Auth</w:t>
+      </w:r>
+    </w:p>
+    <w:p>
+      <w:pPr>
+        <w:rPr/>
+      </w:pPr>
+      <w:r>
+        <w:rPr>
+          <w:rtl w:val="0"/>
+        </w:rPr>
+      </w:r>
+    </w:p>
+    <w:p>
+      <w:pPr>
+        <w:rPr>
+          <w:b w:val="1"/>
+          <w:bCs w:val="1"/>
+        </w:rPr>
+      </w:pPr>
+      <w:r>
+        <w:rPr>
+          <w:b w:val="1"/>
+          <w:bCs w:val="1"/>
+          <w:rtl w:val="0"/>
+        </w:rPr>
+        <w:t xml:space="preserve">Sistema Administrativo (Mantenedor):</w:t>
+      </w:r>
+    </w:p>
+    <w:p>
+      <w:pPr>
+        <w:numPr>
+          <w:ilvl w:val="0"/>
+          <w:numId w:val="31"/>
+        </w:numPr>
+        <w:spacing w:after="0" w:afterAutospacing="0"/>
+        <w:ind w:left="720" w:hanging="360"/>
+        <w:rPr>
+          <w:u w:val="none"/>
+        </w:rPr>
+      </w:pPr>
+      <w:r>
+        <w:rPr>
+          <w:rtl w:val="0"/>
+        </w:rPr>
+        <w:t xml:space="preserve">Interfaz web para gestión de usuarios y servicios</w:t>
+      </w:r>
+    </w:p>
+    <w:p>
+      <w:pPr>
+        <w:numPr>
+          <w:ilvl w:val="0"/>
+          <w:numId w:val="31"/>
+        </w:numPr>
+        <w:spacing w:after="0" w:afterAutospacing="0"/>
+        <w:ind w:left="720" w:hanging="360"/>
+        <w:rPr>
+          <w:u w:val="none"/>
+        </w:rPr>
+      </w:pPr>
+      <w:r>
+        <w:rPr>
+          <w:rtl w:val="0"/>
+        </w:rPr>
+        <w:t xml:space="preserve">Capacidades CRUD completas para entidades principales</w:t>
+      </w:r>
+    </w:p>
+    <w:p>
+      <w:pPr>
+        <w:numPr>
+          <w:ilvl w:val="0"/>
+          <w:numId w:val="31"/>
+        </w:numPr>
+        <w:spacing w:after="0" w:afterAutospacing="0"/>
+        <w:ind w:left="720" w:hanging="360"/>
+        <w:rPr>
+          <w:u w:val="none"/>
+        </w:rPr>
+      </w:pPr>
+      <w:r>
+        <w:rPr>
+          <w:rtl w:val="0"/>
+        </w:rPr>
+        <w:t xml:space="preserve">Visualización de métricas y reportes básicos</w:t>
+      </w:r>
+    </w:p>
+    <w:p>
+      <w:pPr>
+        <w:numPr>
+          <w:ilvl w:val="0"/>
+          <w:numId w:val="31"/>
+        </w:numPr>
+        <w:ind w:left="720" w:hanging="360"/>
+        <w:rPr>
+          <w:u w:val="none"/>
+        </w:rPr>
+      </w:pPr>
+      <w:r>
+        <w:rPr>
+          <w:rtl w:val="0"/>
+        </w:rPr>
+        <w:t xml:space="preserve">Configuración de parámetros del sistema</w:t>
+      </w:r>
+    </w:p>
+    <w:p>
+      <w:pPr>
+        <w:rPr/>
+      </w:pPr>
+      <w:r>
+        <w:rPr>
+          <w:rtl w:val="0"/>
+        </w:rPr>
+      </w:r>
+    </w:p>
+    <w:p>
+      <w:pPr>
+        <w:rPr>
+          <w:b w:val="1"/>
+          <w:bCs w:val="1"/>
+        </w:rPr>
+      </w:pPr>
+      <w:r>
+        <w:rPr>
+          <w:b w:val="1"/>
+          <w:bCs w:val="1"/>
+          <w:rtl w:val="0"/>
+        </w:rPr>
+        <w:t xml:space="preserve">Integraciones y Conectividad:</w:t>
+      </w:r>
+    </w:p>
+    <w:p>
+      <w:pPr>
+        <w:numPr>
+          <w:ilvl w:val="0"/>
+          <w:numId w:val="24"/>
+        </w:numPr>
+        <w:spacing w:after="0" w:afterAutospacing="0"/>
+        <w:ind w:left="720" w:hanging="360"/>
+        <w:rPr>
+          <w:u w:val="none"/>
+        </w:rPr>
+      </w:pPr>
+      <w:r>
+        <w:rPr>
+          <w:rtl w:val="0"/>
+        </w:rPr>
+        <w:t xml:space="preserve">Conexión estable entre app móvil y backend</w:t>
+      </w:r>
+    </w:p>
+    <w:p>
+      <w:pPr>
+        <w:numPr>
+          <w:ilvl w:val="0"/>
+          <w:numId w:val="24"/>
+        </w:numPr>
+        <w:spacing w:after="0" w:afterAutospacing="0"/>
+        <w:ind w:left="720" w:hanging="360"/>
+        <w:rPr>
+          <w:u w:val="none"/>
+        </w:rPr>
+      </w:pPr>
+      <w:r>
+        <w:rPr>
+          <w:rtl w:val="0"/>
+        </w:rPr>
+        <w:t xml:space="preserve">Sincronización en tiempo real de solicitudes</w:t>
+      </w:r>
+    </w:p>
+    <w:p>
+      <w:pPr>
+        <w:numPr>
+          <w:ilvl w:val="0"/>
+          <w:numId w:val="24"/>
+        </w:numPr>
+        <w:spacing w:after="0" w:afterAutospacing="0"/>
+        <w:ind w:left="720" w:hanging="360"/>
+        <w:rPr>
+          <w:u w:val="none"/>
+        </w:rPr>
+      </w:pPr>
+      <w:r>
+        <w:rPr>
+          <w:rtl w:val="0"/>
+        </w:rPr>
+        <w:t xml:space="preserve">Notificaciones push entregadas consistentemente</w:t>
+      </w:r>
+    </w:p>
+    <w:p>
+      <w:pPr>
+        <w:numPr>
+          <w:ilvl w:val="0"/>
+          <w:numId w:val="24"/>
+        </w:numPr>
+        <w:ind w:left="720" w:hanging="360"/>
+        <w:rPr>
+          <w:u w:val="none"/>
+        </w:rPr>
+      </w:pPr>
+      <w:r>
+        <w:rPr>
+          <w:rtl w:val="0"/>
+        </w:rPr>
+        <w:t xml:space="preserve">Dashboard de monitoreo con Looker Studio</w:t>
+      </w:r>
+    </w:p>
+    <w:p>
+      <w:pPr>
+        <w:rPr/>
+      </w:pPr>
+      <w:r>
+        <w:rPr>
+          <w:rtl w:val="0"/>
+        </w:rPr>
+      </w:r>
+    </w:p>
+    <w:p>
+      <w:pPr>
+        <w:rPr>
+          <w:b w:val="1"/>
+          <w:bCs w:val="1"/>
+        </w:rPr>
+      </w:pPr>
+      <w:r>
+        <w:rPr>
+          <w:b w:val="1"/>
+          <w:bCs w:val="1"/>
+          <w:rtl w:val="0"/>
+        </w:rPr>
+        <w:t xml:space="preserve">Funcionalidades Críticas Validadas:</w:t>
       </w:r>
     </w:p>
     <w:p>
@@ -6774,7 +9642,7 @@
         <w:rPr>
           <w:rtl w:val="0"/>
         </w:rPr>
-        <w:t xml:space="preserve">Desarrollo de interfaz de usuario (UI/UX)</w:t>
+        <w:t xml:space="preserve">Identificación precisa de ubicación mediante QR</w:t>
       </w:r>
     </w:p>
     <w:p>
@@ -6793,7 +9661,7 @@
         <w:rPr>
           <w:rtl w:val="0"/>
         </w:rPr>
-        <w:t xml:space="preserve">Integración del lector QR y componentes visuales</w:t>
+        <w:t xml:space="preserve">Routing inteligente de solicitudes al personal correspondiente</w:t>
       </w:r>
     </w:p>
     <w:p>
@@ -6802,6 +9670,7 @@
           <w:ilvl w:val="0"/>
           <w:numId w:val="54"/>
         </w:numPr>
+        <w:spacing w:after="0" w:afterAutospacing="0"/>
         <w:ind w:left="720" w:hanging="360"/>
         <w:rPr>
           <w:u w:val="none"/>
@@ -6811,2792 +9680,14 @@
         <w:rPr>
           <w:rtl w:val="0"/>
         </w:rPr>
-        <w:t xml:space="preserve">Pruebas de usabilidad y experiencia de usuario</w:t>
-      </w:r>
-    </w:p>
-    <w:p>
-      <w:pPr>
-        <w:rPr/>
-      </w:pPr>
-      <w:r>
-        <w:rPr>
-          <w:rtl w:val="0"/>
-        </w:rPr>
-      </w:r>
-    </w:p>
-    <w:p>
-      <w:pPr>
-        <w:rPr>
-          <w:b w:val="1"/>
-          <w:bCs w:val="1"/>
-        </w:rPr>
-      </w:pPr>
-      <w:r>
-        <w:rPr>
-          <w:b w:val="1"/>
-          <w:bCs w:val="1"/>
-          <w:rtl w:val="0"/>
-        </w:rPr>
-        <w:t xml:space="preserve">Rol Backend (Bruno Lobos, Víctor Marambio):</w:t>
+        <w:t xml:space="preserve">Notificación inmediata a dispositivos móviles del personal</w:t>
       </w:r>
     </w:p>
     <w:p>
       <w:pPr>
         <w:numPr>
           <w:ilvl w:val="0"/>
-          <w:numId w:val="18"/>
-        </w:numPr>
-        <w:spacing w:after="0" w:afterAutospacing="0"/>
-        <w:ind w:left="720" w:hanging="360"/>
-        <w:rPr>
-          <w:u w:val="none"/>
-        </w:rPr>
-      </w:pPr>
-      <w:r>
-        <w:rPr>
-          <w:rtl w:val="0"/>
-        </w:rPr>
-        <w:t xml:space="preserve">Responsable del Diseño de API REST</w:t>
-      </w:r>
-    </w:p>
-    <w:p>
-      <w:pPr>
-        <w:numPr>
-          <w:ilvl w:val="0"/>
-          <w:numId w:val="18"/>
-        </w:numPr>
-        <w:spacing w:after="0" w:afterAutospacing="0"/>
-        <w:ind w:left="720" w:hanging="360"/>
-        <w:rPr>
-          <w:u w:val="none"/>
-        </w:rPr>
-      </w:pPr>
-      <w:r>
-        <w:rPr>
-          <w:rtl w:val="0"/>
-        </w:rPr>
-        <w:t xml:space="preserve">Conexión con Firebase y servicios cloud</w:t>
-      </w:r>
-    </w:p>
-    <w:p>
-      <w:pPr>
-        <w:numPr>
-          <w:ilvl w:val="0"/>
-          <w:numId w:val="18"/>
-        </w:numPr>
-        <w:spacing w:after="0" w:afterAutospacing="0"/>
-        <w:ind w:left="720" w:hanging="360"/>
-        <w:rPr>
-          <w:u w:val="none"/>
-        </w:rPr>
-      </w:pPr>
-      <w:r>
-        <w:rPr>
-          <w:rtl w:val="0"/>
-        </w:rPr>
-        <w:t xml:space="preserve">Lógica de Notificación Push y gestión de BBDD</w:t>
-      </w:r>
-    </w:p>
-    <w:p>
-      <w:pPr>
-        <w:numPr>
-          <w:ilvl w:val="0"/>
-          <w:numId w:val="18"/>
-        </w:numPr>
-        <w:ind w:left="720" w:hanging="360"/>
-        <w:rPr>
-          <w:u w:val="none"/>
-        </w:rPr>
-      </w:pPr>
-      <w:r>
-        <w:rPr>
-          <w:rtl w:val="0"/>
-        </w:rPr>
-        <w:t xml:space="preserve">Seguridad y autenticación de usuarios</w:t>
-      </w:r>
-    </w:p>
-    <w:p>
-      <w:pPr>
-        <w:rPr/>
-      </w:pPr>
-      <w:r>
-        <w:rPr>
-          <w:rtl w:val="0"/>
-        </w:rPr>
-      </w:r>
-    </w:p>
-    <w:p>
-      <w:pPr>
-        <w:rPr>
-          <w:b w:val="1"/>
-          <w:bCs w:val="1"/>
-        </w:rPr>
-      </w:pPr>
-      <w:r>
-        <w:rPr>
-          <w:b w:val="1"/>
-          <w:bCs w:val="1"/>
-          <w:rtl w:val="0"/>
-        </w:rPr>
-        <w:t xml:space="preserve">Responsabilidades Compartidas:</w:t>
-      </w:r>
-    </w:p>
-    <w:p>
-      <w:pPr>
-        <w:numPr>
-          <w:ilvl w:val="0"/>
-          <w:numId w:val="13"/>
-        </w:numPr>
-        <w:spacing w:after="0" w:afterAutospacing="0"/>
-        <w:ind w:left="720" w:hanging="360"/>
-        <w:rPr>
-          <w:u w:val="none"/>
-        </w:rPr>
-      </w:pPr>
-      <w:r>
-        <w:rPr>
-          <w:rtl w:val="0"/>
-        </w:rPr>
-        <w:t xml:space="preserve">Modelado UML y documentación técnica</w:t>
-      </w:r>
-    </w:p>
-    <w:p>
-      <w:pPr>
-        <w:numPr>
-          <w:ilvl w:val="0"/>
-          <w:numId w:val="13"/>
-        </w:numPr>
-        <w:spacing w:after="0" w:afterAutospacing="0"/>
-        <w:ind w:left="720" w:hanging="360"/>
-        <w:rPr>
-          <w:u w:val="none"/>
-        </w:rPr>
-      </w:pPr>
-      <w:r>
-        <w:rPr>
-          <w:rtl w:val="0"/>
-        </w:rPr>
-        <w:t xml:space="preserve">Pruebas de integración y calidad de código</w:t>
-      </w:r>
-    </w:p>
-    <w:p>
-      <w:pPr>
-        <w:numPr>
-          <w:ilvl w:val="0"/>
-          <w:numId w:val="13"/>
-        </w:numPr>
-        <w:spacing w:after="0" w:afterAutospacing="0"/>
-        <w:ind w:left="720" w:hanging="360"/>
-        <w:rPr>
-          <w:u w:val="none"/>
-        </w:rPr>
-      </w:pPr>
-      <w:r>
-        <w:rPr>
-          <w:rtl w:val="0"/>
-        </w:rPr>
-        <w:t xml:space="preserve">Gestión de configuración y control de versiones</w:t>
-      </w:r>
-    </w:p>
-    <w:p>
-      <w:pPr>
-        <w:numPr>
-          <w:ilvl w:val="0"/>
-          <w:numId w:val="13"/>
-        </w:numPr>
-        <w:ind w:left="720" w:hanging="360"/>
-        <w:rPr>
-          <w:u w:val="none"/>
-        </w:rPr>
-      </w:pPr>
-      <w:r>
-        <w:rPr>
-          <w:rtl w:val="0"/>
-        </w:rPr>
-        <w:t xml:space="preserve">Presentaciones y entregas académicas</w:t>
-      </w:r>
-    </w:p>
-    <w:p>
-      <w:pPr>
-        <w:rPr/>
-      </w:pPr>
-      <w:r>
-        <w:rPr>
-          <w:rtl w:val="0"/>
-        </w:rPr>
-      </w:r>
-    </w:p>
-    <w:p>
-      <w:pPr>
-        <w:rPr>
-          <w:b w:val="1"/>
-          <w:bCs w:val="1"/>
-        </w:rPr>
-      </w:pPr>
-      <w:r>
-        <w:rPr>
-          <w:b w:val="1"/>
-          <w:bCs w:val="1"/>
-          <w:rtl w:val="0"/>
-        </w:rPr>
-        <w:t xml:space="preserve">Organización Temporal:</w:t>
-      </w:r>
-    </w:p>
-    <w:p>
-      <w:pPr>
-        <w:rPr/>
-      </w:pPr>
-      <w:r>
-        <w:rPr>
-          <w:b w:val="1"/>
-          <w:bCs w:val="1"/>
-          <w:rtl w:val="0"/>
-        </w:rPr>
-        <w:t xml:space="preserve">Reuniones de coordinación</w:t>
-      </w:r>
-      <w:r>
-        <w:rPr>
-          <w:rtl w:val="0"/>
-        </w:rPr>
-        <w:t xml:space="preserve">: 3 veces por semana vía Discord</w:t>
-      </w:r>
-    </w:p>
-    <w:p>
-      <w:pPr>
-        <w:rPr/>
-      </w:pPr>
-      <w:r>
-        <w:rPr>
-          <w:b w:val="1"/>
-          <w:bCs w:val="1"/>
-          <w:rtl w:val="0"/>
-        </w:rPr>
-        <w:t xml:space="preserve">Sprints</w:t>
-      </w:r>
-      <w:r>
-        <w:rPr>
-          <w:rtl w:val="0"/>
-        </w:rPr>
-        <w:t xml:space="preserve">: Ciclos de 2 semanas con objetivos específicos</w:t>
-      </w:r>
-    </w:p>
-    <w:p>
-      <w:pPr>
-        <w:rPr/>
-      </w:pPr>
-      <w:r>
-        <w:rPr>
-          <w:b w:val="1"/>
-          <w:bCs w:val="1"/>
-          <w:rtl w:val="0"/>
-        </w:rPr>
-        <w:t xml:space="preserve">Revisiones técnicas</w:t>
-      </w:r>
-      <w:r>
-        <w:rPr>
-          <w:rtl w:val="0"/>
-        </w:rPr>
-        <w:t xml:space="preserve">: Semanales para alineación backend-frontend</w:t>
-      </w:r>
-    </w:p>
-    <w:p>
-      <w:pPr>
-        <w:rPr/>
-      </w:pPr>
-      <w:r>
-        <w:rPr>
-          <w:b w:val="1"/>
-          <w:bCs w:val="1"/>
-          <w:rtl w:val="0"/>
-        </w:rPr>
-        <w:t xml:space="preserve">Entregas formales</w:t>
-      </w:r>
-      <w:r>
-        <w:rPr>
-          <w:rtl w:val="0"/>
-        </w:rPr>
-        <w:t xml:space="preserve">: Según cronograma académico establecido</w:t>
-      </w:r>
-    </w:p>
-    <w:p>
-      <w:pPr>
-        <w:rPr/>
-      </w:pPr>
-      <w:r>
-        <w:rPr>
-          <w:rtl w:val="0"/>
-        </w:rPr>
-      </w:r>
-    </w:p>
-    <w:p>
-      <w:pPr>
-        <w:rPr>
-          <w:b w:val="1"/>
-          <w:bCs w:val="1"/>
-        </w:rPr>
-      </w:pPr>
-      <w:r>
-        <w:rPr>
-          <w:b w:val="1"/>
-          <w:bCs w:val="1"/>
-          <w:rtl w:val="0"/>
-        </w:rPr>
-        <w:t xml:space="preserve">Gestión de Cambios:</w:t>
-      </w:r>
-    </w:p>
-    <w:p>
-      <w:pPr>
-        <w:rPr/>
-      </w:pPr>
-      <w:r>
-        <w:rPr>
-          <w:rtl w:val="0"/>
-        </w:rPr>
-        <w:t xml:space="preserve">La reducción de integrantes después de la primera entrega requirió reestructuración significativa, transformando el obstáculo en oportunidad mediante especialización clara en roles técnicos que optimizaron la ejecución y alinearon el esfuerzo con la arquitectura cliente-servidor del proyecto.</w:t>
-      </w:r>
-    </w:p>
-    <w:p>
-      <w:pPr>
-        <w:rPr/>
-      </w:pPr>
-      <w:r>
-        <w:rPr>
-          <w:rtl w:val="0"/>
-        </w:rPr>
-      </w:r>
-    </w:p>
-    <w:p>
-      <w:pPr>
-        <w:pStyle w:val="Heading1"/>
-        <w:rPr/>
-      </w:pPr>
-      <w:bookmarkStart w:colFirst="0" w:colLast="0" w:name="_heading=h.bsd9xgqzvw77" w:id="13"/>
-      <w:bookmarkEnd w:id="13"/>
-      <w:r>
-        <w:rPr>
-          <w:rtl w:val="0"/>
-        </w:rPr>
-        <w:t xml:space="preserve">14. Áreas de desempeño</w:t>
-      </w:r>
-    </w:p>
-    <w:p>
-      <w:pPr>
-        <w:rPr/>
-      </w:pPr>
-      <w:r>
-        <w:rPr>
-          <w:rtl w:val="0"/>
-        </w:rPr>
-        <w:t xml:space="preserve">El proyecto S.A.M. abarca múltiples áreas del quehacer informático:</w:t>
-      </w:r>
-    </w:p>
-    <w:p>
-      <w:pPr>
-        <w:rPr/>
-      </w:pPr>
-      <w:r>
-        <w:rPr>
-          <w:rtl w:val="0"/>
-        </w:rPr>
-      </w:r>
-    </w:p>
-    <w:p>
-      <w:pPr>
-        <w:rPr/>
-      </w:pPr>
-      <w:r>
-        <w:rPr>
-          <w:b w:val="1"/>
-          <w:bCs w:val="1"/>
-          <w:rtl w:val="0"/>
-        </w:rPr>
-        <w:t xml:space="preserve">Desarrollo de Software:</w:t>
-      </w:r>
-      <w:r>
-        <w:rPr>
-          <w:rtl w:val="0"/>
-        </w:rPr>
-      </w:r>
-    </w:p>
-    <w:p>
-      <w:pPr>
-        <w:numPr>
-          <w:ilvl w:val="0"/>
-          <w:numId w:val="57"/>
-        </w:numPr>
-        <w:spacing w:after="0" w:afterAutospacing="0"/>
-        <w:ind w:left="720" w:hanging="360"/>
-        <w:rPr>
-          <w:u w:val="none"/>
-        </w:rPr>
-      </w:pPr>
-      <w:r>
-        <w:rPr>
-          <w:rtl w:val="0"/>
-        </w:rPr>
-        <w:t xml:space="preserve">Diseño, implementación y mantenimiento de aplicaciones móviles multiplataforma</w:t>
-      </w:r>
-    </w:p>
-    <w:p>
-      <w:pPr>
-        <w:numPr>
-          <w:ilvl w:val="0"/>
-          <w:numId w:val="57"/>
-        </w:numPr>
-        <w:spacing w:after="0" w:afterAutospacing="0"/>
-        <w:ind w:left="720" w:hanging="360"/>
-        <w:rPr>
-          <w:u w:val="none"/>
-        </w:rPr>
-      </w:pPr>
-      <w:r>
-        <w:rPr>
-          <w:rtl w:val="0"/>
-        </w:rPr>
-        <w:t xml:space="preserve">Programación de componentes frontend y backend</w:t>
-      </w:r>
-    </w:p>
-    <w:p>
-      <w:pPr>
-        <w:numPr>
-          <w:ilvl w:val="0"/>
-          <w:numId w:val="57"/>
-        </w:numPr>
-        <w:ind w:left="720" w:hanging="360"/>
-        <w:rPr>
-          <w:u w:val="none"/>
-        </w:rPr>
-      </w:pPr>
-      <w:r>
-        <w:rPr>
-          <w:rtl w:val="0"/>
-        </w:rPr>
-        <w:t xml:space="preserve">Integración de APIs y servicios web RESTful</w:t>
-      </w:r>
-    </w:p>
-    <w:p>
-      <w:pPr>
-        <w:rPr/>
-      </w:pPr>
-      <w:r>
-        <w:rPr>
-          <w:rtl w:val="0"/>
-        </w:rPr>
-      </w:r>
-    </w:p>
-    <w:p>
-      <w:pPr>
-        <w:rPr>
-          <w:b w:val="1"/>
-          <w:bCs w:val="1"/>
-        </w:rPr>
-      </w:pPr>
-      <w:r>
-        <w:rPr>
-          <w:b w:val="1"/>
-          <w:bCs w:val="1"/>
-          <w:rtl w:val="0"/>
-        </w:rPr>
-        <w:t xml:space="preserve">Administración de Sistemas de Información:</w:t>
-      </w:r>
-    </w:p>
-    <w:p>
-      <w:pPr>
-        <w:numPr>
-          <w:ilvl w:val="0"/>
-          <w:numId w:val="23"/>
-        </w:numPr>
-        <w:spacing w:after="0" w:afterAutospacing="0"/>
-        <w:ind w:left="720" w:hanging="360"/>
-        <w:rPr>
-          <w:u w:val="none"/>
-        </w:rPr>
-      </w:pPr>
-      <w:r>
-        <w:rPr>
-          <w:rtl w:val="0"/>
-        </w:rPr>
-        <w:t xml:space="preserve">Gestión de base de datos NoSQL en Firebase Firestore</w:t>
-      </w:r>
-    </w:p>
-    <w:p>
-      <w:pPr>
-        <w:numPr>
-          <w:ilvl w:val="0"/>
-          <w:numId w:val="23"/>
-        </w:numPr>
-        <w:spacing w:after="0" w:afterAutospacing="0"/>
-        <w:ind w:left="720" w:hanging="360"/>
-        <w:rPr>
-          <w:u w:val="none"/>
-        </w:rPr>
-      </w:pPr>
-      <w:r>
-        <w:rPr>
-          <w:rtl w:val="0"/>
-        </w:rPr>
-        <w:t xml:space="preserve">Configuración de servicios cloud y autenticación</w:t>
-      </w:r>
-    </w:p>
-    <w:p>
-      <w:pPr>
-        <w:numPr>
-          <w:ilvl w:val="0"/>
-          <w:numId w:val="23"/>
-        </w:numPr>
-        <w:ind w:left="720" w:hanging="360"/>
-        <w:rPr>
-          <w:u w:val="none"/>
-        </w:rPr>
-      </w:pPr>
-      <w:r>
-        <w:rPr>
-          <w:rtl w:val="0"/>
-        </w:rPr>
-        <w:t xml:space="preserve">Administración de usuarios y control de acceso</w:t>
-      </w:r>
-    </w:p>
-    <w:p>
-      <w:pPr>
-        <w:rPr/>
-      </w:pPr>
-      <w:r>
-        <w:rPr>
-          <w:rtl w:val="0"/>
-        </w:rPr>
-      </w:r>
-    </w:p>
-    <w:p>
-      <w:pPr>
-        <w:rPr>
-          <w:b w:val="1"/>
-          <w:bCs w:val="1"/>
-        </w:rPr>
-      </w:pPr>
-      <w:r>
-        <w:rPr>
-          <w:b w:val="1"/>
-          <w:bCs w:val="1"/>
-          <w:rtl w:val="0"/>
-        </w:rPr>
-        <w:t xml:space="preserve">Gestión de Proyectos Informáticos:</w:t>
-      </w:r>
-    </w:p>
-    <w:p>
-      <w:pPr>
-        <w:numPr>
-          <w:ilvl w:val="0"/>
-          <w:numId w:val="50"/>
-        </w:numPr>
-        <w:spacing w:after="0" w:afterAutospacing="0"/>
-        <w:ind w:left="720" w:hanging="360"/>
-        <w:rPr>
-          <w:u w:val="none"/>
-        </w:rPr>
-      </w:pPr>
-      <w:r>
-        <w:rPr>
-          <w:rtl w:val="0"/>
-        </w:rPr>
-        <w:t xml:space="preserve">Planificación y ejecución mediante metodología Scrum</w:t>
-      </w:r>
-    </w:p>
-    <w:p>
-      <w:pPr>
-        <w:numPr>
-          <w:ilvl w:val="0"/>
-          <w:numId w:val="50"/>
-        </w:numPr>
-        <w:spacing w:after="0" w:afterAutospacing="0"/>
-        <w:ind w:left="720" w:hanging="360"/>
-        <w:rPr>
-          <w:u w:val="none"/>
-        </w:rPr>
-      </w:pPr>
-      <w:r>
-        <w:rPr>
-          <w:rtl w:val="0"/>
-        </w:rPr>
-        <w:t xml:space="preserve">Control de versiones y gestión de configuración</w:t>
-      </w:r>
-    </w:p>
-    <w:p>
-      <w:pPr>
-        <w:numPr>
-          <w:ilvl w:val="0"/>
-          <w:numId w:val="50"/>
-        </w:numPr>
-        <w:ind w:left="720" w:hanging="360"/>
-        <w:rPr>
-          <w:u w:val="none"/>
-        </w:rPr>
-      </w:pPr>
-      <w:r>
-        <w:rPr>
-          <w:rtl w:val="0"/>
-        </w:rPr>
-        <w:t xml:space="preserve">Seguimiento de hitos y gestión de riesgos</w:t>
-      </w:r>
-    </w:p>
-    <w:p>
-      <w:pPr>
-        <w:rPr/>
-      </w:pPr>
-      <w:r>
-        <w:rPr>
-          <w:rtl w:val="0"/>
-        </w:rPr>
-      </w:r>
-    </w:p>
-    <w:p>
-      <w:pPr>
-        <w:rPr>
-          <w:b w:val="1"/>
-          <w:bCs w:val="1"/>
-        </w:rPr>
-      </w:pPr>
-      <w:r>
-        <w:rPr>
-          <w:b w:val="1"/>
-          <w:bCs w:val="1"/>
-          <w:rtl w:val="0"/>
-        </w:rPr>
-        <w:t xml:space="preserve">Seguridad Informática:</w:t>
-      </w:r>
-    </w:p>
-    <w:p>
-      <w:pPr>
-        <w:numPr>
-          <w:ilvl w:val="0"/>
-          <w:numId w:val="48"/>
-        </w:numPr>
-        <w:spacing w:after="0" w:afterAutospacing="0"/>
-        <w:ind w:left="720" w:hanging="360"/>
-        <w:rPr>
-          <w:u w:val="none"/>
-        </w:rPr>
-      </w:pPr>
-      <w:r>
-        <w:rPr>
-          <w:rtl w:val="0"/>
-        </w:rPr>
-        <w:t xml:space="preserve">Implementación de mecanismos de autenticación segura</w:t>
-      </w:r>
-    </w:p>
-    <w:p>
-      <w:pPr>
-        <w:numPr>
-          <w:ilvl w:val="0"/>
-          <w:numId w:val="48"/>
-        </w:numPr>
-        <w:spacing w:after="0" w:afterAutospacing="0"/>
-        <w:ind w:left="720" w:hanging="360"/>
-        <w:rPr>
-          <w:u w:val="none"/>
-        </w:rPr>
-      </w:pPr>
-      <w:r>
-        <w:rPr>
-          <w:rtl w:val="0"/>
-        </w:rPr>
-        <w:t xml:space="preserve">Protección de datos personales según estándares de privacidad</w:t>
-      </w:r>
-    </w:p>
-    <w:p>
-      <w:pPr>
-        <w:numPr>
-          <w:ilvl w:val="0"/>
-          <w:numId w:val="48"/>
-        </w:numPr>
-        <w:ind w:left="720" w:hanging="360"/>
-        <w:rPr>
-          <w:u w:val="none"/>
-        </w:rPr>
-      </w:pPr>
-      <w:r>
-        <w:rPr>
-          <w:rtl w:val="0"/>
-        </w:rPr>
-        <w:t xml:space="preserve">Control de acceso basado en roles y permisos</w:t>
-      </w:r>
-    </w:p>
-    <w:p>
-      <w:pPr>
-        <w:rPr/>
-      </w:pPr>
-      <w:r>
-        <w:rPr>
-          <w:rtl w:val="0"/>
-        </w:rPr>
-      </w:r>
-    </w:p>
-    <w:p>
-      <w:pPr>
-        <w:rPr>
-          <w:b w:val="1"/>
-          <w:bCs w:val="1"/>
-        </w:rPr>
-      </w:pPr>
-      <w:r>
-        <w:rPr>
-          <w:b w:val="1"/>
-          <w:bCs w:val="1"/>
-          <w:rtl w:val="0"/>
-        </w:rPr>
-        <w:t xml:space="preserve">Integración de Tecnologías:</w:t>
-      </w:r>
-    </w:p>
-    <w:p>
-      <w:pPr>
-        <w:numPr>
-          <w:ilvl w:val="0"/>
-          <w:numId w:val="30"/>
-        </w:numPr>
-        <w:spacing w:after="0" w:afterAutospacing="0"/>
-        <w:ind w:left="720" w:hanging="360"/>
-        <w:rPr>
-          <w:u w:val="none"/>
-        </w:rPr>
-      </w:pPr>
-      <w:r>
-        <w:rPr>
-          <w:rtl w:val="0"/>
-        </w:rPr>
-        <w:t xml:space="preserve">Conexión entre sistemas heterogéneos (móvil, web, cloud)</w:t>
-      </w:r>
-    </w:p>
-    <w:p>
-      <w:pPr>
-        <w:numPr>
-          <w:ilvl w:val="0"/>
-          <w:numId w:val="30"/>
-        </w:numPr>
-        <w:spacing w:after="0" w:afterAutospacing="0"/>
-        <w:ind w:left="720" w:hanging="360"/>
-        <w:rPr>
-          <w:u w:val="none"/>
-        </w:rPr>
-      </w:pPr>
-      <w:r>
-        <w:rPr>
-          <w:rtl w:val="0"/>
-        </w:rPr>
-        <w:t xml:space="preserve">Procesos ETL para migración y transformación de datos</w:t>
-      </w:r>
-    </w:p>
-    <w:p>
-      <w:pPr>
-        <w:numPr>
-          <w:ilvl w:val="0"/>
-          <w:numId w:val="30"/>
-        </w:numPr>
-        <w:ind w:left="720" w:hanging="360"/>
-        <w:rPr>
-          <w:u w:val="none"/>
-        </w:rPr>
-      </w:pPr>
-      <w:r>
-        <w:rPr>
-          <w:rtl w:val="0"/>
-        </w:rPr>
-        <w:t xml:space="preserve">Comunicación en tiempo real mediante notificaciones push</w:t>
-      </w:r>
-    </w:p>
-    <w:p>
-      <w:pPr>
-        <w:rPr/>
-      </w:pPr>
-      <w:r>
-        <w:rPr>
-          <w:rtl w:val="0"/>
-        </w:rPr>
-      </w:r>
-    </w:p>
-    <w:p>
-      <w:pPr>
-        <w:rPr>
-          <w:b w:val="1"/>
-          <w:bCs w:val="1"/>
-        </w:rPr>
-      </w:pPr>
-      <w:r>
-        <w:rPr>
-          <w:b w:val="1"/>
-          <w:bCs w:val="1"/>
-          <w:rtl w:val="0"/>
-        </w:rPr>
-        <w:t xml:space="preserve">Análisis y Diseño de Sistemas:</w:t>
-      </w:r>
-    </w:p>
-    <w:p>
-      <w:pPr>
-        <w:numPr>
-          <w:ilvl w:val="0"/>
-          <w:numId w:val="36"/>
-        </w:numPr>
-        <w:spacing w:after="0" w:afterAutospacing="0"/>
-        <w:ind w:left="720" w:hanging="360"/>
-        <w:rPr>
-          <w:u w:val="none"/>
-        </w:rPr>
-      </w:pPr>
-      <w:r>
-        <w:rPr>
-          <w:rtl w:val="0"/>
-        </w:rPr>
-        <w:t xml:space="preserve">Modelado de procesos y datos mediante UML</w:t>
-      </w:r>
-    </w:p>
-    <w:p>
-      <w:pPr>
-        <w:numPr>
-          <w:ilvl w:val="0"/>
-          <w:numId w:val="36"/>
-        </w:numPr>
-        <w:spacing w:after="0" w:afterAutospacing="0"/>
-        <w:ind w:left="720" w:hanging="360"/>
-        <w:rPr>
-          <w:u w:val="none"/>
-        </w:rPr>
-      </w:pPr>
-      <w:r>
-        <w:rPr>
-          <w:rtl w:val="0"/>
-        </w:rPr>
-        <w:t xml:space="preserve">Diseño de arquitectura software escalable</w:t>
-      </w:r>
-    </w:p>
-    <w:p>
-      <w:pPr>
-        <w:numPr>
-          <w:ilvl w:val="0"/>
-          <w:numId w:val="36"/>
-        </w:numPr>
-        <w:ind w:left="720" w:hanging="360"/>
-        <w:rPr>
-          <w:u w:val="none"/>
-        </w:rPr>
-      </w:pPr>
-      <w:r>
-        <w:rPr>
-          <w:rtl w:val="0"/>
-        </w:rPr>
-        <w:t xml:space="preserve">Prototipado y validación de interfaces de usuario</w:t>
-      </w:r>
-    </w:p>
-    <w:p>
-      <w:pPr>
-        <w:rPr/>
-      </w:pPr>
-      <w:r>
-        <w:rPr>
-          <w:rtl w:val="0"/>
-        </w:rPr>
-      </w:r>
-    </w:p>
-    <w:p>
-      <w:pPr>
-        <w:pStyle w:val="Heading1"/>
-        <w:rPr/>
-      </w:pPr>
-      <w:bookmarkStart w:colFirst="0" w:colLast="0" w:name="_heading=h.10zk725wxtr2" w:id="14"/>
-      <w:bookmarkEnd w:id="14"/>
-      <w:r>
-        <w:rPr>
-          <w:rtl w:val="0"/>
-        </w:rPr>
-        <w:t xml:space="preserve">15. Competencias del perfil de egreso</w:t>
-      </w:r>
-    </w:p>
-    <w:p>
-      <w:pPr>
-        <w:rPr/>
-      </w:pPr>
-      <w:r>
-        <w:rPr>
-          <w:b w:val="1"/>
-          <w:bCs w:val="1"/>
-          <w:rtl w:val="0"/>
-        </w:rPr>
-        <w:t xml:space="preserve">Competencias Técnicas Desarrolladas:</w:t>
-      </w:r>
-      <w:r>
-        <w:rPr>
-          <w:rtl w:val="0"/>
-        </w:rPr>
-      </w:r>
-    </w:p>
-    <w:p>
-      <w:pPr>
-        <w:rPr>
-          <w:b w:val="1"/>
-          <w:bCs w:val="1"/>
-        </w:rPr>
-      </w:pPr>
-      <w:r>
-        <w:rPr>
-          <w:b w:val="1"/>
-          <w:bCs w:val="1"/>
-          <w:rtl w:val="0"/>
-        </w:rPr>
-        <w:t xml:space="preserve">Modelamiento de Base de Datos:</w:t>
-      </w:r>
-    </w:p>
-    <w:p>
-      <w:pPr>
-        <w:numPr>
-          <w:ilvl w:val="0"/>
-          <w:numId w:val="41"/>
-        </w:numPr>
-        <w:spacing w:after="0" w:afterAutospacing="0"/>
-        <w:ind w:left="720" w:hanging="360"/>
-        <w:rPr>
-          <w:u w:val="none"/>
-        </w:rPr>
-      </w:pPr>
-      <w:r>
-        <w:rPr>
-          <w:rtl w:val="0"/>
-        </w:rPr>
-        <w:t xml:space="preserve">Diseño e implementación de modelo entidad-relación normalizado</w:t>
-      </w:r>
-    </w:p>
-    <w:p>
-      <w:pPr>
-        <w:numPr>
-          <w:ilvl w:val="0"/>
-          <w:numId w:val="41"/>
-        </w:numPr>
-        <w:spacing w:after="0" w:afterAutospacing="0"/>
-        <w:ind w:left="720" w:hanging="360"/>
-        <w:rPr>
-          <w:u w:val="none"/>
-        </w:rPr>
-      </w:pPr>
-      <w:r>
-        <w:rPr>
-          <w:rtl w:val="0"/>
-        </w:rPr>
-        <w:t xml:space="preserve">Creación de esquemas NoSQL optimizados para Firestore</w:t>
-      </w:r>
-    </w:p>
-    <w:p>
-      <w:pPr>
-        <w:numPr>
-          <w:ilvl w:val="0"/>
-          <w:numId w:val="41"/>
-        </w:numPr>
-        <w:ind w:left="720" w:hanging="360"/>
-        <w:rPr>
-          <w:u w:val="none"/>
-        </w:rPr>
-      </w:pPr>
-      <w:r>
-        <w:rPr>
-          <w:rtl w:val="0"/>
-        </w:rPr>
-        <w:t xml:space="preserve">Definición de relaciones muchos-a-muchos mediante tabla intermedia (ATENCIÓN)</w:t>
-      </w:r>
-    </w:p>
-    <w:p>
-      <w:pPr>
-        <w:rPr/>
-      </w:pPr>
-      <w:r>
-        <w:rPr>
-          <w:rtl w:val="0"/>
-        </w:rPr>
-      </w:r>
-    </w:p>
-    <w:p>
-      <w:pPr>
-        <w:rPr>
-          <w:b w:val="1"/>
-          <w:bCs w:val="1"/>
-        </w:rPr>
-      </w:pPr>
-      <w:r>
-        <w:rPr>
-          <w:b w:val="1"/>
-          <w:bCs w:val="1"/>
-          <w:rtl w:val="0"/>
-        </w:rPr>
-        <w:t xml:space="preserve">Documentación de Arquitectura de Software:</w:t>
-      </w:r>
-    </w:p>
-    <w:p>
-      <w:pPr>
-        <w:numPr>
-          <w:ilvl w:val="0"/>
-          <w:numId w:val="40"/>
-        </w:numPr>
-        <w:spacing w:after="0" w:afterAutospacing="0"/>
-        <w:ind w:left="720" w:hanging="360"/>
-        <w:rPr>
-          <w:u w:val="none"/>
-        </w:rPr>
-      </w:pPr>
-      <w:r>
-        <w:rPr>
-          <w:rtl w:val="0"/>
-        </w:rPr>
-        <w:t xml:space="preserve">Elaboración de diagramas UML completos (casos de uso, secuencia, actividad)</w:t>
-      </w:r>
-    </w:p>
-    <w:p>
-      <w:pPr>
-        <w:numPr>
-          <w:ilvl w:val="0"/>
-          <w:numId w:val="40"/>
-        </w:numPr>
-        <w:spacing w:after="0" w:afterAutospacing="0"/>
-        <w:ind w:left="720" w:hanging="360"/>
-        <w:rPr>
-          <w:u w:val="none"/>
-        </w:rPr>
-      </w:pPr>
-      <w:r>
-        <w:rPr>
-          <w:rtl w:val="0"/>
-        </w:rPr>
-        <w:t xml:space="preserve">Especificación técnica de componentes y interfaces</w:t>
-      </w:r>
-    </w:p>
-    <w:p>
-      <w:pPr>
-        <w:numPr>
-          <w:ilvl w:val="0"/>
-          <w:numId w:val="40"/>
-        </w:numPr>
-        <w:ind w:left="720" w:hanging="360"/>
-        <w:rPr>
-          <w:u w:val="none"/>
-        </w:rPr>
-      </w:pPr>
-      <w:r>
-        <w:rPr>
-          <w:rtl w:val="0"/>
-        </w:rPr>
-        <w:t xml:space="preserve">Documentación de patrones arquitectónicos aplicados</w:t>
-      </w:r>
-    </w:p>
-    <w:p>
-      <w:pPr>
-        <w:rPr/>
-      </w:pPr>
-      <w:r>
-        <w:rPr>
-          <w:rtl w:val="0"/>
-        </w:rPr>
-      </w:r>
-    </w:p>
-    <w:p>
-      <w:pPr>
-        <w:rPr>
-          <w:b w:val="1"/>
-          <w:bCs w:val="1"/>
-        </w:rPr>
-      </w:pPr>
-      <w:r>
-        <w:rPr>
-          <w:b w:val="1"/>
-          <w:bCs w:val="1"/>
-          <w:rtl w:val="0"/>
-        </w:rPr>
-        <w:t xml:space="preserve">Integración de Plataformas:</w:t>
-      </w:r>
-    </w:p>
-    <w:p>
-      <w:pPr>
-        <w:numPr>
-          <w:ilvl w:val="0"/>
-          <w:numId w:val="17"/>
-        </w:numPr>
-        <w:spacing w:after="0" w:afterAutospacing="0"/>
-        <w:ind w:left="720" w:hanging="360"/>
-        <w:rPr>
-          <w:u w:val="none"/>
-        </w:rPr>
-      </w:pPr>
-      <w:r>
-        <w:rPr>
-          <w:rtl w:val="0"/>
-        </w:rPr>
-        <w:t xml:space="preserve">Conexión Google Forms → Google Sheets → Firebase Firestore</w:t>
-      </w:r>
-    </w:p>
-    <w:p>
-      <w:pPr>
-        <w:numPr>
-          <w:ilvl w:val="0"/>
-          <w:numId w:val="17"/>
-        </w:numPr>
-        <w:spacing w:after="0" w:afterAutospacing="0"/>
-        <w:ind w:left="720" w:hanging="360"/>
-        <w:rPr>
-          <w:u w:val="none"/>
-        </w:rPr>
-      </w:pPr>
-      <w:r>
-        <w:rPr>
-          <w:rtl w:val="0"/>
-        </w:rPr>
-        <w:t xml:space="preserve">Implementación de APIs REST para comunicación cliente-servidor</w:t>
-      </w:r>
-    </w:p>
-    <w:p>
-      <w:pPr>
-        <w:numPr>
-          <w:ilvl w:val="0"/>
-          <w:numId w:val="17"/>
-        </w:numPr>
-        <w:ind w:left="720" w:hanging="360"/>
-        <w:rPr>
-          <w:u w:val="none"/>
-        </w:rPr>
-      </w:pPr>
-      <w:r>
-        <w:rPr>
-          <w:rtl w:val="0"/>
-        </w:rPr>
-        <w:t xml:space="preserve">Configuración de servicios cloud (Firebase Authentication, Cloud Messaging)</w:t>
-      </w:r>
-    </w:p>
-    <w:p>
-      <w:pPr>
-        <w:rPr/>
-      </w:pPr>
-      <w:r>
-        <w:rPr>
-          <w:rtl w:val="0"/>
-        </w:rPr>
-      </w:r>
-    </w:p>
-    <w:p>
-      <w:pPr>
-        <w:rPr>
-          <w:b w:val="1"/>
-          <w:bCs w:val="1"/>
-        </w:rPr>
-      </w:pPr>
-      <w:r>
-        <w:rPr>
-          <w:b w:val="1"/>
-          <w:bCs w:val="1"/>
-          <w:rtl w:val="0"/>
-        </w:rPr>
-        <w:t xml:space="preserve">Procesos ETL:</w:t>
-      </w:r>
-    </w:p>
-    <w:p>
-      <w:pPr>
-        <w:numPr>
-          <w:ilvl w:val="0"/>
-          <w:numId w:val="25"/>
-        </w:numPr>
-        <w:spacing w:after="0" w:afterAutospacing="0"/>
-        <w:ind w:left="720" w:hanging="360"/>
-        <w:rPr>
-          <w:u w:val="none"/>
-        </w:rPr>
-      </w:pPr>
-      <w:r>
-        <w:rPr>
-          <w:rtl w:val="0"/>
-        </w:rPr>
-        <w:t xml:space="preserve">Desarrollo de scripts Apps Script para migración de datos</w:t>
-      </w:r>
-    </w:p>
-    <w:p>
-      <w:pPr>
-        <w:numPr>
-          <w:ilvl w:val="0"/>
-          <w:numId w:val="25"/>
-        </w:numPr>
-        <w:spacing w:after="0" w:afterAutospacing="0"/>
-        <w:ind w:left="720" w:hanging="360"/>
-        <w:rPr>
-          <w:u w:val="none"/>
-        </w:rPr>
-      </w:pPr>
-      <w:r>
-        <w:rPr>
-          <w:rtl w:val="0"/>
-        </w:rPr>
-        <w:t xml:space="preserve">Transformación y limpieza de datos entre sistemas</w:t>
-      </w:r>
-    </w:p>
-    <w:p>
-      <w:pPr>
-        <w:numPr>
-          <w:ilvl w:val="0"/>
-          <w:numId w:val="25"/>
-        </w:numPr>
-        <w:ind w:left="720" w:hanging="360"/>
-        <w:rPr>
-          <w:u w:val="none"/>
-        </w:rPr>
-      </w:pPr>
-      <w:r>
-        <w:rPr>
-          <w:rtl w:val="0"/>
-        </w:rPr>
-        <w:t xml:space="preserve">Conexión con herramientas de visualización (Looker Studio)</w:t>
-      </w:r>
-    </w:p>
-    <w:p>
-      <w:pPr>
-        <w:rPr/>
-      </w:pPr>
-      <w:r>
-        <w:rPr>
-          <w:rtl w:val="0"/>
-        </w:rPr>
-      </w:r>
-    </w:p>
-    <w:p>
-      <w:pPr>
-        <w:rPr>
-          <w:b w:val="1"/>
-          <w:bCs w:val="1"/>
-        </w:rPr>
-      </w:pPr>
-      <w:r>
-        <w:rPr>
-          <w:b w:val="1"/>
-          <w:bCs w:val="1"/>
-          <w:rtl w:val="0"/>
-        </w:rPr>
-        <w:t xml:space="preserve">Análisis, Diseño y Desarrollo de Soluciones Informáticas:</w:t>
-      </w:r>
-    </w:p>
-    <w:p>
-      <w:pPr>
-        <w:numPr>
-          <w:ilvl w:val="0"/>
-          <w:numId w:val="60"/>
-        </w:numPr>
-        <w:spacing w:after="0" w:afterAutospacing="0"/>
-        <w:ind w:left="720" w:hanging="360"/>
-        <w:rPr>
-          <w:u w:val="none"/>
-        </w:rPr>
-      </w:pPr>
-      <w:r>
-        <w:rPr>
-          <w:rtl w:val="0"/>
-        </w:rPr>
-        <w:t xml:space="preserve">Aplicación de ciclo de vida completo de desarrollo software</w:t>
-      </w:r>
-    </w:p>
-    <w:p>
-      <w:pPr>
-        <w:numPr>
-          <w:ilvl w:val="0"/>
-          <w:numId w:val="60"/>
-        </w:numPr>
-        <w:spacing w:after="0" w:afterAutospacing="0"/>
-        <w:ind w:left="720" w:hanging="360"/>
-        <w:rPr>
-          <w:u w:val="none"/>
-        </w:rPr>
-      </w:pPr>
-      <w:r>
-        <w:rPr>
-          <w:rtl w:val="0"/>
-        </w:rPr>
-        <w:t xml:space="preserve">Implementación de arquitectura cliente-servidor con separación de responsabilidades</w:t>
-      </w:r>
-    </w:p>
-    <w:p>
-      <w:pPr>
-        <w:numPr>
-          <w:ilvl w:val="0"/>
-          <w:numId w:val="60"/>
-        </w:numPr>
-        <w:ind w:left="720" w:hanging="360"/>
-        <w:rPr>
-          <w:u w:val="none"/>
-        </w:rPr>
-      </w:pPr>
-      <w:r>
-        <w:rPr>
-          <w:rtl w:val="0"/>
-        </w:rPr>
-        <w:t xml:space="preserve">Desarrollo de solución integral addressing problemática real</w:t>
-      </w:r>
-    </w:p>
-    <w:p>
-      <w:pPr>
-        <w:rPr/>
-      </w:pPr>
-      <w:r>
-        <w:rPr>
-          <w:rtl w:val="0"/>
-        </w:rPr>
-      </w:r>
-    </w:p>
-    <w:p>
-      <w:pPr>
-        <w:rPr>
-          <w:b w:val="1"/>
-          <w:bCs w:val="1"/>
-        </w:rPr>
-      </w:pPr>
-      <w:r>
-        <w:rPr>
-          <w:b w:val="1"/>
-          <w:bCs w:val="1"/>
-          <w:rtl w:val="0"/>
-        </w:rPr>
-        <w:t xml:space="preserve">Gestión de Proyectos Informáticos:</w:t>
-      </w:r>
-    </w:p>
-    <w:p>
-      <w:pPr>
-        <w:numPr>
-          <w:ilvl w:val="0"/>
-          <w:numId w:val="22"/>
-        </w:numPr>
-        <w:spacing w:after="0" w:afterAutospacing="0"/>
-        <w:ind w:left="720" w:hanging="360"/>
-        <w:rPr>
-          <w:u w:val="none"/>
-        </w:rPr>
-      </w:pPr>
-      <w:r>
-        <w:rPr>
-          <w:rtl w:val="0"/>
-        </w:rPr>
-        <w:t xml:space="preserve">Planificación y ejecución mediante metodología ágil Scrum</w:t>
-      </w:r>
-    </w:p>
-    <w:p>
-      <w:pPr>
-        <w:numPr>
-          <w:ilvl w:val="0"/>
-          <w:numId w:val="22"/>
-        </w:numPr>
-        <w:spacing w:after="0" w:afterAutospacing="0"/>
-        <w:ind w:left="720" w:hanging="360"/>
-        <w:rPr>
-          <w:u w:val="none"/>
-        </w:rPr>
-      </w:pPr>
-      <w:r>
-        <w:rPr>
-          <w:rtl w:val="0"/>
-        </w:rPr>
-        <w:t xml:space="preserve">Gestión de riesgos y adaptación a cambios de alcance</w:t>
-      </w:r>
-    </w:p>
-    <w:p>
-      <w:pPr>
-        <w:numPr>
-          <w:ilvl w:val="0"/>
-          <w:numId w:val="22"/>
-        </w:numPr>
-        <w:ind w:left="720" w:hanging="360"/>
-        <w:rPr>
-          <w:u w:val="none"/>
-        </w:rPr>
-      </w:pPr>
-      <w:r>
-        <w:rPr>
-          <w:rtl w:val="0"/>
-        </w:rPr>
-        <w:t xml:space="preserve">Coordinación de equipo multidisciplinario</w:t>
-      </w:r>
-    </w:p>
-    <w:p>
-      <w:pPr>
-        <w:rPr/>
-      </w:pPr>
-      <w:r>
-        <w:rPr>
-          <w:rtl w:val="0"/>
-        </w:rPr>
-      </w:r>
-    </w:p>
-    <w:p>
-      <w:pPr>
-        <w:rPr/>
-      </w:pPr>
-      <w:r>
-        <w:rPr>
-          <w:b w:val="1"/>
-          <w:bCs w:val="1"/>
-          <w:rtl w:val="0"/>
-        </w:rPr>
-        <w:t xml:space="preserve">Competencias Transversales Evidenciadas:</w:t>
-      </w:r>
-      <w:r>
-        <w:rPr>
-          <w:rtl w:val="0"/>
-        </w:rPr>
-      </w:r>
-    </w:p>
-    <w:p>
-      <w:pPr>
-        <w:rPr>
-          <w:b w:val="1"/>
-          <w:bCs w:val="1"/>
-        </w:rPr>
-      </w:pPr>
-      <w:r>
-        <w:rPr>
-          <w:b w:val="1"/>
-          <w:bCs w:val="1"/>
-          <w:rtl w:val="0"/>
-        </w:rPr>
-        <w:t xml:space="preserve">Comunicación y Trabajo en Equipo:</w:t>
-      </w:r>
-    </w:p>
-    <w:p>
-      <w:pPr>
-        <w:numPr>
-          <w:ilvl w:val="0"/>
-          <w:numId w:val="6"/>
-        </w:numPr>
-        <w:spacing w:after="0" w:afterAutospacing="0"/>
-        <w:ind w:left="720" w:hanging="360"/>
-        <w:rPr>
-          <w:u w:val="none"/>
-        </w:rPr>
-      </w:pPr>
-      <w:r>
-        <w:rPr>
-          <w:rtl w:val="0"/>
-        </w:rPr>
-        <w:t xml:space="preserve">Coordinación efectiva a pesar de reducción de integrantes</w:t>
-      </w:r>
-    </w:p>
-    <w:p>
-      <w:pPr>
-        <w:numPr>
-          <w:ilvl w:val="0"/>
-          <w:numId w:val="6"/>
-        </w:numPr>
-        <w:spacing w:after="0" w:afterAutospacing="0"/>
-        <w:ind w:left="720" w:hanging="360"/>
-        <w:rPr>
-          <w:u w:val="none"/>
-        </w:rPr>
-      </w:pPr>
-      <w:r>
-        <w:rPr>
-          <w:rtl w:val="0"/>
-        </w:rPr>
-        <w:t xml:space="preserve">Comunicación clara de requerimientos técnicos y funcionales</w:t>
-      </w:r>
-    </w:p>
-    <w:p>
-      <w:pPr>
-        <w:numPr>
-          <w:ilvl w:val="0"/>
-          <w:numId w:val="6"/>
-        </w:numPr>
-        <w:ind w:left="720" w:hanging="360"/>
-        <w:rPr>
-          <w:u w:val="none"/>
-        </w:rPr>
-      </w:pPr>
-      <w:r>
-        <w:rPr>
-          <w:rtl w:val="0"/>
-        </w:rPr>
-        <w:t xml:space="preserve">Presentación coherente de avances y resultados</w:t>
-      </w:r>
-    </w:p>
-    <w:p>
-      <w:pPr>
-        <w:rPr/>
-      </w:pPr>
-      <w:r>
-        <w:rPr>
-          <w:rtl w:val="0"/>
-        </w:rPr>
-      </w:r>
-    </w:p>
-    <w:p>
-      <w:pPr>
-        <w:rPr>
-          <w:b w:val="1"/>
-          <w:bCs w:val="1"/>
-        </w:rPr>
-      </w:pPr>
-      <w:r>
-        <w:rPr>
-          <w:b w:val="1"/>
-          <w:bCs w:val="1"/>
-          <w:rtl w:val="0"/>
-        </w:rPr>
-        <w:t xml:space="preserve">Adaptabilidad y Resiliencia:</w:t>
-      </w:r>
-    </w:p>
-    <w:p>
-      <w:pPr>
-        <w:numPr>
-          <w:ilvl w:val="0"/>
-          <w:numId w:val="12"/>
-        </w:numPr>
-        <w:spacing w:after="0" w:afterAutospacing="0"/>
-        <w:ind w:left="720" w:hanging="360"/>
-        <w:rPr>
-          <w:u w:val="none"/>
-        </w:rPr>
-      </w:pPr>
-      <w:r>
-        <w:rPr>
-          <w:rtl w:val="0"/>
-        </w:rPr>
-        <w:t xml:space="preserve">Reestructuración exitosa ante cambio imprevisto en composición del equipo</w:t>
-      </w:r>
-    </w:p>
-    <w:p>
-      <w:pPr>
-        <w:numPr>
-          <w:ilvl w:val="0"/>
-          <w:numId w:val="12"/>
-        </w:numPr>
-        <w:spacing w:after="0" w:afterAutospacing="0"/>
-        <w:ind w:left="720" w:hanging="360"/>
-        <w:rPr>
-          <w:u w:val="none"/>
-        </w:rPr>
-      </w:pPr>
-      <w:r>
-        <w:rPr>
-          <w:rtl w:val="0"/>
-        </w:rPr>
-        <w:t xml:space="preserve">Mantenimiento de calidad y alcance a pesar de limitaciones</w:t>
-      </w:r>
-    </w:p>
-    <w:p>
-      <w:pPr>
-        <w:numPr>
-          <w:ilvl w:val="0"/>
-          <w:numId w:val="12"/>
-        </w:numPr>
-        <w:ind w:left="720" w:hanging="360"/>
-        <w:rPr>
-          <w:u w:val="none"/>
-        </w:rPr>
-      </w:pPr>
-      <w:r>
-        <w:rPr>
-          <w:rtl w:val="0"/>
-        </w:rPr>
-        <w:t xml:space="preserve">Transformación de obstáculos en oportunidades de optimización</w:t>
-      </w:r>
-    </w:p>
-    <w:p>
-      <w:pPr>
-        <w:rPr/>
-      </w:pPr>
-      <w:r>
-        <w:rPr>
-          <w:rtl w:val="0"/>
-        </w:rPr>
-      </w:r>
-    </w:p>
-    <w:p>
-      <w:pPr>
-        <w:pStyle w:val="Heading1"/>
-        <w:rPr/>
-      </w:pPr>
-      <w:bookmarkStart w:colFirst="0" w:colLast="0" w:name="_heading=h.7y2cc0c6sz8u" w:id="15"/>
-      <w:bookmarkEnd w:id="15"/>
-      <w:r>
-        <w:rPr>
-          <w:rtl w:val="0"/>
-        </w:rPr>
-        <w:t xml:space="preserve">16. Plan de comercialización / análisis económico</w:t>
-      </w:r>
-    </w:p>
-    <w:p>
-      <w:pPr>
-        <w:rPr/>
-      </w:pPr>
-      <w:r>
-        <w:rPr>
-          <w:b w:val="1"/>
-          <w:bCs w:val="1"/>
-          <w:rtl w:val="0"/>
-        </w:rPr>
-        <w:t xml:space="preserve">Modelo de Sustentabilidad:</w:t>
-      </w:r>
-      <w:r>
-        <w:rPr>
-          <w:rtl w:val="0"/>
-        </w:rPr>
-      </w:r>
-    </w:p>
-    <w:p>
-      <w:pPr>
-        <w:rPr>
-          <w:b w:val="1"/>
-          <w:bCs w:val="1"/>
-        </w:rPr>
-      </w:pPr>
-      <w:r>
-        <w:rPr>
-          <w:b w:val="1"/>
-          <w:bCs w:val="1"/>
-          <w:rtl w:val="0"/>
-        </w:rPr>
-        <w:t xml:space="preserve">Costo Cero de Implementación:</w:t>
-      </w:r>
-    </w:p>
-    <w:p>
-      <w:pPr>
-        <w:rPr/>
-      </w:pPr>
-      <w:r>
-        <w:rPr>
-          <w:rtl w:val="0"/>
-        </w:rPr>
-        <w:t xml:space="preserve">El proyecto se desarrolló utilizando exclusivamente tecnologías y servicios gratuitos:</w:t>
-      </w:r>
-    </w:p>
-    <w:p>
-      <w:pPr>
-        <w:numPr>
-          <w:ilvl w:val="0"/>
-          <w:numId w:val="33"/>
-        </w:numPr>
-        <w:spacing w:after="0" w:afterAutospacing="0"/>
-        <w:ind w:left="720" w:hanging="360"/>
-        <w:rPr>
-          <w:u w:val="none"/>
-        </w:rPr>
-      </w:pPr>
-      <w:r>
-        <w:rPr>
-          <w:rtl w:val="0"/>
-        </w:rPr>
-        <w:t xml:space="preserve">Firebase Spark Plan (sin costo para uso limitado)</w:t>
-      </w:r>
-    </w:p>
-    <w:p>
-      <w:pPr>
-        <w:numPr>
-          <w:ilvl w:val="0"/>
-          <w:numId w:val="33"/>
-        </w:numPr>
-        <w:spacing w:after="0" w:afterAutospacing="0"/>
-        <w:ind w:left="720" w:hanging="360"/>
-        <w:rPr>
-          <w:u w:val="none"/>
-        </w:rPr>
-      </w:pPr>
-      <w:r>
-        <w:rPr>
-          <w:rtl w:val="0"/>
-        </w:rPr>
-        <w:t xml:space="preserve">Google Forms/Sheets (gratuitos para educación)</w:t>
-      </w:r>
-    </w:p>
-    <w:p>
-      <w:pPr>
-        <w:numPr>
-          <w:ilvl w:val="0"/>
-          <w:numId w:val="33"/>
-        </w:numPr>
-        <w:spacing w:after="0" w:afterAutospacing="0"/>
-        <w:ind w:left="720" w:hanging="360"/>
-        <w:rPr>
-          <w:u w:val="none"/>
-        </w:rPr>
-      </w:pPr>
-      <w:r>
-        <w:rPr>
-          <w:rtl w:val="0"/>
-        </w:rPr>
-        <w:t xml:space="preserve">Herramientas de desarrollo open-source (Android Studio, VS Code)</w:t>
-      </w:r>
-    </w:p>
-    <w:p>
-      <w:pPr>
-        <w:numPr>
-          <w:ilvl w:val="0"/>
-          <w:numId w:val="33"/>
-        </w:numPr>
-        <w:ind w:left="720" w:hanging="360"/>
-        <w:rPr>
-          <w:u w:val="none"/>
-        </w:rPr>
-      </w:pPr>
-      <w:r>
-        <w:rPr>
-          <w:rtl w:val="0"/>
-        </w:rPr>
-        <w:t xml:space="preserve">Plataformas de diseño gratuitas (Figma, Canva)</w:t>
-      </w:r>
-    </w:p>
-    <w:p>
-      <w:pPr>
-        <w:rPr/>
-      </w:pPr>
-      <w:r>
-        <w:rPr>
-          <w:rtl w:val="0"/>
-        </w:rPr>
-      </w:r>
-    </w:p>
-    <w:p>
-      <w:pPr>
-        <w:rPr>
-          <w:b w:val="1"/>
-          <w:bCs w:val="1"/>
-        </w:rPr>
-      </w:pPr>
-      <w:r>
-        <w:rPr>
-          <w:b w:val="1"/>
-          <w:bCs w:val="1"/>
-          <w:rtl w:val="0"/>
-        </w:rPr>
-        <w:t xml:space="preserve">Escalabilidad Económica:</w:t>
-      </w:r>
-    </w:p>
-    <w:p>
-      <w:pPr>
-        <w:rPr/>
-      </w:pPr>
-      <w:r>
-        <w:rPr>
-          <w:rtl w:val="0"/>
-        </w:rPr>
-        <w:t xml:space="preserve">Para implementación a escala institucional, se proyectan costos mínimos:</w:t>
-      </w:r>
-    </w:p>
-    <w:p>
-      <w:pPr>
-        <w:numPr>
-          <w:ilvl w:val="0"/>
-          <w:numId w:val="47"/>
-        </w:numPr>
-        <w:spacing w:after="0" w:afterAutospacing="0"/>
-        <w:ind w:left="720" w:hanging="360"/>
-        <w:rPr>
-          <w:u w:val="none"/>
-        </w:rPr>
-      </w:pPr>
-      <w:r>
-        <w:rPr>
-          <w:rtl w:val="0"/>
-        </w:rPr>
-        <w:t xml:space="preserve">Firebase Blaze Plan: ~$25-50 mensuales según uso</w:t>
-      </w:r>
-    </w:p>
-    <w:p>
-      <w:pPr>
-        <w:numPr>
-          <w:ilvl w:val="0"/>
-          <w:numId w:val="47"/>
-        </w:numPr>
-        <w:spacing w:after="0" w:afterAutospacing="0"/>
-        <w:ind w:left="720" w:hanging="360"/>
-        <w:rPr>
-          <w:u w:val="none"/>
-        </w:rPr>
-      </w:pPr>
-      <w:r>
-        <w:rPr>
-          <w:rtl w:val="0"/>
-        </w:rPr>
-        <w:t xml:space="preserve">Dominio institucional: ~$15 anuales</w:t>
-      </w:r>
-    </w:p>
-    <w:p>
-      <w:pPr>
-        <w:numPr>
-          <w:ilvl w:val="0"/>
-          <w:numId w:val="47"/>
-        </w:numPr>
-        <w:ind w:left="720" w:hanging="360"/>
-        <w:rPr>
-          <w:u w:val="none"/>
-        </w:rPr>
-      </w:pPr>
-      <w:r>
-        <w:rPr>
-          <w:rtl w:val="0"/>
-        </w:rPr>
-        <w:t xml:space="preserve">Mantenimiento: Recursos humanos existentes en departamento TI</w:t>
-      </w:r>
-    </w:p>
-    <w:p>
-      <w:pPr>
-        <w:rPr/>
-      </w:pPr>
-      <w:r>
-        <w:rPr>
-          <w:rtl w:val="0"/>
-        </w:rPr>
-      </w:r>
-    </w:p>
-    <w:p>
-      <w:pPr>
-        <w:rPr/>
-      </w:pPr>
-      <w:r>
-        <w:rPr>
-          <w:b w:val="1"/>
-          <w:bCs w:val="1"/>
-          <w:rtl w:val="0"/>
-        </w:rPr>
-        <w:t xml:space="preserve">Análisis Costo-Beneficio:</w:t>
-      </w:r>
-      <w:r>
-        <w:rPr>
-          <w:rtl w:val="0"/>
-        </w:rPr>
-      </w:r>
-    </w:p>
-    <w:p>
-      <w:pPr>
-        <w:rPr>
-          <w:b w:val="1"/>
-          <w:bCs w:val="1"/>
-        </w:rPr>
-      </w:pPr>
-      <w:r>
-        <w:rPr>
-          <w:b w:val="1"/>
-          <w:bCs w:val="1"/>
-          <w:rtl w:val="0"/>
-        </w:rPr>
-        <w:t xml:space="preserve">Beneficios Tangibles:</w:t>
-      </w:r>
-    </w:p>
-    <w:p>
-      <w:pPr>
-        <w:numPr>
-          <w:ilvl w:val="0"/>
-          <w:numId w:val="28"/>
-        </w:numPr>
-        <w:spacing w:after="0" w:afterAutospacing="0"/>
-        <w:ind w:left="720" w:hanging="360"/>
-        <w:rPr>
-          <w:u w:val="none"/>
-        </w:rPr>
-      </w:pPr>
-      <w:r>
-        <w:rPr>
-          <w:rtl w:val="0"/>
-        </w:rPr>
-        <w:t xml:space="preserve">Reducción de tiempos de respuesta de minutos a segundos</w:t>
-      </w:r>
-    </w:p>
-    <w:p>
-      <w:pPr>
-        <w:numPr>
-          <w:ilvl w:val="0"/>
-          <w:numId w:val="28"/>
-        </w:numPr>
-        <w:spacing w:after="0" w:afterAutospacing="0"/>
-        <w:ind w:left="720" w:hanging="360"/>
-        <w:rPr>
-          <w:u w:val="none"/>
-        </w:rPr>
-      </w:pPr>
-      <w:r>
-        <w:rPr>
-          <w:rtl w:val="0"/>
-        </w:rPr>
-        <w:t xml:space="preserve">Optimización de recursos humanos mediante asignación inteligente</w:t>
-      </w:r>
-    </w:p>
-    <w:p>
-      <w:pPr>
-        <w:numPr>
-          <w:ilvl w:val="0"/>
-          <w:numId w:val="28"/>
-        </w:numPr>
-        <w:spacing w:after="0" w:afterAutospacing="0"/>
-        <w:ind w:left="720" w:hanging="360"/>
-        <w:rPr>
-          <w:u w:val="none"/>
-        </w:rPr>
-      </w:pPr>
-      <w:r>
-        <w:rPr>
-          <w:rtl w:val="0"/>
-        </w:rPr>
-        <w:t xml:space="preserve">Registro histórico para análisis y mejora continua de procedimientos</w:t>
-      </w:r>
-    </w:p>
-    <w:p>
-      <w:pPr>
-        <w:numPr>
-          <w:ilvl w:val="0"/>
-          <w:numId w:val="28"/>
-        </w:numPr>
-        <w:ind w:left="720" w:hanging="360"/>
-        <w:rPr>
-          <w:u w:val="none"/>
-        </w:rPr>
-      </w:pPr>
-      <w:r>
-        <w:rPr>
-          <w:rtl w:val="0"/>
-        </w:rPr>
-        <w:t xml:space="preserve">Reducción de costos por incidentes no atendidos oportunamente</w:t>
-      </w:r>
-    </w:p>
-    <w:p>
-      <w:pPr>
-        <w:rPr>
-          <w:b w:val="1"/>
-          <w:bCs w:val="1"/>
-        </w:rPr>
-      </w:pPr>
-      <w:r>
-        <w:rPr>
-          <w:rtl w:val="0"/>
-        </w:rPr>
-      </w:r>
-    </w:p>
-    <w:p>
-      <w:pPr>
-        <w:rPr>
-          <w:b w:val="1"/>
-          <w:bCs w:val="1"/>
-        </w:rPr>
-      </w:pPr>
-      <w:r>
-        <w:rPr>
-          <w:b w:val="1"/>
-          <w:bCs w:val="1"/>
-          <w:rtl w:val="0"/>
-        </w:rPr>
-        <w:t xml:space="preserve">Beneficios Intangibles:</w:t>
-      </w:r>
-    </w:p>
-    <w:p>
-      <w:pPr>
-        <w:numPr>
-          <w:ilvl w:val="0"/>
-          <w:numId w:val="10"/>
-        </w:numPr>
-        <w:spacing w:after="0" w:afterAutospacing="0"/>
-        <w:ind w:left="720" w:hanging="360"/>
-        <w:rPr>
-          <w:u w:val="none"/>
-        </w:rPr>
-      </w:pPr>
-      <w:r>
-        <w:rPr>
-          <w:rtl w:val="0"/>
-        </w:rPr>
-        <w:t xml:space="preserve">Mejora significativa en percepción de seguridad estudiantil</w:t>
-      </w:r>
-    </w:p>
-    <w:p>
-      <w:pPr>
-        <w:numPr>
-          <w:ilvl w:val="0"/>
-          <w:numId w:val="10"/>
-        </w:numPr>
-        <w:spacing w:after="0" w:afterAutospacing="0"/>
-        <w:ind w:left="720" w:hanging="360"/>
-        <w:rPr>
-          <w:u w:val="none"/>
-        </w:rPr>
-      </w:pPr>
-      <w:r>
-        <w:rPr>
-          <w:rtl w:val="0"/>
-        </w:rPr>
-        <w:t xml:space="preserve">Fortalecimiento de imagen institucional como campus tecnológico</w:t>
-      </w:r>
-    </w:p>
-    <w:p>
-      <w:pPr>
-        <w:numPr>
-          <w:ilvl w:val="0"/>
-          <w:numId w:val="10"/>
-        </w:numPr>
-        <w:spacing w:after="0" w:afterAutospacing="0"/>
-        <w:ind w:left="720" w:hanging="360"/>
-        <w:rPr>
-          <w:u w:val="none"/>
-        </w:rPr>
-      </w:pPr>
-      <w:r>
-        <w:rPr>
-          <w:rtl w:val="0"/>
-        </w:rPr>
-        <w:t xml:space="preserve">Cultura de innovación y mejora continua</w:t>
-      </w:r>
-    </w:p>
-    <w:p>
-      <w:pPr>
-        <w:numPr>
-          <w:ilvl w:val="0"/>
-          <w:numId w:val="10"/>
-        </w:numPr>
-        <w:ind w:left="720" w:hanging="360"/>
-        <w:rPr>
-          <w:u w:val="none"/>
-        </w:rPr>
-      </w:pPr>
-      <w:r>
-        <w:rPr>
-          <w:rtl w:val="0"/>
-        </w:rPr>
-        <w:t xml:space="preserve">Mejor ambiente educativo por sensación de protección</w:t>
-      </w:r>
-    </w:p>
-    <w:p>
-      <w:pPr>
-        <w:rPr/>
-      </w:pPr>
-      <w:r>
-        <w:rPr>
-          <w:rtl w:val="0"/>
-        </w:rPr>
-      </w:r>
-    </w:p>
-    <w:p>
-      <w:pPr>
-        <w:rPr>
-          <w:b w:val="1"/>
-          <w:bCs w:val="1"/>
-        </w:rPr>
-      </w:pPr>
-      <w:r>
-        <w:rPr>
-          <w:b w:val="1"/>
-          <w:bCs w:val="1"/>
-          <w:rtl w:val="0"/>
-        </w:rPr>
-        <w:t xml:space="preserve">Retorno de Inversión (ROI):</w:t>
-      </w:r>
-    </w:p>
-    <w:p>
-      <w:pPr>
-        <w:rPr/>
-      </w:pPr>
-      <w:r>
-        <w:rPr>
-          <w:rtl w:val="0"/>
-        </w:rPr>
-        <w:t xml:space="preserve">Considerando costos mínimos de implementación y beneficios significativos en seguridad y eficiencia, el ROI proyectado es extremadamente favorable, con recuperación de inversión en el primer semestre de operación.</w:t>
-      </w:r>
-    </w:p>
-    <w:p>
-      <w:pPr>
-        <w:rPr/>
-      </w:pPr>
-      <w:r>
-        <w:rPr>
-          <w:rtl w:val="0"/>
-        </w:rPr>
-      </w:r>
-    </w:p>
-    <w:p>
-      <w:pPr>
-        <w:rPr>
-          <w:b w:val="1"/>
-          <w:bCs w:val="1"/>
-        </w:rPr>
-      </w:pPr>
-      <w:r>
-        <w:rPr>
-          <w:b w:val="1"/>
-          <w:bCs w:val="1"/>
-          <w:rtl w:val="0"/>
-        </w:rPr>
-        <w:t xml:space="preserve">Proyección de Crecimiento:</w:t>
-      </w:r>
-    </w:p>
-    <w:p>
-      <w:pPr>
-        <w:numPr>
-          <w:ilvl w:val="0"/>
-          <w:numId w:val="52"/>
-        </w:numPr>
-        <w:spacing w:after="0" w:afterAutospacing="0"/>
-        <w:ind w:left="720" w:hanging="360"/>
-        <w:rPr>
-          <w:u w:val="none"/>
-        </w:rPr>
-      </w:pPr>
-      <w:r>
-        <w:rPr>
-          <w:b w:val="1"/>
-          <w:bCs w:val="1"/>
-          <w:rtl w:val="0"/>
-        </w:rPr>
-        <w:t xml:space="preserve">Fase 1</w:t>
-      </w:r>
-      <w:r>
-        <w:rPr>
-          <w:rtl w:val="0"/>
-        </w:rPr>
-        <w:t xml:space="preserve">: Implementación piloto en sede Maipú</w:t>
-      </w:r>
-    </w:p>
-    <w:p>
-      <w:pPr>
-        <w:numPr>
-          <w:ilvl w:val="0"/>
-          <w:numId w:val="52"/>
-        </w:numPr>
-        <w:spacing w:after="0" w:afterAutospacing="0"/>
-        <w:ind w:left="720" w:hanging="360"/>
-        <w:rPr>
-          <w:u w:val="none"/>
-        </w:rPr>
-      </w:pPr>
-      <w:r>
-        <w:rPr>
-          <w:b w:val="1"/>
-          <w:bCs w:val="1"/>
-          <w:rtl w:val="0"/>
-        </w:rPr>
-        <w:t xml:space="preserve">Fase 2</w:t>
-      </w:r>
-      <w:r>
-        <w:rPr>
-          <w:rtl w:val="0"/>
-        </w:rPr>
-        <w:t xml:space="preserve">: Expansión a otras sedes DUOC UC</w:t>
-      </w:r>
-    </w:p>
-    <w:p>
-      <w:pPr>
-        <w:numPr>
-          <w:ilvl w:val="0"/>
-          <w:numId w:val="52"/>
-        </w:numPr>
-        <w:spacing w:after="0" w:afterAutospacing="0"/>
-        <w:ind w:left="720" w:hanging="360"/>
-        <w:rPr>
-          <w:u w:val="none"/>
-        </w:rPr>
-      </w:pPr>
-      <w:r>
-        <w:rPr>
-          <w:b w:val="1"/>
-          <w:bCs w:val="1"/>
-          <w:rtl w:val="0"/>
-        </w:rPr>
-        <w:t xml:space="preserve">Fase 3</w:t>
-      </w:r>
-      <w:r>
-        <w:rPr>
-          <w:rtl w:val="0"/>
-        </w:rPr>
-        <w:t xml:space="preserve">: Adaptación para otros entornos educativos (colegios, universidades)</w:t>
-      </w:r>
-    </w:p>
-    <w:p>
-      <w:pPr>
-        <w:numPr>
-          <w:ilvl w:val="0"/>
-          <w:numId w:val="52"/>
-        </w:numPr>
-        <w:ind w:left="720" w:hanging="360"/>
-        <w:rPr>
-          <w:u w:val="none"/>
-        </w:rPr>
-      </w:pPr>
-      <w:r>
-        <w:rPr>
-          <w:b w:val="1"/>
-          <w:bCs w:val="1"/>
-          <w:rtl w:val="0"/>
-        </w:rPr>
-        <w:t xml:space="preserve">Fase 4</w:t>
-      </w:r>
-      <w:r>
-        <w:rPr>
-          <w:rtl w:val="0"/>
-        </w:rPr>
-        <w:t xml:space="preserve">: Comercialización como producto SaaS para instituciones educativas</w:t>
-      </w:r>
-    </w:p>
-    <w:p>
-      <w:pPr>
-        <w:rPr/>
-      </w:pPr>
-      <w:r>
-        <w:rPr>
-          <w:rtl w:val="0"/>
-        </w:rPr>
-      </w:r>
-    </w:p>
-    <w:p>
-      <w:pPr>
-        <w:pStyle w:val="Heading1"/>
-        <w:rPr/>
-      </w:pPr>
-      <w:bookmarkStart w:colFirst="0" w:colLast="0" w:name="_heading=h.hynzpgnh9zc4" w:id="16"/>
-      <w:bookmarkEnd w:id="16"/>
-      <w:r>
-        <w:rPr>
-          <w:rtl w:val="0"/>
-        </w:rPr>
-        <w:t xml:space="preserve">17. Resultados y Producto Final</w:t>
-      </w:r>
-    </w:p>
-    <w:p>
-      <w:pPr>
-        <w:rPr>
-          <w:b w:val="1"/>
-          <w:bCs w:val="1"/>
-        </w:rPr>
-      </w:pPr>
-      <w:r>
-        <w:rPr>
-          <w:b w:val="1"/>
-          <w:bCs w:val="1"/>
-          <w:rtl w:val="0"/>
-        </w:rPr>
-        <w:t xml:space="preserve">Producto Mínimo Viable Entregado:</w:t>
-      </w:r>
-    </w:p>
-    <w:p>
-      <w:pPr>
-        <w:rPr/>
-      </w:pPr>
-      <w:r>
-        <w:rPr>
-          <w:rtl w:val="0"/>
-        </w:rPr>
-      </w:r>
-    </w:p>
-    <w:p>
-      <w:pPr>
-        <w:rPr>
-          <w:b w:val="1"/>
-          <w:bCs w:val="1"/>
-        </w:rPr>
-      </w:pPr>
-      <w:r>
-        <w:rPr>
-          <w:b w:val="1"/>
-          <w:bCs w:val="1"/>
-          <w:rtl w:val="0"/>
-        </w:rPr>
-        <w:t xml:space="preserve">Componentes Desarrollados:</w:t>
-      </w:r>
-    </w:p>
-    <w:p>
-      <w:pPr>
-        <w:rPr/>
-      </w:pPr>
-      <w:r>
-        <w:rPr>
-          <w:rtl w:val="0"/>
-        </w:rPr>
-      </w:r>
-    </w:p>
-    <w:p>
-      <w:pPr>
-        <w:rPr>
-          <w:b w:val="1"/>
-          <w:bCs w:val="1"/>
-        </w:rPr>
-      </w:pPr>
-      <w:r>
-        <w:rPr>
-          <w:b w:val="1"/>
-          <w:bCs w:val="1"/>
-          <w:rtl w:val="0"/>
-        </w:rPr>
-        <w:t xml:space="preserve">Aplicación Móvil para Usuarios:</w:t>
-      </w:r>
-    </w:p>
-    <w:p>
-      <w:pPr>
-        <w:numPr>
-          <w:ilvl w:val="0"/>
-          <w:numId w:val="3"/>
-        </w:numPr>
-        <w:spacing w:after="0" w:afterAutospacing="0"/>
-        <w:ind w:left="720" w:hanging="360"/>
-        <w:rPr>
-          <w:u w:val="none"/>
-        </w:rPr>
-      </w:pPr>
-      <w:r>
-        <w:rPr>
-          <w:rtl w:val="0"/>
-        </w:rPr>
-        <w:t xml:space="preserve">Funcionalidad completa de autenticación y login</w:t>
-      </w:r>
-    </w:p>
-    <w:p>
-      <w:pPr>
-        <w:numPr>
-          <w:ilvl w:val="0"/>
-          <w:numId w:val="3"/>
-        </w:numPr>
-        <w:spacing w:after="0" w:afterAutospacing="0"/>
-        <w:ind w:left="720" w:hanging="360"/>
-        <w:rPr>
-          <w:u w:val="none"/>
-        </w:rPr>
-      </w:pPr>
-      <w:r>
-        <w:rPr>
-          <w:rtl w:val="0"/>
-        </w:rPr>
-        <w:t xml:space="preserve">Lector de código QR integrado y optimizado</w:t>
-      </w:r>
-    </w:p>
-    <w:p>
-      <w:pPr>
-        <w:numPr>
-          <w:ilvl w:val="0"/>
-          <w:numId w:val="3"/>
-        </w:numPr>
-        <w:spacing w:after="0" w:afterAutospacing="0"/>
-        <w:ind w:left="720" w:hanging="360"/>
-        <w:rPr>
-          <w:u w:val="none"/>
-        </w:rPr>
-      </w:pPr>
-      <w:r>
-        <w:rPr>
-          <w:rtl w:val="0"/>
-        </w:rPr>
-        <w:t xml:space="preserve">Interfaz intuitiva para selección de tipo de servicio</w:t>
-      </w:r>
-    </w:p>
-    <w:p>
-      <w:pPr>
-        <w:numPr>
-          <w:ilvl w:val="0"/>
-          <w:numId w:val="3"/>
-        </w:numPr>
-        <w:spacing w:after="0" w:afterAutospacing="0"/>
-        <w:ind w:left="720" w:hanging="360"/>
-        <w:rPr>
-          <w:u w:val="none"/>
-        </w:rPr>
-      </w:pPr>
-      <w:r>
-        <w:rPr>
-          <w:rtl w:val="0"/>
-        </w:rPr>
-        <w:t xml:space="preserve">Confirmación inmediata de solicitud recibida</w:t>
-      </w:r>
-    </w:p>
-    <w:p>
-      <w:pPr>
-        <w:numPr>
-          <w:ilvl w:val="0"/>
-          <w:numId w:val="3"/>
-        </w:numPr>
-        <w:ind w:left="720" w:hanging="360"/>
-        <w:rPr>
-          <w:u w:val="none"/>
-        </w:rPr>
-      </w:pPr>
-      <w:r>
-        <w:rPr>
-          <w:rtl w:val="0"/>
-        </w:rPr>
-        <w:t xml:space="preserve">Historial local de solicitudes realizadas</w:t>
-      </w:r>
-    </w:p>
-    <w:p>
-      <w:pPr>
-        <w:rPr/>
-      </w:pPr>
-      <w:r>
-        <w:rPr>
-          <w:rtl w:val="0"/>
-        </w:rPr>
-      </w:r>
-    </w:p>
-    <w:p>
-      <w:pPr>
-        <w:rPr>
-          <w:b w:val="1"/>
-          <w:bCs w:val="1"/>
-        </w:rPr>
-      </w:pPr>
-      <w:r>
-        <w:rPr>
-          <w:b w:val="1"/>
-          <w:bCs w:val="1"/>
-          <w:rtl w:val="0"/>
-        </w:rPr>
-        <w:t xml:space="preserve">Sistema Backend y Base de Datos:</w:t>
-      </w:r>
-    </w:p>
-    <w:p>
-      <w:pPr>
-        <w:numPr>
-          <w:ilvl w:val="0"/>
-          <w:numId w:val="16"/>
-        </w:numPr>
-        <w:spacing w:after="0" w:afterAutospacing="0"/>
-        <w:ind w:left="720" w:hanging="360"/>
-        <w:rPr>
-          <w:u w:val="none"/>
-        </w:rPr>
-      </w:pPr>
-      <w:r>
-        <w:rPr>
-          <w:rtl w:val="0"/>
-        </w:rPr>
-        <w:t xml:space="preserve">API REST funcional con endpoints críticos</w:t>
-      </w:r>
-    </w:p>
-    <w:p>
-      <w:pPr>
-        <w:numPr>
-          <w:ilvl w:val="0"/>
-          <w:numId w:val="16"/>
-        </w:numPr>
-        <w:spacing w:after="0" w:afterAutospacing="0"/>
-        <w:ind w:left="720" w:hanging="360"/>
-        <w:rPr>
-          <w:u w:val="none"/>
-        </w:rPr>
-      </w:pPr>
-      <w:r>
-        <w:rPr>
-          <w:rtl w:val="0"/>
-        </w:rPr>
-        <w:t xml:space="preserve">Base de datos Firestore con colecciones normalizadas</w:t>
-      </w:r>
-    </w:p>
-    <w:p>
-      <w:pPr>
-        <w:numPr>
-          <w:ilvl w:val="0"/>
-          <w:numId w:val="16"/>
-        </w:numPr>
-        <w:spacing w:after="0" w:afterAutospacing="0"/>
-        <w:ind w:left="720" w:hanging="360"/>
-        <w:rPr>
-          <w:u w:val="none"/>
-        </w:rPr>
-      </w:pPr>
-      <w:r>
-        <w:rPr>
-          <w:rtl w:val="0"/>
-        </w:rPr>
-        <w:t xml:space="preserve">Sistema de notificaciones push operativo</w:t>
-      </w:r>
-    </w:p>
-    <w:p>
-      <w:pPr>
-        <w:numPr>
-          <w:ilvl w:val="0"/>
-          <w:numId w:val="16"/>
-        </w:numPr>
-        <w:ind w:left="720" w:hanging="360"/>
-        <w:rPr>
-          <w:u w:val="none"/>
-        </w:rPr>
-      </w:pPr>
-      <w:r>
-        <w:rPr>
-          <w:rtl w:val="0"/>
-        </w:rPr>
-        <w:t xml:space="preserve">Autenticación segura mediante Firebase Auth</w:t>
-      </w:r>
-    </w:p>
-    <w:p>
-      <w:pPr>
-        <w:rPr/>
-      </w:pPr>
-      <w:r>
-        <w:rPr>
-          <w:rtl w:val="0"/>
-        </w:rPr>
-      </w:r>
-    </w:p>
-    <w:p>
-      <w:pPr>
-        <w:rPr>
-          <w:b w:val="1"/>
-          <w:bCs w:val="1"/>
-        </w:rPr>
-      </w:pPr>
-      <w:r>
-        <w:rPr>
-          <w:b w:val="1"/>
-          <w:bCs w:val="1"/>
-          <w:rtl w:val="0"/>
-        </w:rPr>
-        <w:t xml:space="preserve">Sistema Administrativo (Mantenedor):</w:t>
-      </w:r>
-    </w:p>
-    <w:p>
-      <w:pPr>
-        <w:numPr>
-          <w:ilvl w:val="0"/>
-          <w:numId w:val="31"/>
-        </w:numPr>
-        <w:spacing w:after="0" w:afterAutospacing="0"/>
-        <w:ind w:left="720" w:hanging="360"/>
-        <w:rPr>
-          <w:u w:val="none"/>
-        </w:rPr>
-      </w:pPr>
-      <w:r>
-        <w:rPr>
-          <w:rtl w:val="0"/>
-        </w:rPr>
-        <w:t xml:space="preserve">Interfaz web para gestión de usuarios y servicios</w:t>
-      </w:r>
-    </w:p>
-    <w:p>
-      <w:pPr>
-        <w:numPr>
-          <w:ilvl w:val="0"/>
-          <w:numId w:val="31"/>
-        </w:numPr>
-        <w:spacing w:after="0" w:afterAutospacing="0"/>
-        <w:ind w:left="720" w:hanging="360"/>
-        <w:rPr>
-          <w:u w:val="none"/>
-        </w:rPr>
-      </w:pPr>
-      <w:r>
-        <w:rPr>
-          <w:rtl w:val="0"/>
-        </w:rPr>
-        <w:t xml:space="preserve">Capacidades CRUD completas para entidades principales</w:t>
-      </w:r>
-    </w:p>
-    <w:p>
-      <w:pPr>
-        <w:numPr>
-          <w:ilvl w:val="0"/>
-          <w:numId w:val="31"/>
-        </w:numPr>
-        <w:spacing w:after="0" w:afterAutospacing="0"/>
-        <w:ind w:left="720" w:hanging="360"/>
-        <w:rPr>
-          <w:u w:val="none"/>
-        </w:rPr>
-      </w:pPr>
-      <w:r>
-        <w:rPr>
-          <w:rtl w:val="0"/>
-        </w:rPr>
-        <w:t xml:space="preserve">Visualización de métricas y reportes básicos</w:t>
-      </w:r>
-    </w:p>
-    <w:p>
-      <w:pPr>
-        <w:numPr>
-          <w:ilvl w:val="0"/>
-          <w:numId w:val="31"/>
-        </w:numPr>
-        <w:ind w:left="720" w:hanging="360"/>
-        <w:rPr>
-          <w:u w:val="none"/>
-        </w:rPr>
-      </w:pPr>
-      <w:r>
-        <w:rPr>
-          <w:rtl w:val="0"/>
-        </w:rPr>
-        <w:t xml:space="preserve">Configuración de parámetros del sistema</w:t>
-      </w:r>
-    </w:p>
-    <w:p>
-      <w:pPr>
-        <w:rPr/>
-      </w:pPr>
-      <w:r>
-        <w:rPr>
-          <w:rtl w:val="0"/>
-        </w:rPr>
-      </w:r>
-    </w:p>
-    <w:p>
-      <w:pPr>
-        <w:rPr>
-          <w:b w:val="1"/>
-          <w:bCs w:val="1"/>
-        </w:rPr>
-      </w:pPr>
-      <w:r>
-        <w:rPr>
-          <w:b w:val="1"/>
-          <w:bCs w:val="1"/>
-          <w:rtl w:val="0"/>
-        </w:rPr>
-        <w:t xml:space="preserve">Integraciones y Conectividad:</w:t>
-      </w:r>
-    </w:p>
-    <w:p>
-      <w:pPr>
-        <w:numPr>
-          <w:ilvl w:val="0"/>
-          <w:numId w:val="24"/>
-        </w:numPr>
-        <w:spacing w:after="0" w:afterAutospacing="0"/>
-        <w:ind w:left="720" w:hanging="360"/>
-        <w:rPr>
-          <w:u w:val="none"/>
-        </w:rPr>
-      </w:pPr>
-      <w:r>
-        <w:rPr>
-          <w:rtl w:val="0"/>
-        </w:rPr>
-        <w:t xml:space="preserve">Conexión estable entre app móvil y backend</w:t>
-      </w:r>
-    </w:p>
-    <w:p>
-      <w:pPr>
-        <w:numPr>
-          <w:ilvl w:val="0"/>
-          <w:numId w:val="24"/>
-        </w:numPr>
-        <w:spacing w:after="0" w:afterAutospacing="0"/>
-        <w:ind w:left="720" w:hanging="360"/>
-        <w:rPr>
-          <w:u w:val="none"/>
-        </w:rPr>
-      </w:pPr>
-      <w:r>
-        <w:rPr>
-          <w:rtl w:val="0"/>
-        </w:rPr>
-        <w:t xml:space="preserve">Sincronización en tiempo real de solicitudes</w:t>
-      </w:r>
-    </w:p>
-    <w:p>
-      <w:pPr>
-        <w:numPr>
-          <w:ilvl w:val="0"/>
-          <w:numId w:val="24"/>
-        </w:numPr>
-        <w:spacing w:after="0" w:afterAutospacing="0"/>
-        <w:ind w:left="720" w:hanging="360"/>
-        <w:rPr>
-          <w:u w:val="none"/>
-        </w:rPr>
-      </w:pPr>
-      <w:r>
-        <w:rPr>
-          <w:rtl w:val="0"/>
-        </w:rPr>
-        <w:t xml:space="preserve">Notificaciones push entregadas consistentemente</w:t>
-      </w:r>
-    </w:p>
-    <w:p>
-      <w:pPr>
-        <w:numPr>
-          <w:ilvl w:val="0"/>
-          <w:numId w:val="24"/>
-        </w:numPr>
-        <w:ind w:left="720" w:hanging="360"/>
-        <w:rPr>
-          <w:u w:val="none"/>
-        </w:rPr>
-      </w:pPr>
-      <w:r>
-        <w:rPr>
-          <w:rtl w:val="0"/>
-        </w:rPr>
-        <w:t xml:space="preserve">Dashboard de monitoreo con Looker Studio</w:t>
-      </w:r>
-    </w:p>
-    <w:p>
-      <w:pPr>
-        <w:rPr/>
-      </w:pPr>
-      <w:r>
-        <w:rPr>
-          <w:rtl w:val="0"/>
-        </w:rPr>
-      </w:r>
-    </w:p>
-    <w:p>
-      <w:pPr>
-        <w:rPr>
-          <w:b w:val="1"/>
-          <w:bCs w:val="1"/>
-        </w:rPr>
-      </w:pPr>
-      <w:r>
-        <w:rPr>
-          <w:b w:val="1"/>
-          <w:bCs w:val="1"/>
-          <w:rtl w:val="0"/>
-        </w:rPr>
-        <w:t xml:space="preserve">Funcionalidades Críticas Validadas:</w:t>
-      </w:r>
-    </w:p>
-    <w:p>
-      <w:pPr>
-        <w:numPr>
-          <w:ilvl w:val="0"/>
-          <w:numId w:val="53"/>
-        </w:numPr>
-        <w:spacing w:after="0" w:afterAutospacing="0"/>
-        <w:ind w:left="720" w:hanging="360"/>
-        <w:rPr>
-          <w:u w:val="none"/>
-        </w:rPr>
-      </w:pPr>
-      <w:r>
-        <w:rPr>
-          <w:rtl w:val="0"/>
-        </w:rPr>
-        <w:t xml:space="preserve">Identificación precisa de ubicación mediante QR</w:t>
-      </w:r>
-    </w:p>
-    <w:p>
-      <w:pPr>
-        <w:numPr>
-          <w:ilvl w:val="0"/>
-          <w:numId w:val="53"/>
-        </w:numPr>
-        <w:spacing w:after="0" w:afterAutospacing="0"/>
-        <w:ind w:left="720" w:hanging="360"/>
-        <w:rPr>
-          <w:u w:val="none"/>
-        </w:rPr>
-      </w:pPr>
-      <w:r>
-        <w:rPr>
-          <w:rtl w:val="0"/>
-        </w:rPr>
-        <w:t xml:space="preserve">Routing inteligente de solicitudes al personal correspondiente</w:t>
-      </w:r>
-    </w:p>
-    <w:p>
-      <w:pPr>
-        <w:numPr>
-          <w:ilvl w:val="0"/>
-          <w:numId w:val="53"/>
-        </w:numPr>
-        <w:spacing w:after="0" w:afterAutospacing="0"/>
-        <w:ind w:left="720" w:hanging="360"/>
-        <w:rPr>
-          <w:u w:val="none"/>
-        </w:rPr>
-      </w:pPr>
-      <w:r>
-        <w:rPr>
-          <w:rtl w:val="0"/>
-        </w:rPr>
-        <w:t xml:space="preserve">Notificación inmediata a dispositivos móviles del personal</w:t>
-      </w:r>
-    </w:p>
-    <w:p>
-      <w:pPr>
-        <w:numPr>
-          <w:ilvl w:val="0"/>
-          <w:numId w:val="53"/>
+          <w:numId w:val="54"/>
         </w:numPr>
         <w:ind w:left="720" w:hanging="360"/>
         <w:rPr>
@@ -10617,7 +10708,7 @@
     <w:sdt>
       <w:sdtPr>
         <w:lock w:val="contentLocked"/>
-        <w:id w:val="-673839816"/>
+        <w:id w:val="323653027"/>
         <w:tag w:val="goog_rdk_0"/>
       </w:sdtPr>
       <w:sdtContent>
@@ -10716,12 +10807,12 @@
                     <wp:inline distB="114300" distT="114300" distL="114300" distR="114300">
                       <wp:extent cx="5486400" cy="7035800"/>
                       <wp:effectExtent b="0" l="0" r="0" t="0"/>
-                      <wp:docPr id="475" name="image22.png"/>
+                      <wp:docPr id="475" name="image23.png"/>
                       <a:graphic>
                         <a:graphicData uri="http://schemas.openxmlformats.org/drawingml/2006/picture">
                           <pic:pic>
                             <pic:nvPicPr>
-                              <pic:cNvPr id="0" name="image22.png"/>
+                              <pic:cNvPr id="0" name="image23.png"/>
                               <pic:cNvPicPr preferRelativeResize="0"/>
                             </pic:nvPicPr>
                             <pic:blipFill>
@@ -10789,7 +10880,7 @@
     <w:sdt>
       <w:sdtPr>
         <w:lock w:val="contentLocked"/>
-        <w:id w:val="-1980373860"/>
+        <w:id w:val="1460366441"/>
         <w:tag w:val="goog_rdk_1"/>
       </w:sdtPr>
       <w:sdtContent>
@@ -10888,12 +10979,12 @@
                     <wp:inline distB="114300" distT="114300" distL="114300" distR="114300">
                       <wp:extent cx="5486400" cy="4991100"/>
                       <wp:effectExtent b="0" l="0" r="0" t="0"/>
-                      <wp:docPr id="480" name="image18.png"/>
+                      <wp:docPr id="480" name="image21.png"/>
                       <a:graphic>
                         <a:graphicData uri="http://schemas.openxmlformats.org/drawingml/2006/picture">
                           <pic:pic>
                             <pic:nvPicPr>
-                              <pic:cNvPr id="0" name="image18.png"/>
+                              <pic:cNvPr id="0" name="image21.png"/>
                               <pic:cNvPicPr preferRelativeResize="0"/>
                             </pic:nvPicPr>
                             <pic:blipFill>
@@ -10946,7 +11037,7 @@
     <w:sdt>
       <w:sdtPr>
         <w:lock w:val="contentLocked"/>
-        <w:id w:val="-381966008"/>
+        <w:id w:val="499268609"/>
         <w:tag w:val="goog_rdk_2"/>
       </w:sdtPr>
       <w:sdtContent>
@@ -11045,12 +11136,12 @@
                     <wp:inline distB="114300" distT="114300" distL="114300" distR="114300">
                       <wp:extent cx="5486400" cy="4508500"/>
                       <wp:effectExtent b="0" l="0" r="0" t="0"/>
-                      <wp:docPr id="462" name="image8.png"/>
+                      <wp:docPr id="462" name="image11.png"/>
                       <a:graphic>
                         <a:graphicData uri="http://schemas.openxmlformats.org/drawingml/2006/picture">
                           <pic:pic>
                             <pic:nvPicPr>
-                              <pic:cNvPr id="0" name="image8.png"/>
+                              <pic:cNvPr id="0" name="image11.png"/>
                               <pic:cNvPicPr preferRelativeResize="0"/>
                             </pic:nvPicPr>
                             <pic:blipFill>
@@ -11103,7 +11194,7 @@
     <w:sdt>
       <w:sdtPr>
         <w:lock w:val="contentLocked"/>
-        <w:id w:val="348892620"/>
+        <w:id w:val="1049953994"/>
         <w:tag w:val="goog_rdk_3"/>
       </w:sdtPr>
       <w:sdtContent>
@@ -11202,12 +11293,12 @@
                     <wp:inline distB="114300" distT="114300" distL="114300" distR="114300">
                       <wp:extent cx="5486400" cy="6311900"/>
                       <wp:effectExtent b="0" l="0" r="0" t="0"/>
-                      <wp:docPr id="457" name="image1.png"/>
+                      <wp:docPr id="457" name="image6.png"/>
                       <a:graphic>
                         <a:graphicData uri="http://schemas.openxmlformats.org/drawingml/2006/picture">
                           <pic:pic>
                             <pic:nvPicPr>
-                              <pic:cNvPr id="0" name="image1.png"/>
+                              <pic:cNvPr id="0" name="image6.png"/>
                               <pic:cNvPicPr preferRelativeResize="0"/>
                             </pic:nvPicPr>
                             <pic:blipFill>
@@ -11260,7 +11351,7 @@
     <w:sdt>
       <w:sdtPr>
         <w:lock w:val="contentLocked"/>
-        <w:id w:val="-1461312931"/>
+        <w:id w:val="-170258073"/>
         <w:tag w:val="goog_rdk_4"/>
       </w:sdtPr>
       <w:sdtContent>
@@ -11359,12 +11450,12 @@
                     <wp:inline distB="114300" distT="114300" distL="114300" distR="114300">
                       <wp:extent cx="5486400" cy="1295400"/>
                       <wp:effectExtent b="0" l="0" r="0" t="0"/>
-                      <wp:docPr id="481" name="image26.png"/>
+                      <wp:docPr id="481" name="image20.png"/>
                       <a:graphic>
                         <a:graphicData uri="http://schemas.openxmlformats.org/drawingml/2006/picture">
                           <pic:pic>
                             <pic:nvPicPr>
-                              <pic:cNvPr id="0" name="image26.png"/>
+                              <pic:cNvPr id="0" name="image20.png"/>
                               <pic:cNvPicPr preferRelativeResize="0"/>
                             </pic:nvPicPr>
                             <pic:blipFill>
@@ -11417,7 +11508,7 @@
     <w:sdt>
       <w:sdtPr>
         <w:lock w:val="contentLocked"/>
-        <w:id w:val="-84570523"/>
+        <w:id w:val="260711999"/>
         <w:tag w:val="goog_rdk_5"/>
       </w:sdtPr>
       <w:sdtContent>
@@ -11516,12 +11607,12 @@
                     <wp:inline distB="114300" distT="114300" distL="114300" distR="114300">
                       <wp:extent cx="5486400" cy="1333500"/>
                       <wp:effectExtent b="0" l="0" r="0" t="0"/>
-                      <wp:docPr id="459" name="image5.png"/>
+                      <wp:docPr id="459" name="image14.png"/>
                       <a:graphic>
                         <a:graphicData uri="http://schemas.openxmlformats.org/drawingml/2006/picture">
                           <pic:pic>
                             <pic:nvPicPr>
-                              <pic:cNvPr id="0" name="image5.png"/>
+                              <pic:cNvPr id="0" name="image14.png"/>
                               <pic:cNvPicPr preferRelativeResize="0"/>
                             </pic:nvPicPr>
                             <pic:blipFill>
@@ -11574,7 +11665,7 @@
     <w:sdt>
       <w:sdtPr>
         <w:lock w:val="contentLocked"/>
-        <w:id w:val="-79351592"/>
+        <w:id w:val="688944121"/>
         <w:tag w:val="goog_rdk_6"/>
       </w:sdtPr>
       <w:sdtContent>
@@ -11673,12 +11764,12 @@
                     <wp:inline distB="114300" distT="114300" distL="114300" distR="114300">
                       <wp:extent cx="5486400" cy="3060700"/>
                       <wp:effectExtent b="0" l="0" r="0" t="0"/>
-                      <wp:docPr id="471" name="image9.png"/>
+                      <wp:docPr id="471" name="image2.png"/>
                       <a:graphic>
                         <a:graphicData uri="http://schemas.openxmlformats.org/drawingml/2006/picture">
                           <pic:pic>
                             <pic:nvPicPr>
-                              <pic:cNvPr id="0" name="image9.png"/>
+                              <pic:cNvPr id="0" name="image2.png"/>
                               <pic:cNvPicPr preferRelativeResize="0"/>
                             </pic:nvPicPr>
                             <pic:blipFill>
@@ -11731,7 +11822,7 @@
     <w:sdt>
       <w:sdtPr>
         <w:lock w:val="contentLocked"/>
-        <w:id w:val="1159399592"/>
+        <w:id w:val="2099809586"/>
         <w:tag w:val="goog_rdk_7"/>
       </w:sdtPr>
       <w:sdtContent>
@@ -11888,7 +11979,7 @@
     <w:sdt>
       <w:sdtPr>
         <w:lock w:val="contentLocked"/>
-        <w:id w:val="723497087"/>
+        <w:id w:val="616806754"/>
         <w:tag w:val="goog_rdk_8"/>
       </w:sdtPr>
       <w:sdtContent>
@@ -12045,7 +12136,7 @@
     <w:sdt>
       <w:sdtPr>
         <w:lock w:val="contentLocked"/>
-        <w:id w:val="-169511705"/>
+        <w:id w:val="-606356330"/>
         <w:tag w:val="goog_rdk_9"/>
       </w:sdtPr>
       <w:sdtContent>
@@ -12144,12 +12235,12 @@
                     <wp:inline distB="114300" distT="114300" distL="114300" distR="114300">
                       <wp:extent cx="5486400" cy="5080000"/>
                       <wp:effectExtent b="0" l="0" r="0" t="0"/>
-                      <wp:docPr id="468" name="image11.png"/>
+                      <wp:docPr id="468" name="image13.png"/>
                       <a:graphic>
                         <a:graphicData uri="http://schemas.openxmlformats.org/drawingml/2006/picture">
                           <pic:pic>
                             <pic:nvPicPr>
-                              <pic:cNvPr id="0" name="image11.png"/>
+                              <pic:cNvPr id="0" name="image13.png"/>
                               <pic:cNvPicPr preferRelativeResize="0"/>
                             </pic:nvPicPr>
                             <pic:blipFill>
@@ -12202,7 +12293,7 @@
     <w:sdt>
       <w:sdtPr>
         <w:lock w:val="contentLocked"/>
-        <w:id w:val="675895308"/>
+        <w:id w:val="256275593"/>
         <w:tag w:val="goog_rdk_10"/>
       </w:sdtPr>
       <w:sdtContent>
@@ -12301,12 +12392,12 @@
                     <wp:inline distB="114300" distT="114300" distL="114300" distR="114300">
                       <wp:extent cx="5153025" cy="4962525"/>
                       <wp:effectExtent b="0" l="0" r="0" t="0"/>
-                      <wp:docPr id="463" name="image24.png"/>
+                      <wp:docPr id="463" name="image1.png"/>
                       <a:graphic>
                         <a:graphicData uri="http://schemas.openxmlformats.org/drawingml/2006/picture">
                           <pic:pic>
                             <pic:nvPicPr>
-                              <pic:cNvPr id="0" name="image24.png"/>
+                              <pic:cNvPr id="0" name="image1.png"/>
                               <pic:cNvPicPr preferRelativeResize="0"/>
                             </pic:nvPicPr>
                             <pic:blipFill>
@@ -12383,7 +12474,7 @@
       <w:pPr>
         <w:numPr>
           <w:ilvl w:val="0"/>
-          <w:numId w:val="59"/>
+          <w:numId w:val="60"/>
         </w:numPr>
         <w:spacing w:after="0" w:afterAutospacing="0"/>
         <w:ind w:left="720" w:hanging="360"/>
@@ -12402,7 +12493,7 @@
       <w:pPr>
         <w:numPr>
           <w:ilvl w:val="0"/>
-          <w:numId w:val="59"/>
+          <w:numId w:val="60"/>
         </w:numPr>
         <w:spacing w:after="0" w:afterAutospacing="0"/>
         <w:ind w:left="720" w:hanging="360"/>
@@ -12421,7 +12512,7 @@
       <w:pPr>
         <w:numPr>
           <w:ilvl w:val="0"/>
-          <w:numId w:val="59"/>
+          <w:numId w:val="60"/>
         </w:numPr>
         <w:spacing w:after="0" w:afterAutospacing="0"/>
         <w:ind w:left="720" w:hanging="360"/>
@@ -12440,7 +12531,7 @@
       <w:pPr>
         <w:numPr>
           <w:ilvl w:val="0"/>
-          <w:numId w:val="59"/>
+          <w:numId w:val="60"/>
         </w:numPr>
         <w:ind w:left="720" w:hanging="360"/>
         <w:rPr>
@@ -12473,12 +12564,12 @@
           <wp:inline distB="114300" distT="114300" distL="114300" distR="114300">
             <wp:extent cx="2371725" cy="3543350"/>
             <wp:effectExtent b="0" l="0" r="0" t="0"/>
-            <wp:docPr id="474" name="image13.png"/>
+            <wp:docPr id="474" name="image18.png"/>
             <a:graphic>
               <a:graphicData uri="http://schemas.openxmlformats.org/drawingml/2006/picture">
                 <pic:pic>
                   <pic:nvPicPr>
-                    <pic:cNvPr id="0" name="image13.png"/>
+                    <pic:cNvPr id="0" name="image18.png"/>
                     <pic:cNvPicPr preferRelativeResize="0"/>
                   </pic:nvPicPr>
                   <pic:blipFill>
@@ -12512,12 +12603,12 @@
           <wp:inline distB="114300" distT="114300" distL="114300" distR="114300">
             <wp:extent cx="2943225" cy="3438575"/>
             <wp:effectExtent b="0" l="0" r="0" t="0"/>
-            <wp:docPr id="470" name="image10.png"/>
+            <wp:docPr id="470" name="image5.png"/>
             <a:graphic>
               <a:graphicData uri="http://schemas.openxmlformats.org/drawingml/2006/picture">
                 <pic:pic>
                   <pic:nvPicPr>
-                    <pic:cNvPr id="0" name="image10.png"/>
+                    <pic:cNvPr id="0" name="image5.png"/>
                     <pic:cNvPicPr preferRelativeResize="0"/>
                   </pic:nvPicPr>
                   <pic:blipFill>
@@ -12566,12 +12657,12 @@
           <wp:inline distB="114300" distT="114300" distL="114300" distR="114300">
             <wp:extent cx="2038350" cy="3133675"/>
             <wp:effectExtent b="0" l="0" r="0" t="0"/>
-            <wp:docPr id="460" name="image3.png"/>
+            <wp:docPr id="460" name="image9.png"/>
             <a:graphic>
               <a:graphicData uri="http://schemas.openxmlformats.org/drawingml/2006/picture">
                 <pic:pic>
                   <pic:nvPicPr>
-                    <pic:cNvPr id="0" name="image3.png"/>
+                    <pic:cNvPr id="0" name="image9.png"/>
                     <pic:cNvPicPr preferRelativeResize="0"/>
                   </pic:nvPicPr>
                   <pic:blipFill>
@@ -12713,12 +12804,12 @@
           <wp:inline distB="114300" distT="114300" distL="114300" distR="114300">
             <wp:extent cx="5486400" cy="2844800"/>
             <wp:effectExtent b="0" l="0" r="0" t="0"/>
-            <wp:docPr id="473" name="image20.png"/>
+            <wp:docPr id="473" name="image17.png"/>
             <a:graphic>
               <a:graphicData uri="http://schemas.openxmlformats.org/drawingml/2006/picture">
                 <pic:pic>
                   <pic:nvPicPr>
-                    <pic:cNvPr id="0" name="image20.png"/>
+                    <pic:cNvPr id="0" name="image17.png"/>
                     <pic:cNvPicPr preferRelativeResize="0"/>
                   </pic:nvPicPr>
                   <pic:blipFill>
@@ -12896,7 +12987,7 @@
     </w:p>
     <w:sdt>
       <w:sdtPr>
-        <w:id w:val="931532368"/>
+        <w:id w:val="-317498669"/>
         <w:tag w:val="goog_rdk_11"/>
       </w:sdtPr>
       <w:sdtContent>
@@ -12948,12 +13039,12 @@
           <wp:inline distB="114300" distT="114300" distL="114300" distR="114300">
             <wp:extent cx="5486400" cy="5613400"/>
             <wp:effectExtent b="0" l="0" r="0" t="0"/>
-            <wp:docPr id="479" name="image25.png"/>
+            <wp:docPr id="479" name="image24.png"/>
             <a:graphic>
               <a:graphicData uri="http://schemas.openxmlformats.org/drawingml/2006/picture">
                 <pic:pic>
                   <pic:nvPicPr>
-                    <pic:cNvPr id="0" name="image25.png"/>
+                    <pic:cNvPr id="0" name="image24.png"/>
                     <pic:cNvPicPr preferRelativeResize="0"/>
                   </pic:nvPicPr>
                   <pic:blipFill>
@@ -12985,7 +13076,7 @@
     </w:p>
     <w:sdt>
       <w:sdtPr>
-        <w:id w:val="-139429237"/>
+        <w:id w:val="1178795780"/>
         <w:tag w:val="goog_rdk_12"/>
       </w:sdtPr>
       <w:sdtContent>
@@ -13037,12 +13128,12 @@
           <wp:inline distB="114300" distT="114300" distL="114300" distR="114300">
             <wp:extent cx="5486400" cy="4064000"/>
             <wp:effectExtent b="0" l="0" r="0" t="0"/>
-            <wp:docPr id="455" name="image2.png"/>
+            <wp:docPr id="455" name="image4.png"/>
             <a:graphic>
               <a:graphicData uri="http://schemas.openxmlformats.org/drawingml/2006/picture">
                 <pic:pic>
                   <pic:nvPicPr>
-                    <pic:cNvPr id="0" name="image2.png"/>
+                    <pic:cNvPr id="0" name="image4.png"/>
                     <pic:cNvPicPr preferRelativeResize="0"/>
                   </pic:nvPicPr>
                   <pic:blipFill>
@@ -13074,7 +13165,7 @@
     </w:p>
     <w:sdt>
       <w:sdtPr>
-        <w:id w:val="1853217046"/>
+        <w:id w:val="-1996605809"/>
         <w:tag w:val="goog_rdk_13"/>
       </w:sdtPr>
       <w:sdtContent>
@@ -13122,12 +13213,12 @@
           <wp:inline distB="114300" distT="114300" distL="114300" distR="114300">
             <wp:extent cx="5486400" cy="2679700"/>
             <wp:effectExtent b="0" l="0" r="0" t="0"/>
-            <wp:docPr id="456" name="image15.png"/>
+            <wp:docPr id="456" name="image3.png"/>
             <a:graphic>
               <a:graphicData uri="http://schemas.openxmlformats.org/drawingml/2006/picture">
                 <pic:pic>
                   <pic:nvPicPr>
-                    <pic:cNvPr id="0" name="image15.png"/>
+                    <pic:cNvPr id="0" name="image3.png"/>
                     <pic:cNvPicPr preferRelativeResize="0"/>
                   </pic:nvPicPr>
                   <pic:blipFill>
@@ -13161,12 +13252,12 @@
           <wp:inline distB="114300" distT="114300" distL="114300" distR="114300">
             <wp:extent cx="5486400" cy="2146300"/>
             <wp:effectExtent b="0" l="0" r="0" t="0"/>
-            <wp:docPr id="472" name="image6.png"/>
+            <wp:docPr id="472" name="image10.png"/>
             <a:graphic>
               <a:graphicData uri="http://schemas.openxmlformats.org/drawingml/2006/picture">
                 <pic:pic>
                   <pic:nvPicPr>
-                    <pic:cNvPr id="0" name="image6.png"/>
+                    <pic:cNvPr id="0" name="image10.png"/>
                     <pic:cNvPicPr preferRelativeResize="0"/>
                   </pic:nvPicPr>
                   <pic:blipFill>
@@ -13198,7 +13289,7 @@
     </w:p>
     <w:sdt>
       <w:sdtPr>
-        <w:id w:val="1652081604"/>
+        <w:id w:val="-2044930732"/>
         <w:tag w:val="goog_rdk_14"/>
       </w:sdtPr>
       <w:sdtContent>
@@ -13246,12 +13337,12 @@
           <wp:inline distB="114300" distT="114300" distL="114300" distR="114300">
             <wp:extent cx="5486400" cy="2819400"/>
             <wp:effectExtent b="0" l="0" r="0" t="0"/>
-            <wp:docPr id="478" name="image17.png"/>
+            <wp:docPr id="478" name="image22.png"/>
             <a:graphic>
               <a:graphicData uri="http://schemas.openxmlformats.org/drawingml/2006/picture">
                 <pic:pic>
                   <pic:nvPicPr>
-                    <pic:cNvPr id="0" name="image17.png"/>
+                    <pic:cNvPr id="0" name="image22.png"/>
                     <pic:cNvPicPr preferRelativeResize="0"/>
                   </pic:nvPicPr>
                   <pic:blipFill>
@@ -13285,12 +13376,12 @@
           <wp:inline distB="114300" distT="114300" distL="114300" distR="114300">
             <wp:extent cx="5486400" cy="2794000"/>
             <wp:effectExtent b="0" l="0" r="0" t="0"/>
-            <wp:docPr id="458" name="image14.png"/>
+            <wp:docPr id="458" name="image8.png"/>
             <a:graphic>
               <a:graphicData uri="http://schemas.openxmlformats.org/drawingml/2006/picture">
                 <pic:pic>
                   <pic:nvPicPr>
-                    <pic:cNvPr id="0" name="image14.png"/>
+                    <pic:cNvPr id="0" name="image8.png"/>
                     <pic:cNvPicPr preferRelativeResize="0"/>
                   </pic:nvPicPr>
                   <pic:blipFill>
@@ -13341,12 +13432,12 @@
           <wp:inline distB="114300" distT="114300" distL="114300" distR="114300">
             <wp:extent cx="5486400" cy="2844800"/>
             <wp:effectExtent b="0" l="0" r="0" t="0"/>
-            <wp:docPr id="469" name="image20.png"/>
+            <wp:docPr id="469" name="image17.png"/>
             <a:graphic>
               <a:graphicData uri="http://schemas.openxmlformats.org/drawingml/2006/picture">
                 <pic:pic>
                   <pic:nvPicPr>
-                    <pic:cNvPr id="0" name="image20.png"/>
+                    <pic:cNvPr id="0" name="image17.png"/>
                     <pic:cNvPicPr preferRelativeResize="0"/>
                   </pic:nvPicPr>
                   <pic:blipFill>
@@ -13604,12 +13695,12 @@
               <wp:extent cx="7381875" cy="635980"/>
               <wp:effectExtent b="0" l="0" r="0" t="0"/>
               <wp:wrapNone/>
-              <wp:docPr id="453" name="image21.png"/>
+              <wp:docPr id="453" name="image25.png"/>
               <a:graphic>
                 <a:graphicData uri="http://schemas.openxmlformats.org/drawingml/2006/picture">
                   <pic:pic>
                     <pic:nvPicPr>
-                      <pic:cNvPr id="0" name="image21.png"/>
+                      <pic:cNvPr id="0" name="image25.png"/>
                       <pic:cNvPicPr preferRelativeResize="0"/>
                     </pic:nvPicPr>
                     <pic:blipFill>
@@ -13655,12 +13746,12 @@
         <wp:inline distB="0" distT="0" distL="0" distR="0">
           <wp:extent cx="1996440" cy="428625"/>
           <wp:effectExtent b="0" l="0" r="0" t="0"/>
-          <wp:docPr descr="http://www.duoc.cl/normasgraficas/normasgraficas/marca-duoc/6logo-fondo-transparente/fondo-transparente.png" id="467" name="image4.png"/>
+          <wp:docPr descr="http://www.duoc.cl/normasgraficas/normasgraficas/marca-duoc/6logo-fondo-transparente/fondo-transparente.png" id="467" name="image15.png"/>
           <a:graphic>
             <a:graphicData uri="http://schemas.openxmlformats.org/drawingml/2006/picture">
               <pic:pic>
                 <pic:nvPicPr>
-                  <pic:cNvPr descr="http://www.duoc.cl/normasgraficas/normasgraficas/marca-duoc/6logo-fondo-transparente/fondo-transparente.png" id="0" name="image4.png"/>
+                  <pic:cNvPr descr="http://www.duoc.cl/normasgraficas/normasgraficas/marca-duoc/6logo-fondo-transparente/fondo-transparente.png" id="0" name="image15.png"/>
                   <pic:cNvPicPr preferRelativeResize="0"/>
                 </pic:nvPicPr>
                 <pic:blipFill>
@@ -13707,12 +13798,12 @@
         <wp:inline distB="0" distT="0" distL="0" distR="0">
           <wp:extent cx="1881188" cy="403112"/>
           <wp:effectExtent b="0" l="0" r="0" t="0"/>
-          <wp:docPr descr="http://www.duoc.cl/normasgraficas/normasgraficas/marca-duoc/6logo-fondo-transparente/fondo-transparente.png" id="465" name="image4.png"/>
+          <wp:docPr descr="http://www.duoc.cl/normasgraficas/normasgraficas/marca-duoc/6logo-fondo-transparente/fondo-transparente.png" id="465" name="image15.png"/>
           <a:graphic>
             <a:graphicData uri="http://schemas.openxmlformats.org/drawingml/2006/picture">
               <pic:pic>
                 <pic:nvPicPr>
-                  <pic:cNvPr descr="http://www.duoc.cl/normasgraficas/normasgraficas/marca-duoc/6logo-fondo-transparente/fondo-transparente.png" id="0" name="image4.png"/>
+                  <pic:cNvPr descr="http://www.duoc.cl/normasgraficas/normasgraficas/marca-duoc/6logo-fondo-transparente/fondo-transparente.png" id="0" name="image15.png"/>
                   <pic:cNvPicPr preferRelativeResize="0"/>
                 </pic:nvPicPr>
                 <pic:blipFill>
@@ -19800,6 +19891,116 @@
   <w:abstractNum w:abstractNumId="56">
     <w:lvl w:ilvl="0">
       <w:start w:val="1"/>
+      <w:numFmt w:val="bullet"/>
+      <w:lvlText w:val="●"/>
+      <w:lvlJc w:val="left"/>
+      <w:pPr>
+        <w:ind w:left="720" w:hanging="360"/>
+      </w:pPr>
+      <w:rPr>
+        <w:u w:val="none"/>
+      </w:rPr>
+    </w:lvl>
+    <w:lvl w:ilvl="1">
+      <w:start w:val="1"/>
+      <w:numFmt w:val="bullet"/>
+      <w:lvlText w:val="○"/>
+      <w:lvlJc w:val="left"/>
+      <w:pPr>
+        <w:ind w:left="1440" w:hanging="360"/>
+      </w:pPr>
+      <w:rPr>
+        <w:u w:val="none"/>
+      </w:rPr>
+    </w:lvl>
+    <w:lvl w:ilvl="2">
+      <w:start w:val="1"/>
+      <w:numFmt w:val="bullet"/>
+      <w:lvlText w:val="■"/>
+      <w:lvlJc w:val="left"/>
+      <w:pPr>
+        <w:ind w:left="2160" w:hanging="360"/>
+      </w:pPr>
+      <w:rPr>
+        <w:u w:val="none"/>
+      </w:rPr>
+    </w:lvl>
+    <w:lvl w:ilvl="3">
+      <w:start w:val="1"/>
+      <w:numFmt w:val="bullet"/>
+      <w:lvlText w:val="●"/>
+      <w:lvlJc w:val="left"/>
+      <w:pPr>
+        <w:ind w:left="2880" w:hanging="360"/>
+      </w:pPr>
+      <w:rPr>
+        <w:u w:val="none"/>
+      </w:rPr>
+    </w:lvl>
+    <w:lvl w:ilvl="4">
+      <w:start w:val="1"/>
+      <w:numFmt w:val="bullet"/>
+      <w:lvlText w:val="○"/>
+      <w:lvlJc w:val="left"/>
+      <w:pPr>
+        <w:ind w:left="3600" w:hanging="360"/>
+      </w:pPr>
+      <w:rPr>
+        <w:u w:val="none"/>
+      </w:rPr>
+    </w:lvl>
+    <w:lvl w:ilvl="5">
+      <w:start w:val="1"/>
+      <w:numFmt w:val="bullet"/>
+      <w:lvlText w:val="■"/>
+      <w:lvlJc w:val="left"/>
+      <w:pPr>
+        <w:ind w:left="4320" w:hanging="360"/>
+      </w:pPr>
+      <w:rPr>
+        <w:u w:val="none"/>
+      </w:rPr>
+    </w:lvl>
+    <w:lvl w:ilvl="6">
+      <w:start w:val="1"/>
+      <w:numFmt w:val="bullet"/>
+      <w:lvlText w:val="●"/>
+      <w:lvlJc w:val="left"/>
+      <w:pPr>
+        <w:ind w:left="5040" w:hanging="360"/>
+      </w:pPr>
+      <w:rPr>
+        <w:u w:val="none"/>
+      </w:rPr>
+    </w:lvl>
+    <w:lvl w:ilvl="7">
+      <w:start w:val="1"/>
+      <w:numFmt w:val="bullet"/>
+      <w:lvlText w:val="○"/>
+      <w:lvlJc w:val="left"/>
+      <w:pPr>
+        <w:ind w:left="5760" w:hanging="360"/>
+      </w:pPr>
+      <w:rPr>
+        <w:u w:val="none"/>
+      </w:rPr>
+    </w:lvl>
+    <w:lvl w:ilvl="8">
+      <w:start w:val="1"/>
+      <w:numFmt w:val="bullet"/>
+      <w:lvlText w:val="■"/>
+      <w:lvlJc w:val="left"/>
+      <w:pPr>
+        <w:ind w:left="6480" w:hanging="360"/>
+      </w:pPr>
+      <w:rPr>
+        <w:u w:val="none"/>
+      </w:rPr>
+    </w:lvl>
+  </w:abstractNum>
+  <w:abstractNum w:abstractNumId="57">
+    <w:lvl w:ilvl="0">
+      <w:start w:val="1"/>
       <w:numFmt w:val="decimal"/>
       <w:lvlText w:val="%1."/>
       <w:lvlJc w:val="left"/>
@@ -19907,116 +20108,6 @@
       </w:rPr>
     </w:lvl>
   </w:abstractNum>
-  <w:abstractNum w:abstractNumId="57">
-    <w:lvl w:ilvl="0">
-      <w:start w:val="1"/>
-      <w:numFmt w:val="bullet"/>
-      <w:lvlText w:val="●"/>
-      <w:lvlJc w:val="left"/>
-      <w:pPr>
-        <w:ind w:left="720" w:hanging="360"/>
-      </w:pPr>
-      <w:rPr>
-        <w:u w:val="none"/>
-      </w:rPr>
-    </w:lvl>
-    <w:lvl w:ilvl="1">
-      <w:start w:val="1"/>
-      <w:numFmt w:val="bullet"/>
-      <w:lvlText w:val="○"/>
-      <w:lvlJc w:val="left"/>
-      <w:pPr>
-        <w:ind w:left="1440" w:hanging="360"/>
-      </w:pPr>
-      <w:rPr>
-        <w:u w:val="none"/>
-      </w:rPr>
-    </w:lvl>
-    <w:lvl w:ilvl="2">
-      <w:start w:val="1"/>
-      <w:numFmt w:val="bullet"/>
-      <w:lvlText w:val="■"/>
-      <w:lvlJc w:val="left"/>
-      <w:pPr>
-        <w:ind w:left="2160" w:hanging="360"/>
-      </w:pPr>
-      <w:rPr>
-        <w:u w:val="none"/>
-      </w:rPr>
-    </w:lvl>
-    <w:lvl w:ilvl="3">
-      <w:start w:val="1"/>
-      <w:numFmt w:val="bullet"/>
-      <w:lvlText w:val="●"/>
-      <w:lvlJc w:val="left"/>
-      <w:pPr>
-        <w:ind w:left="2880" w:hanging="360"/>
-      </w:pPr>
-      <w:rPr>
-        <w:u w:val="none"/>
-      </w:rPr>
-    </w:lvl>
-    <w:lvl w:ilvl="4">
-      <w:start w:val="1"/>
-      <w:numFmt w:val="bullet"/>
-      <w:lvlText w:val="○"/>
-      <w:lvlJc w:val="left"/>
-      <w:pPr>
-        <w:ind w:left="3600" w:hanging="360"/>
-      </w:pPr>
-      <w:rPr>
-        <w:u w:val="none"/>
-      </w:rPr>
-    </w:lvl>
-    <w:lvl w:ilvl="5">
-      <w:start w:val="1"/>
-      <w:numFmt w:val="bullet"/>
-      <w:lvlText w:val="■"/>
-      <w:lvlJc w:val="left"/>
-      <w:pPr>
-        <w:ind w:left="4320" w:hanging="360"/>
-      </w:pPr>
-      <w:rPr>
-        <w:u w:val="none"/>
-      </w:rPr>
-    </w:lvl>
-    <w:lvl w:ilvl="6">
-      <w:start w:val="1"/>
-      <w:numFmt w:val="bullet"/>
-      <w:lvlText w:val="●"/>
-      <w:lvlJc w:val="left"/>
-      <w:pPr>
-        <w:ind w:left="5040" w:hanging="360"/>
-      </w:pPr>
-      <w:rPr>
-        <w:u w:val="none"/>
-      </w:rPr>
-    </w:lvl>
-    <w:lvl w:ilvl="7">
-      <w:start w:val="1"/>
-      <w:numFmt w:val="bullet"/>
-      <w:lvlText w:val="○"/>
-      <w:lvlJc w:val="left"/>
-      <w:pPr>
-        <w:ind w:left="5760" w:hanging="360"/>
-      </w:pPr>
-      <w:rPr>
-        <w:u w:val="none"/>
-      </w:rPr>
-    </w:lvl>
-    <w:lvl w:ilvl="8">
-      <w:start w:val="1"/>
-      <w:numFmt w:val="bullet"/>
-      <w:lvlText w:val="■"/>
-      <w:lvlJc w:val="left"/>
-      <w:pPr>
-        <w:ind w:left="6480" w:hanging="360"/>
-      </w:pPr>
-      <w:rPr>
-        <w:u w:val="none"/>
-      </w:rPr>
-    </w:lvl>
-  </w:abstractNum>
   <w:abstractNum w:abstractNumId="58">
     <w:lvl w:ilvl="0">
       <w:start w:val="1"/>
@@ -20238,6 +20329,116 @@
     </w:lvl>
   </w:abstractNum>
   <w:abstractNum w:abstractNumId="60">
+    <w:lvl w:ilvl="0">
+      <w:start w:val="1"/>
+      <w:numFmt w:val="bullet"/>
+      <w:lvlText w:val="●"/>
+      <w:lvlJc w:val="left"/>
+      <w:pPr>
+        <w:ind w:left="720" w:hanging="360"/>
+      </w:pPr>
+      <w:rPr>
+        <w:u w:val="none"/>
+      </w:rPr>
+    </w:lvl>
+    <w:lvl w:ilvl="1">
+      <w:start w:val="1"/>
+      <w:numFmt w:val="bullet"/>
+      <w:lvlText w:val="○"/>
+      <w:lvlJc w:val="left"/>
+      <w:pPr>
+        <w:ind w:left="1440" w:hanging="360"/>
+      </w:pPr>
+      <w:rPr>
+        <w:u w:val="none"/>
+      </w:rPr>
+    </w:lvl>
+    <w:lvl w:ilvl="2">
+      <w:start w:val="1"/>
+      <w:numFmt w:val="bullet"/>
+      <w:lvlText w:val="■"/>
+      <w:lvlJc w:val="left"/>
+      <w:pPr>
+        <w:ind w:left="2160" w:hanging="360"/>
+      </w:pPr>
+      <w:rPr>
+        <w:u w:val="none"/>
+      </w:rPr>
+    </w:lvl>
+    <w:lvl w:ilvl="3">
+      <w:start w:val="1"/>
+      <w:numFmt w:val="bullet"/>
+      <w:lvlText w:val="●"/>
+      <w:lvlJc w:val="left"/>
+      <w:pPr>
+        <w:ind w:left="2880" w:hanging="360"/>
+      </w:pPr>
+      <w:rPr>
+        <w:u w:val="none"/>
+      </w:rPr>
+    </w:lvl>
+    <w:lvl w:ilvl="4">
+      <w:start w:val="1"/>
+      <w:numFmt w:val="bullet"/>
+      <w:lvlText w:val="○"/>
+      <w:lvlJc w:val="left"/>
+      <w:pPr>
+        <w:ind w:left="3600" w:hanging="360"/>
+      </w:pPr>
+      <w:rPr>
+        <w:u w:val="none"/>
+      </w:rPr>
+    </w:lvl>
+    <w:lvl w:ilvl="5">
+      <w:start w:val="1"/>
+      <w:numFmt w:val="bullet"/>
+      <w:lvlText w:val="■"/>
+      <w:lvlJc w:val="left"/>
+      <w:pPr>
+        <w:ind w:left="4320" w:hanging="360"/>
+      </w:pPr>
+      <w:rPr>
+        <w:u w:val="none"/>
+      </w:rPr>
+    </w:lvl>
+    <w:lvl w:ilvl="6">
+      <w:start w:val="1"/>
+      <w:numFmt w:val="bullet"/>
+      <w:lvlText w:val="●"/>
+      <w:lvlJc w:val="left"/>
+      <w:pPr>
+        <w:ind w:left="5040" w:hanging="360"/>
+      </w:pPr>
+      <w:rPr>
+        <w:u w:val="none"/>
+      </w:rPr>
+    </w:lvl>
+    <w:lvl w:ilvl="7">
+      <w:start w:val="1"/>
+      <w:numFmt w:val="bullet"/>
+      <w:lvlText w:val="○"/>
+      <w:lvlJc w:val="left"/>
+      <w:pPr>
+        <w:ind w:left="5760" w:hanging="360"/>
+      </w:pPr>
+      <w:rPr>
+        <w:u w:val="none"/>
+      </w:rPr>
+    </w:lvl>
+    <w:lvl w:ilvl="8">
+      <w:start w:val="1"/>
+      <w:numFmt w:val="bullet"/>
+      <w:lvlText w:val="■"/>
+      <w:lvlJc w:val="left"/>
+      <w:pPr>
+        <w:ind w:left="6480" w:hanging="360"/>
+      </w:pPr>
+      <w:rPr>
+        <w:u w:val="none"/>
+      </w:rPr>
+    </w:lvl>
+  </w:abstractNum>
+  <w:abstractNum w:abstractNumId="61">
     <w:lvl w:ilvl="0">
       <w:start w:val="1"/>
       <w:numFmt w:val="bullet"/>
@@ -20526,6 +20727,9 @@
   </w:num>
   <w:num w:numId="60">
     <w:abstractNumId w:val="60"/>
+  </w:num>
+  <w:num w:numId="61">
+    <w:abstractNumId w:val="61"/>
   </w:num>
 </w:numbering>
 </file>
